--- a/01-电源电路/02-开关电源/全桥/移相全桥PSFB电路/移相全桥PSFB电路.docx
+++ b/01-电源电路/02-开关电源/全桥/移相全桥PSFB电路/移相全桥PSFB电路.docx
@@ -3723,6 +3723,20 @@
     </w:p>
     <w:bookmarkEnd w:id="26"/>
     <w:bookmarkEnd w:id="27"/>
+    <w:p>
+      <w:pPr>
+        <w:spacing w:before="360"/>
+        <w:jc w:val="center"/>
+      </w:pPr>
+      <w:r>
+        <w:rPr>
+          <w:rFonts w:ascii="Times New Roman" w:hAnsi="Times New Roman"/>
+          <w:color w:val="555555"/>
+          <w:sz w:val="21"/>
+        </w:rPr>
+        <w:t>材料收集者：杜文杰</w:t>
+      </w:r>
+    </w:p>
     <w:sectPr>
       <w:headerReference r:id="rId9" w:type="default"/>
       <w:footerReference r:id="rId10" w:type="default"/>

--- a/01-电源电路/02-开关电源/全桥/移相全桥PSFB电路/移相全桥PSFB电路.docx
+++ b/01-电源电路/02-开关电源/全桥/移相全桥PSFB电路/移相全桥PSFB电路.docx
@@ -1,6 +1,6 @@
 
 <file path=word/document.xml><?xml version="1.0" encoding="utf-8"?>
-<w:document xmlns:w="http://schemas.openxmlformats.org/wordprocessingml/2006/main" xmlns:m="http://schemas.openxmlformats.org/officeDocument/2006/math" xmlns:r="http://schemas.openxmlformats.org/officeDocument/2006/relationships" xmlns:o="urn:schemas-microsoft-com:office:office" xmlns:v="urn:schemas-microsoft-com:vml" xmlns:w10="urn:schemas-microsoft-com:office:word" xmlns:a="http://schemas.openxmlformats.org/drawingml/2006/main" xmlns:pic="http://schemas.openxmlformats.org/drawingml/2006/picture" xmlns:wp="http://schemas.openxmlformats.org/drawingml/2006/wordprocessingDrawing">
+<w:document xmlns:m="http://schemas.openxmlformats.org/officeDocument/2006/math" xmlns:r="http://schemas.openxmlformats.org/officeDocument/2006/relationships" xmlns:w="http://schemas.openxmlformats.org/wordprocessingml/2006/main" xmlns:o="urn:schemas-microsoft-com:office:office" xmlns:v="urn:schemas-microsoft-com:vml" xmlns:w10="urn:schemas-microsoft-com:office:word" xmlns:a="http://schemas.openxmlformats.org/drawingml/2006/main" xmlns:pic="http://schemas.openxmlformats.org/drawingml/2006/picture" xmlns:wp="http://schemas.openxmlformats.org/drawingml/2006/wordprocessingDrawing">
   <w:body>
     <w:bookmarkStart w:id="27" w:name="移相全桥-psfb-电路"/>
     <w:p>
@@ -9,16 +9,19 @@
       </w:pPr>
       <w:r>
         <w:rPr>
-          <w:rFonts w:hint="eastAsia"/>
+          <w:rFonts w:hint="eastAsia" w:eastAsia="黑体"/>
         </w:rPr>
         <w:t xml:space="preserve">移相全桥</w:t>
       </w:r>
       <w:r>
+        <w:rPr>
+          <w:rFonts w:eastAsia="黑体"/>
+        </w:rPr>
         <w:t xml:space="preserve"> PSFB </w:t>
       </w:r>
       <w:r>
         <w:rPr>
-          <w:rFonts w:hint="eastAsia"/>
+          <w:rFonts w:hint="eastAsia" w:eastAsia="黑体"/>
         </w:rPr>
         <w:t xml:space="preserve">电路</w:t>
       </w:r>
@@ -30,7 +33,7 @@
       </w:pPr>
       <w:r>
         <w:rPr>
-          <w:rFonts w:hint="eastAsia"/>
+          <w:rFonts w:hint="eastAsia" w:eastAsia="黑体"/>
         </w:rPr>
         <w:t xml:space="preserve">拓扑描述</w:t>
       </w:r>
@@ -41,25 +44,31 @@
       </w:pPr>
       <w:r>
         <w:rPr>
-          <w:rFonts w:hint="eastAsia"/>
+          <w:rFonts w:hint="eastAsia" w:eastAsia="黑体"/>
         </w:rPr>
         <w:t xml:space="preserve">移相全桥（Phase-Shifted</w:t>
       </w:r>
       <w:r>
+        <w:rPr>
+          <w:rFonts w:eastAsia="黑体"/>
+        </w:rPr>
         <w:t xml:space="preserve"> </w:t>
       </w:r>
       <w:r>
         <w:rPr>
-          <w:rFonts w:hint="eastAsia"/>
+          <w:rFonts w:hint="eastAsia" w:eastAsia="黑体"/>
         </w:rPr>
         <w:t xml:space="preserve">Full-Bridge）由</w:t>
       </w:r>
       <w:r>
+        <w:rPr>
+          <w:rFonts w:eastAsia="黑体"/>
+        </w:rPr>
         <w:t xml:space="preserve"> </w:t>
       </w:r>
       <w:r>
         <w:rPr>
-          <w:rFonts w:hint="eastAsia"/>
+          <w:rFonts w:hint="eastAsia" w:eastAsia="黑体"/>
           <w:b/>
           <w:bCs/>
         </w:rPr>
@@ -81,6 +90,7 @@
       </m:oMath>
       <w:r>
         <w:rPr>
+          <w:rFonts w:eastAsia="黑体"/>
           <w:b/>
           <w:bCs/>
         </w:rPr>
@@ -102,18 +112,21 @@
       </m:oMath>
       <w:r>
         <w:rPr>
-          <w:rFonts w:hint="eastAsia"/>
+          <w:rFonts w:hint="eastAsia" w:eastAsia="黑体"/>
           <w:b/>
           <w:bCs/>
         </w:rPr>
         <w:t xml:space="preserve">）组成的全桥</w:t>
       </w:r>
       <w:r>
+        <w:rPr>
+          <w:rFonts w:eastAsia="黑体"/>
+        </w:rPr>
         <w:t xml:space="preserve">、</w:t>
       </w:r>
       <w:r>
         <w:rPr>
-          <w:rFonts w:hint="eastAsia"/>
+          <w:rFonts w:hint="eastAsia" w:eastAsia="黑体"/>
           <w:b/>
           <w:bCs/>
         </w:rPr>
@@ -121,6 +134,7 @@
       </w:r>
       <w:r>
         <w:rPr>
+          <w:rFonts w:eastAsia="黑体"/>
           <w:b/>
           <w:bCs/>
         </w:rPr>
@@ -133,16 +147,19 @@
       </m:oMath>
       <w:r>
         <w:rPr>
-          <w:rFonts w:hint="eastAsia"/>
+          <w:rFonts w:hint="eastAsia" w:eastAsia="黑体"/>
         </w:rPr>
         <w:t xml:space="preserve">、变压器原边的</w:t>
       </w:r>
       <w:r>
+        <w:rPr>
+          <w:rFonts w:eastAsia="黑体"/>
+        </w:rPr>
         <w:t xml:space="preserve"> </w:t>
       </w:r>
       <w:r>
         <w:rPr>
-          <w:rFonts w:hint="eastAsia"/>
+          <w:rFonts w:hint="eastAsia" w:eastAsia="黑体"/>
           <w:b/>
           <w:bCs/>
         </w:rPr>
@@ -150,6 +167,7 @@
       </w:r>
       <w:r>
         <w:rPr>
+          <w:rFonts w:eastAsia="黑体"/>
           <w:b/>
           <w:bCs/>
         </w:rPr>
@@ -171,7 +189,7 @@
       </m:oMath>
       <w:r>
         <w:rPr>
-          <w:rFonts w:hint="eastAsia"/>
+          <w:rFonts w:hint="eastAsia" w:eastAsia="黑体"/>
         </w:rPr>
         <w:t xml:space="preserve">、以及副边的整流与输出滤波（</w:t>
       </w:r>
@@ -190,6 +208,9 @@
         </m:sSub>
       </m:oMath>
       <w:r>
+        <w:rPr>
+          <w:rFonts w:eastAsia="黑体"/>
+        </w:rPr>
         <w:t xml:space="preserve">、</w:t>
       </w:r>
       <m:oMath>
@@ -208,13 +229,13 @@
       </m:oMath>
       <w:r>
         <w:rPr>
-          <w:rFonts w:hint="eastAsia"/>
+          <w:rFonts w:hint="eastAsia" w:eastAsia="黑体"/>
         </w:rPr>
         <w:t xml:space="preserve">）构成。电路关键节点：</w:t>
       </w:r>
       <w:r>
         <w:rPr>
-          <w:rFonts w:hint="eastAsia"/>
+          <w:rFonts w:hint="eastAsia" w:eastAsia="黑体"/>
           <w:b/>
           <w:bCs/>
         </w:rPr>
@@ -222,6 +243,7 @@
       </w:r>
       <w:r>
         <w:rPr>
+          <w:rFonts w:eastAsia="黑体"/>
           <w:b/>
           <w:bCs/>
         </w:rPr>
@@ -229,7 +251,7 @@
       </w:r>
       <w:r>
         <w:rPr>
-          <w:rFonts w:hint="eastAsia"/>
+          <w:rFonts w:hint="eastAsia" w:eastAsia="黑体"/>
           <w:b/>
           <w:bCs/>
         </w:rPr>
@@ -237,6 +259,7 @@
       </w:r>
       <w:r>
         <w:rPr>
+          <w:rFonts w:eastAsia="黑体"/>
           <w:b/>
           <w:bCs/>
         </w:rPr>
@@ -267,7 +290,7 @@
       </m:oMath>
       <w:r>
         <w:rPr>
-          <w:rFonts w:hint="eastAsia"/>
+          <w:rFonts w:hint="eastAsia" w:eastAsia="黑体"/>
         </w:rPr>
         <w:t xml:space="preserve">（</w:t>
       </w:r>
@@ -286,15 +309,21 @@
         </m:sSub>
       </m:oMath>
       <w:r>
+        <w:rPr>
+          <w:rFonts w:eastAsia="黑体"/>
+        </w:rPr>
         <w:t xml:space="preserve"> </w:t>
       </w:r>
       <w:r>
         <w:rPr>
-          <w:rFonts w:hint="eastAsia"/>
+          <w:rFonts w:hint="eastAsia" w:eastAsia="黑体"/>
         </w:rPr>
         <w:t xml:space="preserve">与</w:t>
       </w:r>
       <w:r>
+        <w:rPr>
+          <w:rFonts w:eastAsia="黑体"/>
+        </w:rPr>
         <w:t xml:space="preserve"> </w:t>
       </w:r>
       <m:oMath>
@@ -312,17 +341,20 @@
         </m:sSub>
       </m:oMath>
       <w:r>
+        <w:rPr>
+          <w:rFonts w:eastAsia="黑体"/>
+        </w:rPr>
         <w:t xml:space="preserve"> </w:t>
       </w:r>
       <w:r>
         <w:rPr>
-          <w:rFonts w:hint="eastAsia"/>
+          <w:rFonts w:hint="eastAsia" w:eastAsia="黑体"/>
         </w:rPr>
         <w:t xml:space="preserve">的漏极相连）；</w:t>
       </w:r>
       <w:r>
         <w:rPr>
-          <w:rFonts w:hint="eastAsia"/>
+          <w:rFonts w:hint="eastAsia" w:eastAsia="黑体"/>
           <w:b/>
           <w:bCs/>
         </w:rPr>
@@ -330,6 +362,7 @@
       </w:r>
       <w:r>
         <w:rPr>
+          <w:rFonts w:eastAsia="黑体"/>
           <w:b/>
           <w:bCs/>
         </w:rPr>
@@ -337,7 +370,7 @@
       </w:r>
       <w:r>
         <w:rPr>
-          <w:rFonts w:hint="eastAsia"/>
+          <w:rFonts w:hint="eastAsia" w:eastAsia="黑体"/>
           <w:b/>
           <w:bCs/>
         </w:rPr>
@@ -345,6 +378,7 @@
       </w:r>
       <w:r>
         <w:rPr>
+          <w:rFonts w:eastAsia="黑体"/>
           <w:b/>
           <w:bCs/>
         </w:rPr>
@@ -352,7 +386,7 @@
       </w:r>
       <w:r>
         <w:rPr>
-          <w:rFonts w:hint="eastAsia"/>
+          <w:rFonts w:hint="eastAsia" w:eastAsia="黑体"/>
         </w:rPr>
         <w:t xml:space="preserve">（</w:t>
       </w:r>
@@ -371,11 +405,14 @@
         </m:sSub>
       </m:oMath>
       <w:r>
+        <w:rPr>
+          <w:rFonts w:eastAsia="黑体"/>
+        </w:rPr>
         <w:t xml:space="preserve"> </w:t>
       </w:r>
       <w:r>
         <w:rPr>
-          <w:rFonts w:hint="eastAsia"/>
+          <w:rFonts w:hint="eastAsia" w:eastAsia="黑体"/>
         </w:rPr>
         <w:t xml:space="preserve">源极、</w:t>
       </w:r>
@@ -394,11 +431,14 @@
         </m:sSub>
       </m:oMath>
       <w:r>
+        <w:rPr>
+          <w:rFonts w:eastAsia="黑体"/>
+        </w:rPr>
         <w:t xml:space="preserve"> </w:t>
       </w:r>
       <w:r>
         <w:rPr>
-          <w:rFonts w:hint="eastAsia"/>
+          <w:rFonts w:hint="eastAsia" w:eastAsia="黑体"/>
         </w:rPr>
         <w:t xml:space="preserve">漏极、</w:t>
       </w:r>
@@ -417,17 +457,20 @@
         </m:sSub>
       </m:oMath>
       <w:r>
+        <w:rPr>
+          <w:rFonts w:eastAsia="黑体"/>
+        </w:rPr>
         <w:t xml:space="preserve"> </w:t>
       </w:r>
       <w:r>
         <w:rPr>
-          <w:rFonts w:hint="eastAsia"/>
+          <w:rFonts w:hint="eastAsia" w:eastAsia="黑体"/>
         </w:rPr>
         <w:t xml:space="preserve">一端相连）；</w:t>
       </w:r>
       <w:r>
         <w:rPr>
-          <w:rFonts w:hint="eastAsia"/>
+          <w:rFonts w:hint="eastAsia" w:eastAsia="黑体"/>
           <w:b/>
           <w:bCs/>
         </w:rPr>
@@ -435,6 +478,7 @@
       </w:r>
       <w:r>
         <w:rPr>
+          <w:rFonts w:eastAsia="黑体"/>
           <w:b/>
           <w:bCs/>
         </w:rPr>
@@ -442,7 +486,7 @@
       </w:r>
       <w:r>
         <w:rPr>
-          <w:rFonts w:hint="eastAsia"/>
+          <w:rFonts w:hint="eastAsia" w:eastAsia="黑体"/>
           <w:b/>
           <w:bCs/>
         </w:rPr>
@@ -450,6 +494,7 @@
       </w:r>
       <w:r>
         <w:rPr>
+          <w:rFonts w:eastAsia="黑体"/>
           <w:b/>
           <w:bCs/>
         </w:rPr>
@@ -457,7 +502,7 @@
       </w:r>
       <w:r>
         <w:rPr>
-          <w:rFonts w:hint="eastAsia"/>
+          <w:rFonts w:hint="eastAsia" w:eastAsia="黑体"/>
         </w:rPr>
         <w:t xml:space="preserve">（</w:t>
       </w:r>
@@ -476,11 +521,14 @@
         </m:sSub>
       </m:oMath>
       <w:r>
+        <w:rPr>
+          <w:rFonts w:eastAsia="黑体"/>
+        </w:rPr>
         <w:t xml:space="preserve"> </w:t>
       </w:r>
       <w:r>
         <w:rPr>
-          <w:rFonts w:hint="eastAsia"/>
+          <w:rFonts w:hint="eastAsia" w:eastAsia="黑体"/>
         </w:rPr>
         <w:t xml:space="preserve">源极、</w:t>
       </w:r>
@@ -499,17 +547,20 @@
         </m:sSub>
       </m:oMath>
       <w:r>
+        <w:rPr>
+          <w:rFonts w:eastAsia="黑体"/>
+        </w:rPr>
         <w:t xml:space="preserve"> </w:t>
       </w:r>
       <w:r>
         <w:rPr>
-          <w:rFonts w:hint="eastAsia"/>
+          <w:rFonts w:hint="eastAsia" w:eastAsia="黑体"/>
         </w:rPr>
         <w:t xml:space="preserve">漏极、变压器初级一端相连）；</w:t>
       </w:r>
       <w:r>
         <w:rPr>
-          <w:rFonts w:hint="eastAsia"/>
+          <w:rFonts w:hint="eastAsia" w:eastAsia="黑体"/>
           <w:b/>
           <w:bCs/>
         </w:rPr>
@@ -517,6 +568,7 @@
       </w:r>
       <w:r>
         <w:rPr>
+          <w:rFonts w:eastAsia="黑体"/>
           <w:b/>
           <w:bCs/>
         </w:rPr>
@@ -524,7 +576,7 @@
       </w:r>
       <w:r>
         <w:rPr>
-          <w:rFonts w:hint="eastAsia"/>
+          <w:rFonts w:hint="eastAsia" w:eastAsia="黑体"/>
           <w:b/>
           <w:bCs/>
         </w:rPr>
@@ -532,6 +584,7 @@
       </w:r>
       <w:r>
         <w:rPr>
+          <w:rFonts w:eastAsia="黑体"/>
           <w:b/>
           <w:bCs/>
         </w:rPr>
@@ -539,7 +592,7 @@
       </w:r>
       <w:r>
         <w:rPr>
-          <w:rFonts w:hint="eastAsia"/>
+          <w:rFonts w:hint="eastAsia" w:eastAsia="黑体"/>
         </w:rPr>
         <w:t xml:space="preserve">（</w:t>
       </w:r>
@@ -558,17 +611,20 @@
         </m:sSub>
       </m:oMath>
       <w:r>
+        <w:rPr>
+          <w:rFonts w:eastAsia="黑体"/>
+        </w:rPr>
         <w:t xml:space="preserve"> </w:t>
       </w:r>
       <w:r>
         <w:rPr>
-          <w:rFonts w:hint="eastAsia"/>
+          <w:rFonts w:hint="eastAsia" w:eastAsia="黑体"/>
         </w:rPr>
         <w:t xml:space="preserve">另一端、变压器初级另一端相连）；</w:t>
       </w:r>
       <w:r>
         <w:rPr>
-          <w:rFonts w:hint="eastAsia"/>
+          <w:rFonts w:hint="eastAsia" w:eastAsia="黑体"/>
           <w:b/>
           <w:bCs/>
         </w:rPr>
@@ -576,6 +632,7 @@
       </w:r>
       <w:r>
         <w:rPr>
+          <w:rFonts w:eastAsia="黑体"/>
           <w:b/>
           <w:bCs/>
         </w:rPr>
@@ -583,7 +640,7 @@
       </w:r>
       <w:r>
         <w:rPr>
-          <w:rFonts w:hint="eastAsia"/>
+          <w:rFonts w:hint="eastAsia" w:eastAsia="黑体"/>
           <w:b/>
           <w:bCs/>
         </w:rPr>
@@ -591,6 +648,7 @@
       </w:r>
       <w:r>
         <w:rPr>
+          <w:rFonts w:eastAsia="黑体"/>
           <w:b/>
           <w:bCs/>
         </w:rPr>
@@ -598,7 +656,7 @@
       </w:r>
       <w:r>
         <w:rPr>
-          <w:rFonts w:hint="eastAsia"/>
+          <w:rFonts w:hint="eastAsia" w:eastAsia="黑体"/>
         </w:rPr>
         <w:t xml:space="preserve">（</w:t>
       </w:r>
@@ -617,15 +675,21 @@
         </m:sSub>
       </m:oMath>
       <w:r>
+        <w:rPr>
+          <w:rFonts w:eastAsia="黑体"/>
+        </w:rPr>
         <w:t xml:space="preserve"> </w:t>
       </w:r>
       <w:r>
         <w:rPr>
-          <w:rFonts w:hint="eastAsia"/>
+          <w:rFonts w:hint="eastAsia" w:eastAsia="黑体"/>
         </w:rPr>
         <w:t xml:space="preserve">与</w:t>
       </w:r>
       <w:r>
+        <w:rPr>
+          <w:rFonts w:eastAsia="黑体"/>
+        </w:rPr>
         <w:t xml:space="preserve"> </w:t>
       </w:r>
       <m:oMath>
@@ -643,17 +707,20 @@
         </m:sSub>
       </m:oMath>
       <w:r>
+        <w:rPr>
+          <w:rFonts w:eastAsia="黑体"/>
+        </w:rPr>
         <w:t xml:space="preserve"> </w:t>
       </w:r>
       <w:r>
         <w:rPr>
-          <w:rFonts w:hint="eastAsia"/>
+          <w:rFonts w:hint="eastAsia" w:eastAsia="黑体"/>
         </w:rPr>
         <w:t xml:space="preserve">的源极相连）；</w:t>
       </w:r>
       <w:r>
         <w:rPr>
-          <w:rFonts w:hint="eastAsia"/>
+          <w:rFonts w:hint="eastAsia" w:eastAsia="黑体"/>
           <w:b/>
           <w:bCs/>
         </w:rPr>
@@ -661,6 +728,7 @@
       </w:r>
       <w:r>
         <w:rPr>
+          <w:rFonts w:eastAsia="黑体"/>
           <w:b/>
           <w:bCs/>
         </w:rPr>
@@ -668,7 +736,7 @@
       </w:r>
       <w:r>
         <w:rPr>
-          <w:rFonts w:hint="eastAsia"/>
+          <w:rFonts w:hint="eastAsia" w:eastAsia="黑体"/>
           <w:b/>
           <w:bCs/>
         </w:rPr>
@@ -676,6 +744,7 @@
       </w:r>
       <w:r>
         <w:rPr>
+          <w:rFonts w:eastAsia="黑体"/>
           <w:b/>
           <w:bCs/>
         </w:rPr>
@@ -703,7 +772,7 @@
       </m:oMath>
       <w:r>
         <w:rPr>
-          <w:rFonts w:hint="eastAsia"/>
+          <w:rFonts w:hint="eastAsia" w:eastAsia="黑体"/>
         </w:rPr>
         <w:t xml:space="preserve">（</w:t>
       </w:r>
@@ -722,15 +791,21 @@
         </m:sSub>
       </m:oMath>
       <w:r>
+        <w:rPr>
+          <w:rFonts w:eastAsia="黑体"/>
+        </w:rPr>
         <w:t xml:space="preserve"> </w:t>
       </w:r>
       <w:r>
         <w:rPr>
-          <w:rFonts w:hint="eastAsia"/>
+          <w:rFonts w:hint="eastAsia" w:eastAsia="黑体"/>
         </w:rPr>
         <w:t xml:space="preserve">输出侧与</w:t>
       </w:r>
       <w:r>
+        <w:rPr>
+          <w:rFonts w:eastAsia="黑体"/>
+        </w:rPr>
         <w:t xml:space="preserve"> </w:t>
       </w:r>
       <m:oMath>
@@ -748,11 +823,14 @@
         </m:sSub>
       </m:oMath>
       <w:r>
+        <w:rPr>
+          <w:rFonts w:eastAsia="黑体"/>
+        </w:rPr>
         <w:t xml:space="preserve"> </w:t>
       </w:r>
       <w:r>
         <w:rPr>
-          <w:rFonts w:hint="eastAsia"/>
+          <w:rFonts w:hint="eastAsia" w:eastAsia="黑体"/>
         </w:rPr>
         <w:t xml:space="preserve">上端相连）。</w:t>
       </w:r>
@@ -761,7 +839,7 @@
       <w:pPr/>
       <w:r>
         <w:rPr>
-          <w:rFonts w:hint="eastAsia"/>
+          <w:rFonts w:hint="eastAsia" w:eastAsia="黑体"/>
         </w:rPr>
         <w:t xml:space="preserve">各元件管脚连接：</w:t>
       </w:r>
@@ -780,15 +858,21 @@
         </m:sSub>
       </m:oMath>
       <w:r>
+        <w:rPr>
+          <w:rFonts w:eastAsia="黑体"/>
+        </w:rPr>
         <w:t xml:space="preserve"> </w:t>
       </w:r>
       <w:r>
         <w:rPr>
-          <w:rFonts w:hint="eastAsia"/>
+          <w:rFonts w:hint="eastAsia" w:eastAsia="黑体"/>
         </w:rPr>
         <w:t xml:space="preserve">漏极接</w:t>
       </w:r>
       <w:r>
+        <w:rPr>
+          <w:rFonts w:eastAsia="黑体"/>
+        </w:rPr>
         <w:t xml:space="preserve"> </w:t>
       </w:r>
       <m:oMath>
@@ -816,16 +900,19 @@
       </m:oMath>
       <w:r>
         <w:rPr>
-          <w:rFonts w:hint="eastAsia"/>
+          <w:rFonts w:hint="eastAsia" w:eastAsia="黑体"/>
         </w:rPr>
         <w:t xml:space="preserve">、源极接开关节点</w:t>
       </w:r>
       <w:r>
+        <w:rPr>
+          <w:rFonts w:eastAsia="黑体"/>
+        </w:rPr>
         <w:t xml:space="preserve"> </w:t>
       </w:r>
       <w:r>
         <w:rPr>
-          <w:rFonts w:hint="eastAsia"/>
+          <w:rFonts w:hint="eastAsia" w:eastAsia="黑体"/>
         </w:rPr>
         <w:t xml:space="preserve">A、栅极接驱动；</w:t>
       </w:r>
@@ -844,20 +931,26 @@
         </m:sSub>
       </m:oMath>
       <w:r>
+        <w:rPr>
+          <w:rFonts w:eastAsia="黑体"/>
+        </w:rPr>
         <w:t xml:space="preserve"> </w:t>
       </w:r>
       <w:r>
         <w:rPr>
-          <w:rFonts w:hint="eastAsia"/>
+          <w:rFonts w:hint="eastAsia" w:eastAsia="黑体"/>
         </w:rPr>
         <w:t xml:space="preserve">漏极接开关节点</w:t>
       </w:r>
       <w:r>
+        <w:rPr>
+          <w:rFonts w:eastAsia="黑体"/>
+        </w:rPr>
         <w:t xml:space="preserve"> </w:t>
       </w:r>
       <w:r>
         <w:rPr>
-          <w:rFonts w:hint="eastAsia"/>
+          <w:rFonts w:hint="eastAsia" w:eastAsia="黑体"/>
         </w:rPr>
         <w:t xml:space="preserve">A、源极接地、栅极接驱动；</w:t>
       </w:r>
@@ -876,15 +969,21 @@
         </m:sSub>
       </m:oMath>
       <w:r>
+        <w:rPr>
+          <w:rFonts w:eastAsia="黑体"/>
+        </w:rPr>
         <w:t xml:space="preserve"> </w:t>
       </w:r>
       <w:r>
         <w:rPr>
-          <w:rFonts w:hint="eastAsia"/>
+          <w:rFonts w:hint="eastAsia" w:eastAsia="黑体"/>
         </w:rPr>
         <w:t xml:space="preserve">漏极接</w:t>
       </w:r>
       <w:r>
+        <w:rPr>
+          <w:rFonts w:eastAsia="黑体"/>
+        </w:rPr>
         <w:t xml:space="preserve"> </w:t>
       </w:r>
       <m:oMath>
@@ -912,16 +1011,19 @@
       </m:oMath>
       <w:r>
         <w:rPr>
-          <w:rFonts w:hint="eastAsia"/>
+          <w:rFonts w:hint="eastAsia" w:eastAsia="黑体"/>
         </w:rPr>
         <w:t xml:space="preserve">、源极接开关节点</w:t>
       </w:r>
       <w:r>
+        <w:rPr>
+          <w:rFonts w:eastAsia="黑体"/>
+        </w:rPr>
         <w:t xml:space="preserve"> </w:t>
       </w:r>
       <w:r>
         <w:rPr>
-          <w:rFonts w:hint="eastAsia"/>
+          <w:rFonts w:hint="eastAsia" w:eastAsia="黑体"/>
         </w:rPr>
         <w:t xml:space="preserve">B、栅极接驱动；</w:t>
       </w:r>
@@ -940,20 +1042,26 @@
         </m:sSub>
       </m:oMath>
       <w:r>
+        <w:rPr>
+          <w:rFonts w:eastAsia="黑体"/>
+        </w:rPr>
         <w:t xml:space="preserve"> </w:t>
       </w:r>
       <w:r>
         <w:rPr>
-          <w:rFonts w:hint="eastAsia"/>
+          <w:rFonts w:hint="eastAsia" w:eastAsia="黑体"/>
         </w:rPr>
         <w:t xml:space="preserve">漏极接开关节点</w:t>
       </w:r>
       <w:r>
+        <w:rPr>
+          <w:rFonts w:eastAsia="黑体"/>
+        </w:rPr>
         <w:t xml:space="preserve"> </w:t>
       </w:r>
       <w:r>
         <w:rPr>
-          <w:rFonts w:hint="eastAsia"/>
+          <w:rFonts w:hint="eastAsia" w:eastAsia="黑体"/>
         </w:rPr>
         <w:t xml:space="preserve">B、源极接地、栅极接驱动；</w:t>
       </w:r>
@@ -972,35 +1080,44 @@
         </m:sSub>
       </m:oMath>
       <w:r>
+        <w:rPr>
+          <w:rFonts w:eastAsia="黑体"/>
+        </w:rPr>
         <w:t xml:space="preserve"> </w:t>
       </w:r>
       <w:r>
         <w:rPr>
-          <w:rFonts w:hint="eastAsia"/>
+          <w:rFonts w:hint="eastAsia" w:eastAsia="黑体"/>
         </w:rPr>
         <w:t xml:space="preserve">一端接开关节点</w:t>
       </w:r>
       <w:r>
+        <w:rPr>
+          <w:rFonts w:eastAsia="黑体"/>
+        </w:rPr>
         <w:t xml:space="preserve"> </w:t>
       </w:r>
       <w:r>
         <w:rPr>
-          <w:rFonts w:hint="eastAsia"/>
+          <w:rFonts w:hint="eastAsia" w:eastAsia="黑体"/>
         </w:rPr>
         <w:t xml:space="preserve">A、另一端接节点</w:t>
       </w:r>
       <w:r>
+        <w:rPr>
+          <w:rFonts w:eastAsia="黑体"/>
+        </w:rPr>
         <w:t xml:space="preserve"> </w:t>
       </w:r>
       <w:r>
         <w:rPr>
-          <w:rFonts w:hint="eastAsia"/>
+          <w:rFonts w:hint="eastAsia" w:eastAsia="黑体"/>
         </w:rPr>
         <w:t xml:space="preserve">P；</w:t>
       </w:r>
       <w:r>
         <w:rPr>
-          <w:rFonts w:hint="eastAsia"/>
+          <w:rFonts w:hint="eastAsia" w:eastAsia="黑体"/>
           <w:b/>
           <w:bCs/>
         </w:rPr>
@@ -1008,6 +1125,7 @@
       </w:r>
       <w:r>
         <w:rPr>
+          <w:rFonts w:eastAsia="黑体"/>
           <w:b/>
           <w:bCs/>
         </w:rPr>
@@ -1019,33 +1137,45 @@
         </m:r>
       </m:oMath>
       <w:r>
+        <w:rPr>
+          <w:rFonts w:eastAsia="黑体"/>
+        </w:rPr>
         <w:t xml:space="preserve"> </w:t>
       </w:r>
       <w:r>
         <w:rPr>
-          <w:rFonts w:hint="eastAsia"/>
+          <w:rFonts w:hint="eastAsia" w:eastAsia="黑体"/>
         </w:rPr>
         <w:t xml:space="preserve">初级一端接节点</w:t>
       </w:r>
       <w:r>
+        <w:rPr>
+          <w:rFonts w:eastAsia="黑体"/>
+        </w:rPr>
         <w:t xml:space="preserve"> </w:t>
       </w:r>
       <w:r>
         <w:rPr>
-          <w:rFonts w:hint="eastAsia"/>
+          <w:rFonts w:hint="eastAsia" w:eastAsia="黑体"/>
         </w:rPr>
         <w:t xml:space="preserve">P、另一端接开关节点</w:t>
       </w:r>
       <w:r>
+        <w:rPr>
+          <w:rFonts w:eastAsia="黑体"/>
+        </w:rPr>
         <w:t xml:space="preserve"> </w:t>
       </w:r>
       <w:r>
         <w:rPr>
-          <w:rFonts w:hint="eastAsia"/>
+          <w:rFonts w:hint="eastAsia" w:eastAsia="黑体"/>
         </w:rPr>
         <w:t xml:space="preserve">B，次级接副边整流；副边整流管（全波或倍流/中心抽头整流）接输出滤波电感</w:t>
       </w:r>
       <w:r>
+        <w:rPr>
+          <w:rFonts w:eastAsia="黑体"/>
+        </w:rPr>
         <w:t xml:space="preserve"> </w:t>
       </w:r>
       <m:oMath>
@@ -1063,15 +1193,21 @@
         </m:sSub>
       </m:oMath>
       <w:r>
+        <w:rPr>
+          <w:rFonts w:eastAsia="黑体"/>
+        </w:rPr>
         <w:t xml:space="preserve"> </w:t>
       </w:r>
       <w:r>
         <w:rPr>
-          <w:rFonts w:hint="eastAsia"/>
+          <w:rFonts w:hint="eastAsia" w:eastAsia="黑体"/>
         </w:rPr>
         <w:t xml:space="preserve">与输出电容</w:t>
       </w:r>
       <w:r>
+        <w:rPr>
+          <w:rFonts w:eastAsia="黑体"/>
+        </w:rPr>
         <w:t xml:space="preserve"> </w:t>
       </w:r>
       <m:oMath>
@@ -1090,7 +1226,7 @@
       </m:oMath>
       <w:r>
         <w:rPr>
-          <w:rFonts w:hint="eastAsia"/>
+          <w:rFonts w:hint="eastAsia" w:eastAsia="黑体"/>
         </w:rPr>
         <w:t xml:space="preserve">，</w:t>
       </w:r>
@@ -1109,15 +1245,21 @@
         </m:sSub>
       </m:oMath>
       <w:r>
+        <w:rPr>
+          <w:rFonts w:eastAsia="黑体"/>
+        </w:rPr>
         <w:t xml:space="preserve"> </w:t>
       </w:r>
       <w:r>
         <w:rPr>
-          <w:rFonts w:hint="eastAsia"/>
+          <w:rFonts w:hint="eastAsia" w:eastAsia="黑体"/>
         </w:rPr>
         <w:t xml:space="preserve">一端接整流输出、另一端接输出正端</w:t>
       </w:r>
       <w:r>
+        <w:rPr>
+          <w:rFonts w:eastAsia="黑体"/>
+        </w:rPr>
         <w:t xml:space="preserve"> </w:t>
       </w:r>
       <m:oMath>
@@ -1142,7 +1284,7 @@
       </m:oMath>
       <w:r>
         <w:rPr>
-          <w:rFonts w:hint="eastAsia"/>
+          <w:rFonts w:hint="eastAsia" w:eastAsia="黑体"/>
         </w:rPr>
         <w:t xml:space="preserve">，</w:t>
       </w:r>
@@ -1161,15 +1303,21 @@
         </m:sSub>
       </m:oMath>
       <w:r>
+        <w:rPr>
+          <w:rFonts w:eastAsia="黑体"/>
+        </w:rPr>
         <w:t xml:space="preserve"> </w:t>
       </w:r>
       <w:r>
         <w:rPr>
-          <w:rFonts w:hint="eastAsia"/>
+          <w:rFonts w:hint="eastAsia" w:eastAsia="黑体"/>
         </w:rPr>
         <w:t xml:space="preserve">跨接在输出正端与地之间，负载接</w:t>
       </w:r>
       <w:r>
+        <w:rPr>
+          <w:rFonts w:eastAsia="黑体"/>
+        </w:rPr>
         <w:t xml:space="preserve"> </w:t>
       </w:r>
       <m:oMath>
@@ -1193,6 +1341,9 @@
         </m:sSub>
       </m:oMath>
       <w:r>
+        <w:rPr>
+          <w:rFonts w:eastAsia="黑体"/>
+        </w:rPr>
         <w:t xml:space="preserve">。</w:t>
       </w:r>
     </w:p>
@@ -1200,34 +1351,43 @@
       <w:pPr/>
       <w:r>
         <w:rPr>
-          <w:rFonts w:hint="eastAsia"/>
+          <w:rFonts w:hint="eastAsia" w:eastAsia="黑体"/>
         </w:rPr>
         <w:t xml:space="preserve">由此构成固定占空比约</w:t>
       </w:r>
       <w:r>
+        <w:rPr>
+          <w:rFonts w:eastAsia="黑体"/>
+        </w:rPr>
         <w:t xml:space="preserve"> </w:t>
       </w:r>
       <w:r>
         <w:rPr>
-          <w:rFonts w:hint="eastAsia"/>
+          <w:rFonts w:hint="eastAsia" w:eastAsia="黑体"/>
         </w:rPr>
         <w:t xml:space="preserve">50%、仅改变超前臂与滞后臂之间相位差来调节输出电压的移相全桥</w:t>
       </w:r>
       <w:r>
+        <w:rPr>
+          <w:rFonts w:eastAsia="黑体"/>
+        </w:rPr>
         <w:t xml:space="preserve"> ZVS </w:t>
       </w:r>
       <w:r>
         <w:rPr>
-          <w:rFonts w:hint="eastAsia"/>
+          <w:rFonts w:hint="eastAsia" w:eastAsia="黑体"/>
         </w:rPr>
         <w:t xml:space="preserve">变换器，广泛用于中大功率、需要隔离的</w:t>
       </w:r>
       <w:r>
+        <w:rPr>
+          <w:rFonts w:eastAsia="黑体"/>
+        </w:rPr>
         <w:t xml:space="preserve"> DC-DC </w:t>
       </w:r>
       <w:r>
         <w:rPr>
-          <w:rFonts w:hint="eastAsia"/>
+          <w:rFonts w:hint="eastAsia" w:eastAsia="黑体"/>
         </w:rPr>
         <w:t xml:space="preserve">变换场合。</w:t>
       </w:r>
@@ -1240,7 +1400,7 @@
       </w:pPr>
       <w:r>
         <w:rPr>
-          <w:rFonts w:hint="eastAsia"/>
+          <w:rFonts w:hint="eastAsia" w:eastAsia="黑体"/>
         </w:rPr>
         <w:t xml:space="preserve">工作原理</w:t>
       </w:r>
@@ -1251,7 +1411,7 @@
       </w:pPr>
       <w:r>
         <w:rPr>
-          <w:rFonts w:hint="eastAsia"/>
+          <w:rFonts w:hint="eastAsia" w:eastAsia="黑体"/>
         </w:rPr>
         <w:t xml:space="preserve">把全桥的两条桥臂分为超前臂与滞后臂，改变二者的相位差即可调节变压器原边电压的有效占空比；谐振电感与开关管输出电容发生谐振，使开关管在零电压下开通，从而降低开关损耗、提高效率。</w:t>
       </w:r>
@@ -1264,7 +1424,7 @@
       </w:pPr>
       <w:r>
         <w:rPr>
-          <w:rFonts w:hint="eastAsia"/>
+          <w:rFonts w:hint="eastAsia" w:eastAsia="黑体"/>
         </w:rPr>
         <w:t xml:space="preserve">关键计算公式</w:t>
       </w:r>
@@ -1278,7 +1438,7 @@
       </w:pPr>
       <w:r>
         <w:rPr>
-          <w:rFonts w:hint="eastAsia"/>
+          <w:rFonts w:hint="eastAsia" w:eastAsia="黑体"/>
         </w:rPr>
         <w:t xml:space="preserve">输出电压：</w:t>
       </w:r>
@@ -1389,7 +1549,7 @@
       </w:pPr>
       <w:r>
         <w:rPr>
-          <w:rFonts w:hint="eastAsia"/>
+          <w:rFonts w:hint="eastAsia" w:eastAsia="黑体"/>
         </w:rPr>
         <w:t xml:space="preserve">有效占空比：</w:t>
       </w:r>
@@ -1458,7 +1618,7 @@
       </w:pPr>
       <w:r>
         <w:rPr>
-          <w:rFonts w:hint="eastAsia"/>
+          <w:rFonts w:hint="eastAsia" w:eastAsia="黑体"/>
         </w:rPr>
         <w:t xml:space="preserve">占空比损失：</w:t>
       </w:r>
@@ -1569,16 +1729,19 @@
       </w:pPr>
       <w:r>
         <w:rPr>
-          <w:rFonts w:hint="eastAsia"/>
+          <w:rFonts w:hint="eastAsia" w:eastAsia="黑体"/>
         </w:rPr>
         <w:t xml:space="preserve">实现</w:t>
       </w:r>
       <w:r>
+        <w:rPr>
+          <w:rFonts w:eastAsia="黑体"/>
+        </w:rPr>
         <w:t xml:space="preserve"> ZVS </w:t>
       </w:r>
       <w:r>
         <w:rPr>
-          <w:rFonts w:hint="eastAsia"/>
+          <w:rFonts w:hint="eastAsia" w:eastAsia="黑体"/>
         </w:rPr>
         <w:t xml:space="preserve">所需谐振电感：</w:t>
       </w:r>
@@ -1696,7 +1859,7 @@
       </w:pPr>
       <w:r>
         <w:rPr>
-          <w:rFonts w:hint="eastAsia"/>
+          <w:rFonts w:hint="eastAsia" w:eastAsia="黑体"/>
         </w:rPr>
         <w:t xml:space="preserve">变压器匝比：</w:t>
       </w:r>
@@ -1765,7 +1928,7 @@
       </w:pPr>
       <w:r>
         <w:rPr>
-          <w:rFonts w:hint="eastAsia"/>
+          <w:rFonts w:hint="eastAsia" w:eastAsia="黑体"/>
         </w:rPr>
         <w:t xml:space="preserve">最大占空比：</w:t>
       </w:r>
@@ -1850,7 +2013,7 @@
             </w:pPr>
             <w:r>
               <w:rPr>
-                <w:rFonts w:hint="eastAsia"/>
+                <w:rFonts w:hint="eastAsia" w:eastAsia="黑体"/>
               </w:rPr>
               <w:t xml:space="preserve">符号</w:t>
             </w:r>
@@ -1864,7 +2027,7 @@
             </w:pPr>
             <w:r>
               <w:rPr>
-                <w:rFonts w:hint="eastAsia"/>
+                <w:rFonts w:hint="eastAsia" w:eastAsia="黑体"/>
               </w:rPr>
               <w:t xml:space="preserve">含义</w:t>
             </w:r>
@@ -1878,7 +2041,7 @@
             </w:pPr>
             <w:r>
               <w:rPr>
-                <w:rFonts w:hint="eastAsia"/>
+                <w:rFonts w:hint="eastAsia" w:eastAsia="黑体"/>
               </w:rPr>
               <w:t xml:space="preserve">单位</w:t>
             </w:r>
@@ -1907,6 +2070,9 @@
               </m:sSub>
             </m:oMath>
             <w:r>
+              <w:rPr>
+                <w:rFonts w:eastAsia="黑体"/>
+              </w:rPr>
               <w:t xml:space="preserve">​</w:t>
             </w:r>
           </w:p>
@@ -1919,7 +2085,7 @@
             </w:pPr>
             <w:r>
               <w:rPr>
-                <w:rFonts w:hint="eastAsia"/>
+                <w:rFonts w:hint="eastAsia" w:eastAsia="黑体"/>
               </w:rPr>
               <w:t xml:space="preserve">输出电压</w:t>
             </w:r>
@@ -1932,6 +2098,9 @@
               <w:pStyle w:val="Compact"/>
             </w:pPr>
             <w:r>
+              <w:rPr>
+                <w:rFonts w:eastAsia="黑体"/>
+              </w:rPr>
               <w:t xml:space="preserve">V</w:t>
             </w:r>
           </w:p>
@@ -1962,6 +2131,9 @@
               </m:sSub>
             </m:oMath>
             <w:r>
+              <w:rPr>
+                <w:rFonts w:eastAsia="黑体"/>
+              </w:rPr>
               <w:t xml:space="preserve">​</w:t>
             </w:r>
           </w:p>
@@ -1974,7 +2146,7 @@
             </w:pPr>
             <w:r>
               <w:rPr>
-                <w:rFonts w:hint="eastAsia"/>
+                <w:rFonts w:hint="eastAsia" w:eastAsia="黑体"/>
               </w:rPr>
               <w:t xml:space="preserve">输入电压</w:t>
             </w:r>
@@ -1987,6 +2159,9 @@
               <w:pStyle w:val="Compact"/>
             </w:pPr>
             <w:r>
+              <w:rPr>
+                <w:rFonts w:eastAsia="黑体"/>
+              </w:rPr>
               <w:t xml:space="preserve">V</w:t>
             </w:r>
           </w:p>
@@ -2032,6 +2207,9 @@
               </m:sSub>
             </m:oMath>
             <w:r>
+              <w:rPr>
+                <w:rFonts w:eastAsia="黑体"/>
+              </w:rPr>
               <w:t xml:space="preserve">​</w:t>
             </w:r>
           </w:p>
@@ -2044,7 +2222,7 @@
             </w:pPr>
             <w:r>
               <w:rPr>
-                <w:rFonts w:hint="eastAsia"/>
+                <w:rFonts w:hint="eastAsia" w:eastAsia="黑体"/>
               </w:rPr>
               <w:t xml:space="preserve">原、副边匝数</w:t>
             </w:r>
@@ -2057,6 +2235,9 @@
               <w:pStyle w:val="Compact"/>
             </w:pPr>
             <w:r>
+              <w:rPr>
+                <w:rFonts w:eastAsia="黑体"/>
+              </w:rPr>
               <w:t xml:space="preserve">—</w:t>
             </w:r>
           </w:p>
@@ -2090,6 +2271,9 @@
               </m:sSub>
             </m:oMath>
             <w:r>
+              <w:rPr>
+                <w:rFonts w:eastAsia="黑体"/>
+              </w:rPr>
               <w:t xml:space="preserve">​</w:t>
             </w:r>
           </w:p>
@@ -2102,7 +2286,7 @@
             </w:pPr>
             <w:r>
               <w:rPr>
-                <w:rFonts w:hint="eastAsia"/>
+                <w:rFonts w:hint="eastAsia" w:eastAsia="黑体"/>
               </w:rPr>
               <w:t xml:space="preserve">有效占空比</w:t>
             </w:r>
@@ -2115,6 +2299,9 @@
               <w:pStyle w:val="Compact"/>
             </w:pPr>
             <w:r>
+              <w:rPr>
+                <w:rFonts w:eastAsia="黑体"/>
+              </w:rPr>
               <w:t xml:space="preserve">—</w:t>
             </w:r>
           </w:p>
@@ -2142,6 +2329,9 @@
               </m:sSub>
             </m:oMath>
             <w:r>
+              <w:rPr>
+                <w:rFonts w:eastAsia="黑体"/>
+              </w:rPr>
               <w:t xml:space="preserve">​</w:t>
             </w:r>
           </w:p>
@@ -2154,7 +2344,7 @@
             </w:pPr>
             <w:r>
               <w:rPr>
-                <w:rFonts w:hint="eastAsia"/>
+                <w:rFonts w:hint="eastAsia" w:eastAsia="黑体"/>
               </w:rPr>
               <w:t xml:space="preserve">谐振电感</w:t>
             </w:r>
@@ -2167,6 +2357,9 @@
               <w:pStyle w:val="Compact"/>
             </w:pPr>
             <w:r>
+              <w:rPr>
+                <w:rFonts w:eastAsia="黑体"/>
+              </w:rPr>
               <w:t xml:space="preserve">H</w:t>
             </w:r>
           </w:p>
@@ -2200,6 +2393,9 @@
               </m:sSub>
             </m:oMath>
             <w:r>
+              <w:rPr>
+                <w:rFonts w:eastAsia="黑体"/>
+              </w:rPr>
               <w:t xml:space="preserve">​</w:t>
             </w:r>
           </w:p>
@@ -2212,7 +2408,7 @@
             </w:pPr>
             <w:r>
               <w:rPr>
-                <w:rFonts w:hint="eastAsia"/>
+                <w:rFonts w:hint="eastAsia" w:eastAsia="黑体"/>
               </w:rPr>
               <w:t xml:space="preserve">开关管输出电容</w:t>
             </w:r>
@@ -2225,6 +2421,9 @@
               <w:pStyle w:val="Compact"/>
             </w:pPr>
             <w:r>
+              <w:rPr>
+                <w:rFonts w:eastAsia="黑体"/>
+              </w:rPr>
               <w:t xml:space="preserve">F</w:t>
             </w:r>
           </w:p>
@@ -2258,6 +2457,9 @@
               </m:sSub>
             </m:oMath>
             <w:r>
+              <w:rPr>
+                <w:rFonts w:eastAsia="黑体"/>
+              </w:rPr>
               <w:t xml:space="preserve">​</w:t>
             </w:r>
           </w:p>
@@ -2270,7 +2472,7 @@
             </w:pPr>
             <w:r>
               <w:rPr>
-                <w:rFonts w:hint="eastAsia"/>
+                <w:rFonts w:hint="eastAsia" w:eastAsia="黑体"/>
               </w:rPr>
               <w:t xml:space="preserve">原边电流</w:t>
             </w:r>
@@ -2283,6 +2485,9 @@
               <w:pStyle w:val="Compact"/>
             </w:pPr>
             <w:r>
+              <w:rPr>
+                <w:rFonts w:eastAsia="黑体"/>
+              </w:rPr>
               <w:t xml:space="preserve">A</w:t>
             </w:r>
           </w:p>
@@ -2313,6 +2518,9 @@
               </m:sSub>
             </m:oMath>
             <w:r>
+              <w:rPr>
+                <w:rFonts w:eastAsia="黑体"/>
+              </w:rPr>
               <w:t xml:space="preserve">​</w:t>
             </w:r>
           </w:p>
@@ -2325,7 +2533,7 @@
             </w:pPr>
             <w:r>
               <w:rPr>
-                <w:rFonts w:hint="eastAsia"/>
+                <w:rFonts w:hint="eastAsia" w:eastAsia="黑体"/>
               </w:rPr>
               <w:t xml:space="preserve">开关周期</w:t>
             </w:r>
@@ -2338,6 +2546,9 @@
               <w:pStyle w:val="Compact"/>
             </w:pPr>
             <w:r>
+              <w:rPr>
+                <w:rFonts w:eastAsia="黑体"/>
+              </w:rPr>
               <w:t xml:space="preserve">s</w:t>
             </w:r>
           </w:p>
@@ -2352,7 +2563,7 @@
       </w:pPr>
       <w:r>
         <w:rPr>
-          <w:rFonts w:hint="eastAsia"/>
+          <w:rFonts w:hint="eastAsia" w:eastAsia="黑体"/>
         </w:rPr>
         <w:t xml:space="preserve">元件调整影响</w:t>
       </w:r>
@@ -2381,6 +2592,7 @@
       </m:oMath>
       <w:r>
         <w:rPr>
+          <w:rFonts w:eastAsia="黑体"/>
           <w:b/>
           <w:bCs/>
         </w:rPr>
@@ -2388,34 +2600,46 @@
       </w:r>
       <w:r>
         <w:rPr>
-          <w:rFonts w:hint="eastAsia"/>
+          <w:rFonts w:hint="eastAsia" w:eastAsia="黑体"/>
           <w:b/>
           <w:bCs/>
         </w:rPr>
         <w:t xml:space="preserve">增大</w:t>
       </w:r>
       <w:r>
+        <w:rPr>
+          <w:rFonts w:eastAsia="黑体"/>
+        </w:rPr>
         <w:t xml:space="preserve"> </w:t>
       </w:r>
       <w:r>
+        <w:rPr>
+          <w:rFonts w:eastAsia="黑体"/>
+        </w:rPr>
         <w:t xml:space="preserve">→ </w:t>
       </w:r>
       <w:r>
         <w:rPr>
-          <w:rFonts w:hint="eastAsia"/>
+          <w:rFonts w:hint="eastAsia" w:eastAsia="黑体"/>
         </w:rPr>
         <w:t xml:space="preserve">更易实现</w:t>
       </w:r>
       <w:r>
+        <w:rPr>
+          <w:rFonts w:eastAsia="黑体"/>
+        </w:rPr>
         <w:t xml:space="preserve"> </w:t>
       </w:r>
       <w:r>
         <w:rPr>
-          <w:rFonts w:hint="eastAsia"/>
+          <w:rFonts w:hint="eastAsia" w:eastAsia="黑体"/>
         </w:rPr>
         <w:t xml:space="preserve">ZVS，但占空比损失</w:t>
       </w:r>
       <w:r>
+        <w:rPr>
+          <w:rFonts w:eastAsia="黑体"/>
+        </w:rPr>
         <w:t xml:space="preserve"> </w:t>
       </w:r>
       <m:oMath>
@@ -2439,11 +2663,14 @@
         </m:sSub>
       </m:oMath>
       <w:r>
+        <w:rPr>
+          <w:rFonts w:eastAsia="黑体"/>
+        </w:rPr>
         <w:t xml:space="preserve"> </w:t>
       </w:r>
       <w:r>
         <w:rPr>
-          <w:rFonts w:hint="eastAsia"/>
+          <w:rFonts w:hint="eastAsia" w:eastAsia="黑体"/>
         </w:rPr>
         <w:t xml:space="preserve">减小、有效输出下降。</w:t>
       </w:r>
@@ -2475,6 +2702,7 @@
       </m:oMath>
       <w:r>
         <w:rPr>
+          <w:rFonts w:eastAsia="黑体"/>
           <w:b/>
           <w:bCs/>
         </w:rPr>
@@ -2482,30 +2710,39 @@
       </w:r>
       <w:r>
         <w:rPr>
-          <w:rFonts w:hint="eastAsia"/>
+          <w:rFonts w:hint="eastAsia" w:eastAsia="黑体"/>
           <w:b/>
           <w:bCs/>
         </w:rPr>
         <w:t xml:space="preserve">增大</w:t>
       </w:r>
       <w:r>
+        <w:rPr>
+          <w:rFonts w:eastAsia="黑体"/>
+        </w:rPr>
         <w:t xml:space="preserve"> </w:t>
       </w:r>
       <w:r>
+        <w:rPr>
+          <w:rFonts w:eastAsia="黑体"/>
+        </w:rPr>
         <w:t xml:space="preserve">→ </w:t>
       </w:r>
       <w:r>
         <w:rPr>
-          <w:rFonts w:hint="eastAsia"/>
+          <w:rFonts w:hint="eastAsia" w:eastAsia="黑体"/>
         </w:rPr>
         <w:t xml:space="preserve">减小变压器与电感体积，但</w:t>
       </w:r>
       <w:r>
+        <w:rPr>
+          <w:rFonts w:eastAsia="黑体"/>
+        </w:rPr>
         <w:t xml:space="preserve"> ZVS </w:t>
       </w:r>
       <w:r>
         <w:rPr>
-          <w:rFonts w:hint="eastAsia"/>
+          <w:rFonts w:hint="eastAsia" w:eastAsia="黑体"/>
         </w:rPr>
         <w:t xml:space="preserve">能量需求与开关损耗上升。</w:t>
       </w:r>
@@ -2520,7 +2757,7 @@
       </w:pPr>
       <w:r>
         <w:rPr>
-          <w:rFonts w:hint="eastAsia"/>
+          <w:rFonts w:hint="eastAsia" w:eastAsia="黑体"/>
           <w:b/>
           <w:bCs/>
         </w:rPr>
@@ -2528,6 +2765,7 @@
       </w:r>
       <w:r>
         <w:rPr>
+          <w:rFonts w:eastAsia="黑体"/>
           <w:b/>
           <w:bCs/>
         </w:rPr>
@@ -2540,6 +2778,7 @@
       </m:oMath>
       <w:r>
         <w:rPr>
+          <w:rFonts w:eastAsia="黑体"/>
           <w:b/>
           <w:bCs/>
         </w:rPr>
@@ -2547,21 +2786,27 @@
       </w:r>
       <w:r>
         <w:rPr>
-          <w:rFonts w:hint="eastAsia"/>
+          <w:rFonts w:hint="eastAsia" w:eastAsia="黑体"/>
           <w:b/>
           <w:bCs/>
         </w:rPr>
         <w:t xml:space="preserve">增大</w:t>
       </w:r>
       <w:r>
+        <w:rPr>
+          <w:rFonts w:eastAsia="黑体"/>
+        </w:rPr>
         <w:t xml:space="preserve"> </w:t>
       </w:r>
       <w:r>
+        <w:rPr>
+          <w:rFonts w:eastAsia="黑体"/>
+        </w:rPr>
         <w:t xml:space="preserve">→ </w:t>
       </w:r>
       <w:r>
         <w:rPr>
-          <w:rFonts w:hint="eastAsia"/>
+          <w:rFonts w:hint="eastAsia" w:eastAsia="黑体"/>
         </w:rPr>
         <w:t xml:space="preserve">输出电压按比例增大，但副边整流管反向耐压增加。</w:t>
       </w:r>
@@ -2596,6 +2841,7 @@
       </m:oMath>
       <w:r>
         <w:rPr>
+          <w:rFonts w:eastAsia="黑体"/>
           <w:b/>
           <w:bCs/>
         </w:rPr>
@@ -2603,7 +2849,7 @@
       </w:r>
       <w:r>
         <w:rPr>
-          <w:rFonts w:hint="eastAsia"/>
+          <w:rFonts w:hint="eastAsia" w:eastAsia="黑体"/>
           <w:b/>
           <w:bCs/>
         </w:rPr>
@@ -2611,6 +2857,7 @@
       </w:r>
       <w:r>
         <w:rPr>
+          <w:rFonts w:eastAsia="黑体"/>
           <w:b/>
           <w:bCs/>
         </w:rPr>
@@ -2618,6 +2865,7 @@
       </w:r>
       <w:r>
         <w:rPr>
+          <w:rFonts w:eastAsia="黑体"/>
           <w:b/>
           <w:bCs/>
         </w:rPr>
@@ -2645,6 +2893,7 @@
       </m:oMath>
       <w:r>
         <w:rPr>
+          <w:rFonts w:eastAsia="黑体"/>
           <w:b/>
           <w:bCs/>
         </w:rPr>
@@ -2652,25 +2901,34 @@
       </w:r>
       <w:r>
         <w:rPr>
-          <w:rFonts w:hint="eastAsia"/>
+          <w:rFonts w:hint="eastAsia" w:eastAsia="黑体"/>
           <w:b/>
           <w:bCs/>
         </w:rPr>
         <w:t xml:space="preserve">增大</w:t>
       </w:r>
       <w:r>
+        <w:rPr>
+          <w:rFonts w:eastAsia="黑体"/>
+        </w:rPr>
         <w:t xml:space="preserve"> </w:t>
       </w:r>
       <w:r>
+        <w:rPr>
+          <w:rFonts w:eastAsia="黑体"/>
+        </w:rPr>
         <w:t xml:space="preserve">→ </w:t>
       </w:r>
       <w:r>
         <w:rPr>
-          <w:rFonts w:hint="eastAsia"/>
+          <w:rFonts w:hint="eastAsia" w:eastAsia="黑体"/>
         </w:rPr>
         <w:t xml:space="preserve">更易实现</w:t>
       </w:r>
       <w:r>
+        <w:rPr>
+          <w:rFonts w:eastAsia="黑体"/>
+        </w:rPr>
         <w:t xml:space="preserve"> ZVS。</w:t>
       </w:r>
     </w:p>
@@ -2682,7 +2940,7 @@
       </w:pPr>
       <w:r>
         <w:rPr>
-          <w:rFonts w:hint="eastAsia"/>
+          <w:rFonts w:hint="eastAsia" w:eastAsia="黑体"/>
         </w:rPr>
         <w:t xml:space="preserve">典型参数示例</w:t>
       </w:r>
@@ -2697,11 +2955,14 @@
       </w:pPr>
       <w:r>
         <w:rPr>
-          <w:rFonts w:hint="eastAsia"/>
+          <w:rFonts w:hint="eastAsia" w:eastAsia="黑体"/>
         </w:rPr>
         <w:t xml:space="preserve">取</w:t>
       </w:r>
       <w:r>
+        <w:rPr>
+          <w:rFonts w:eastAsia="黑体"/>
+        </w:rPr>
         <w:t xml:space="preserve"> </w:t>
       </w:r>
       <m:oMath>
@@ -2741,6 +3002,9 @@
         </m:r>
       </m:oMath>
       <w:r>
+        <w:rPr>
+          <w:rFonts w:eastAsia="黑体"/>
+        </w:rPr>
         <w:t xml:space="preserve">、</w:t>
       </w:r>
       <m:oMath>
@@ -2804,11 +3068,14 @@
       </m:oMath>
       <w:r>
         <w:rPr>
-          <w:rFonts w:hint="eastAsia"/>
+          <w:rFonts w:hint="eastAsia" w:eastAsia="黑体"/>
         </w:rPr>
         <w:t xml:space="preserve">（即</w:t>
       </w:r>
       <w:r>
+        <w:rPr>
+          <w:rFonts w:eastAsia="黑体"/>
+        </w:rPr>
         <w:t xml:space="preserve"> </w:t>
       </w:r>
       <m:oMath>
@@ -2863,7 +3130,7 @@
       </m:oMath>
       <w:r>
         <w:rPr>
-          <w:rFonts w:hint="eastAsia"/>
+          <w:rFonts w:hint="eastAsia" w:eastAsia="黑体"/>
         </w:rPr>
         <w:t xml:space="preserve">）、</w:t>
       </w:r>
@@ -2898,7 +3165,7 @@
       </m:oMath>
       <w:r>
         <w:rPr>
-          <w:rFonts w:hint="eastAsia"/>
+          <w:rFonts w:hint="eastAsia" w:eastAsia="黑体"/>
         </w:rPr>
         <w:t xml:space="preserve">：</w:t>
       </w:r>
@@ -2963,6 +3230,9 @@
         </m:r>
       </m:oMath>
       <w:r>
+        <w:rPr>
+          <w:rFonts w:eastAsia="黑体"/>
+        </w:rPr>
         <w:t xml:space="preserve">。</w:t>
       </w:r>
     </w:p>
@@ -2976,11 +3246,14 @@
       </w:pPr>
       <w:r>
         <w:rPr>
-          <w:rFonts w:hint="eastAsia"/>
+          <w:rFonts w:hint="eastAsia" w:eastAsia="黑体"/>
         </w:rPr>
         <w:t xml:space="preserve">取</w:t>
       </w:r>
       <w:r>
+        <w:rPr>
+          <w:rFonts w:eastAsia="黑体"/>
+        </w:rPr>
         <w:t xml:space="preserve"> </w:t>
       </w:r>
       <m:oMath>
@@ -3020,6 +3293,9 @@
         </m:r>
       </m:oMath>
       <w:r>
+        <w:rPr>
+          <w:rFonts w:eastAsia="黑体"/>
+        </w:rPr>
         <w:t xml:space="preserve">、</w:t>
       </w:r>
       <m:oMath>
@@ -3062,6 +3338,9 @@
         </m:r>
       </m:oMath>
       <w:r>
+        <w:rPr>
+          <w:rFonts w:eastAsia="黑体"/>
+        </w:rPr>
         <w:t xml:space="preserve">、</w:t>
       </w:r>
       <m:oMath>
@@ -3101,6 +3380,9 @@
         </m:r>
       </m:oMath>
       <w:r>
+        <w:rPr>
+          <w:rFonts w:eastAsia="黑体"/>
+        </w:rPr>
         <w:t xml:space="preserve">、</w:t>
       </w:r>
       <m:oMath>
@@ -3144,7 +3426,7 @@
       </m:oMath>
       <w:r>
         <w:rPr>
-          <w:rFonts w:hint="eastAsia"/>
+          <w:rFonts w:hint="eastAsia" w:eastAsia="黑体"/>
         </w:rPr>
         <w:t xml:space="preserve">：</w:t>
       </w:r>
@@ -3212,7 +3494,7 @@
       </m:oMath>
       <w:r>
         <w:rPr>
-          <w:rFonts w:hint="eastAsia"/>
+          <w:rFonts w:hint="eastAsia" w:eastAsia="黑体"/>
         </w:rPr>
         <w:t xml:space="preserve">，</w:t>
       </w:r>
@@ -3295,7 +3577,7 @@
       </m:oMath>
       <w:r>
         <w:rPr>
-          <w:rFonts w:hint="eastAsia"/>
+          <w:rFonts w:hint="eastAsia" w:eastAsia="黑体"/>
         </w:rPr>
         <w:t xml:space="preserve">，</w:t>
       </w:r>
@@ -3426,11 +3708,14 @@
       </m:oMath>
       <w:r>
         <w:rPr>
-          <w:rFonts w:hint="eastAsia"/>
+          <w:rFonts w:hint="eastAsia" w:eastAsia="黑体"/>
         </w:rPr>
         <w:t xml:space="preserve">，占空比损失</w:t>
       </w:r>
       <w:r>
+        <w:rPr>
+          <w:rFonts w:eastAsia="黑体"/>
+        </w:rPr>
         <w:t xml:space="preserve"> 7%。</w:t>
       </w:r>
     </w:p>
@@ -3442,7 +3727,7 @@
       </w:pPr>
       <w:r>
         <w:rPr>
-          <w:rFonts w:hint="eastAsia"/>
+          <w:rFonts w:hint="eastAsia" w:eastAsia="黑体"/>
         </w:rPr>
         <w:t xml:space="preserve">常见器件型号</w:t>
       </w:r>
@@ -3457,16 +3742,19 @@
       </w:pPr>
       <w:r>
         <w:rPr>
-          <w:rFonts w:hint="eastAsia"/>
+          <w:rFonts w:hint="eastAsia" w:eastAsia="黑体"/>
         </w:rPr>
         <w:t xml:space="preserve">开关管：英飞凌</w:t>
       </w:r>
       <w:r>
+        <w:rPr>
+          <w:rFonts w:eastAsia="黑体"/>
+        </w:rPr>
         <w:t xml:space="preserve"> CoolMOS IPL60R </w:t>
       </w:r>
       <w:r>
         <w:rPr>
-          <w:rFonts w:hint="eastAsia"/>
+          <w:rFonts w:hint="eastAsia" w:eastAsia="黑体"/>
         </w:rPr>
         <w:t xml:space="preserve">系列、STW70N60、IRFP460。</w:t>
       </w:r>
@@ -3481,7 +3769,7 @@
       </w:pPr>
       <w:r>
         <w:rPr>
-          <w:rFonts w:hint="eastAsia"/>
+          <w:rFonts w:hint="eastAsia" w:eastAsia="黑体"/>
         </w:rPr>
         <w:t xml:space="preserve">控制器：UCC28950、UCC3895、TPS7A（TI）、NCP1397（半桥）。</w:t>
       </w:r>
@@ -3496,16 +3784,19 @@
       </w:pPr>
       <w:r>
         <w:rPr>
-          <w:rFonts w:hint="eastAsia"/>
+          <w:rFonts w:hint="eastAsia" w:eastAsia="黑体"/>
         </w:rPr>
         <w:t xml:space="preserve">输出整流：MBR20200、STPS30</w:t>
       </w:r>
       <w:r>
+        <w:rPr>
+          <w:rFonts w:eastAsia="黑体"/>
+        </w:rPr>
         <w:t xml:space="preserve"> </w:t>
       </w:r>
       <w:r>
         <w:rPr>
-          <w:rFonts w:hint="eastAsia"/>
+          <w:rFonts w:hint="eastAsia" w:eastAsia="黑体"/>
         </w:rPr>
         <w:t xml:space="preserve">系列肖特基二极管。</w:t>
       </w:r>
@@ -3520,11 +3811,14 @@
       </w:pPr>
       <w:r>
         <w:rPr>
-          <w:rFonts w:hint="eastAsia"/>
+          <w:rFonts w:hint="eastAsia" w:eastAsia="黑体"/>
         </w:rPr>
         <w:t xml:space="preserve">变压器/电感：定制高频磁芯</w:t>
       </w:r>
       <w:r>
+        <w:rPr>
+          <w:rFonts w:eastAsia="黑体"/>
+        </w:rPr>
         <w:t xml:space="preserve"> PQ3220、EE4220。</w:t>
       </w:r>
     </w:p>
@@ -3536,7 +3830,7 @@
       </w:pPr>
       <w:r>
         <w:rPr>
-          <w:rFonts w:hint="eastAsia"/>
+          <w:rFonts w:hint="eastAsia" w:eastAsia="黑体"/>
         </w:rPr>
         <w:t xml:space="preserve">注意事项</w:t>
       </w:r>
@@ -3550,11 +3844,14 @@
         </w:numPr>
       </w:pPr>
       <w:r>
+        <w:rPr>
+          <w:rFonts w:eastAsia="黑体"/>
+        </w:rPr>
         <w:t xml:space="preserve">ZVS </w:t>
       </w:r>
       <w:r>
         <w:rPr>
-          <w:rFonts w:hint="eastAsia"/>
+          <w:rFonts w:hint="eastAsia" w:eastAsia="黑体"/>
         </w:rPr>
         <w:t xml:space="preserve">仅在负载较大时成立，轻载可能失去软开关而增大损耗。</w:t>
       </w:r>
@@ -3569,11 +3866,14 @@
       </w:pPr>
       <w:r>
         <w:rPr>
-          <w:rFonts w:hint="eastAsia"/>
+          <w:rFonts w:hint="eastAsia" w:eastAsia="黑体"/>
         </w:rPr>
         <w:t xml:space="preserve">副边占空比损失随</w:t>
       </w:r>
       <w:r>
+        <w:rPr>
+          <w:rFonts w:eastAsia="黑体"/>
+        </w:rPr>
         <w:t xml:space="preserve"> </w:t>
       </w:r>
       <m:oMath>
@@ -3591,11 +3891,14 @@
         </m:sSub>
       </m:oMath>
       <w:r>
+        <w:rPr>
+          <w:rFonts w:eastAsia="黑体"/>
+        </w:rPr>
         <w:t xml:space="preserve"> </w:t>
       </w:r>
       <w:r>
         <w:rPr>
-          <w:rFonts w:hint="eastAsia"/>
+          <w:rFonts w:hint="eastAsia" w:eastAsia="黑体"/>
         </w:rPr>
         <w:t xml:space="preserve">与负载电流增大，需折中取值。</w:t>
       </w:r>
@@ -3610,7 +3913,7 @@
       </w:pPr>
       <w:r>
         <w:rPr>
-          <w:rFonts w:hint="eastAsia"/>
+          <w:rFonts w:hint="eastAsia" w:eastAsia="黑体"/>
         </w:rPr>
         <w:t xml:space="preserve">原边电流与变压器需按峰值电流设计，避免饱和。</w:t>
       </w:r>
@@ -3625,7 +3928,7 @@
       </w:pPr>
       <w:r>
         <w:rPr>
-          <w:rFonts w:hint="eastAsia"/>
+          <w:rFonts w:hint="eastAsia" w:eastAsia="黑体"/>
         </w:rPr>
         <w:t xml:space="preserve">需精确控制超前/滞后臂的移相时序，防止直通。</w:t>
       </w:r>
@@ -3638,7 +3941,7 @@
       </w:pPr>
       <w:r>
         <w:rPr>
-          <w:rFonts w:hint="eastAsia"/>
+          <w:rFonts w:hint="eastAsia" w:eastAsia="黑体"/>
         </w:rPr>
         <w:t xml:space="preserve">参考资料</w:t>
       </w:r>
@@ -3652,20 +3955,26 @@
         </w:numPr>
       </w:pPr>
       <w:r>
+        <w:rPr>
+          <w:rFonts w:eastAsia="黑体"/>
+        </w:rPr>
         <w:t xml:space="preserve">TI </w:t>
       </w:r>
       <w:r>
         <w:rPr>
-          <w:rFonts w:hint="eastAsia"/>
+          <w:rFonts w:hint="eastAsia" w:eastAsia="黑体"/>
         </w:rPr>
         <w:t xml:space="preserve">应用笔记</w:t>
       </w:r>
       <w:r>
+        <w:rPr>
+          <w:rFonts w:eastAsia="黑体"/>
+        </w:rPr>
         <w:t xml:space="preserve"> </w:t>
       </w:r>
       <w:r>
         <w:rPr>
-          <w:rFonts w:hint="eastAsia"/>
+          <w:rFonts w:hint="eastAsia" w:eastAsia="黑体"/>
         </w:rPr>
         <w:t xml:space="preserve">SLUA107（移相全桥设计）。</w:t>
       </w:r>
@@ -3679,20 +3988,26 @@
         </w:numPr>
       </w:pPr>
       <w:r>
+        <w:rPr>
+          <w:rFonts w:eastAsia="黑体"/>
+        </w:rPr>
         <w:t xml:space="preserve">UCC28950 </w:t>
       </w:r>
       <w:r>
         <w:rPr>
-          <w:rFonts w:hint="eastAsia"/>
+          <w:rFonts w:hint="eastAsia" w:eastAsia="黑体"/>
         </w:rPr>
         <w:t xml:space="preserve">数据手册（Texas</w:t>
       </w:r>
       <w:r>
+        <w:rPr>
+          <w:rFonts w:eastAsia="黑体"/>
+        </w:rPr>
         <w:t xml:space="preserve"> </w:t>
       </w:r>
       <w:r>
         <w:rPr>
-          <w:rFonts w:hint="eastAsia"/>
+          <w:rFonts w:hint="eastAsia" w:eastAsia="黑体"/>
         </w:rPr>
         <w:t xml:space="preserve">Instruments）。</w:t>
       </w:r>
@@ -3707,16 +4022,19 @@
       </w:pPr>
       <w:r>
         <w:rPr>
-          <w:rFonts w:hint="eastAsia"/>
+          <w:rFonts w:hint="eastAsia" w:eastAsia="黑体"/>
         </w:rPr>
         <w:t xml:space="preserve">《开关电源设计（第三版）》（Abraham</w:t>
       </w:r>
       <w:r>
+        <w:rPr>
+          <w:rFonts w:eastAsia="黑体"/>
+        </w:rPr>
         <w:t xml:space="preserve"> I. </w:t>
       </w:r>
       <w:r>
         <w:rPr>
-          <w:rFonts w:hint="eastAsia"/>
+          <w:rFonts w:hint="eastAsia" w:eastAsia="黑体"/>
         </w:rPr>
         <w:t xml:space="preserve">Pressman）。</w:t>
       </w:r>
@@ -3730,11 +4048,11 @@
       </w:pPr>
       <w:r>
         <w:rPr>
-          <w:rFonts w:ascii="Times New Roman" w:hAnsi="Times New Roman"/>
+          <w:rFonts w:ascii="Times New Roman" w:hAnsi="Times New Roman" w:eastAsia="黑体"/>
           <w:color w:val="555555"/>
           <w:sz w:val="21"/>
         </w:rPr>
-        <w:t>材料收集者：杜文杰</w:t>
+        <w:t>材料收集者：杜文杰，WX手机：19519196569，QQ:3478827729</w:t>
       </w:r>
     </w:p>
     <w:sectPr>
@@ -3754,7 +4072,7 @@
 </file>
 
 <file path=word/footer1.xml><?xml version="1.0" encoding="utf-8"?>
-<w:ftr xmlns:m="http://schemas.openxmlformats.org/officeDocument/2006/math" xmlns:mc="http://schemas.openxmlformats.org/markup-compatibility/2006" xmlns:mo="http://schemas.microsoft.com/office/mac/office/2008/main" xmlns:mv="urn:schemas-microsoft-com:mac:vml" xmlns:o="urn:schemas-microsoft-com:office:office" xmlns:r="http://schemas.openxmlformats.org/officeDocument/2006/relationships" xmlns:v="urn:schemas-microsoft-com:vml" xmlns:w10="urn:schemas-microsoft-com:office:word" xmlns:w14="http://schemas.microsoft.com/office/word/2010/wordml" xmlns:w="http://schemas.openxmlformats.org/wordprocessingml/2006/main" xmlns:wne="http://schemas.microsoft.com/office/word/2006/wordml" xmlns:wp14="http://schemas.microsoft.com/office/word/2010/wordprocessingDrawing" xmlns:wp="http://schemas.openxmlformats.org/drawingml/2006/wordprocessingDrawing" xmlns:wpc="http://schemas.microsoft.com/office/word/2010/wordprocessingCanvas" xmlns:wpg="http://schemas.microsoft.com/office/word/2010/wordprocessingGroup" xmlns:wpi="http://schemas.microsoft.com/office/word/2010/wordprocessingInk" xmlns:wps="http://schemas.microsoft.com/office/word/2010/wordprocessingShape" mc:Ignorable="w14 wp14">
+<w:ftr xmlns:mc="http://schemas.openxmlformats.org/markup-compatibility/2006" xmlns:w="http://schemas.openxmlformats.org/wordprocessingml/2006/main" xmlns:m="http://schemas.openxmlformats.org/officeDocument/2006/math" xmlns:mo="http://schemas.microsoft.com/office/mac/office/2008/main" xmlns:mv="urn:schemas-microsoft-com:mac:vml" xmlns:o="urn:schemas-microsoft-com:office:office" xmlns:r="http://schemas.openxmlformats.org/officeDocument/2006/relationships" xmlns:v="urn:schemas-microsoft-com:vml" xmlns:w10="urn:schemas-microsoft-com:office:word" xmlns:w14="http://schemas.microsoft.com/office/word/2010/wordml" xmlns:wne="http://schemas.microsoft.com/office/word/2006/wordml" xmlns:wp14="http://schemas.microsoft.com/office/word/2010/wordprocessingDrawing" xmlns:wp="http://schemas.openxmlformats.org/drawingml/2006/wordprocessingDrawing" xmlns:wpc="http://schemas.microsoft.com/office/word/2010/wordprocessingCanvas" xmlns:wpg="http://schemas.microsoft.com/office/word/2010/wordprocessingGroup" xmlns:wpi="http://schemas.microsoft.com/office/word/2010/wordprocessingInk" xmlns:wps="http://schemas.microsoft.com/office/word/2010/wordprocessingShape" mc:Ignorable="w14 wp14">
   <w:p>
     <w:pPr>
       <w:pStyle w:val="Footer"/>
@@ -3762,12 +4080,14 @@
     </w:pPr>
     <w:r>
       <w:rPr>
+        <w:rFonts w:eastAsia="黑体"/>
         <w:sz w:val="18"/>
       </w:rPr>
       <w:t xml:space="preserve">第 </w:t>
     </w:r>
     <w:r>
       <w:rPr>
+        <w:rFonts w:eastAsia="黑体"/>
         <w:sz w:val="18"/>
       </w:rPr>
       <w:fldChar w:fldCharType="begin"/>
@@ -3776,6 +4096,7 @@
     </w:r>
     <w:r>
       <w:rPr>
+        <w:rFonts w:eastAsia="黑体"/>
         <w:sz w:val="18"/>
       </w:rPr>
       <w:t xml:space="preserve"> 页</w:t>
@@ -3789,6 +4110,9 @@
   <w:footnote w:type="continuationSeparator" w:id="0">
     <w:p>
       <w:r>
+        <w:rPr>
+          <w:rFonts w:eastAsia="黑体"/>
+        </w:rPr>
         <w:continuationSeparator/>
       </w:r>
     </w:p>
@@ -3796,6 +4120,9 @@
   <w:footnote w:type="separator" w:id="-1">
     <w:p>
       <w:r>
+        <w:rPr>
+          <w:rFonts w:eastAsia="黑体"/>
+        </w:rPr>
         <w:separator/>
       </w:r>
     </w:p>
@@ -3804,7 +4131,7 @@
 </file>
 
 <file path=word/header1.xml><?xml version="1.0" encoding="utf-8"?>
-<w:hdr xmlns:m="http://schemas.openxmlformats.org/officeDocument/2006/math" xmlns:mc="http://schemas.openxmlformats.org/markup-compatibility/2006" xmlns:mo="http://schemas.microsoft.com/office/mac/office/2008/main" xmlns:mv="urn:schemas-microsoft-com:mac:vml" xmlns:o="urn:schemas-microsoft-com:office:office" xmlns:r="http://schemas.openxmlformats.org/officeDocument/2006/relationships" xmlns:v="urn:schemas-microsoft-com:vml" xmlns:w10="urn:schemas-microsoft-com:office:word" xmlns:w14="http://schemas.microsoft.com/office/word/2010/wordml" xmlns:w="http://schemas.openxmlformats.org/wordprocessingml/2006/main" xmlns:wne="http://schemas.microsoft.com/office/word/2006/wordml" xmlns:wp14="http://schemas.microsoft.com/office/word/2010/wordprocessingDrawing" xmlns:wp="http://schemas.openxmlformats.org/drawingml/2006/wordprocessingDrawing" xmlns:wpc="http://schemas.microsoft.com/office/word/2010/wordprocessingCanvas" xmlns:wpg="http://schemas.microsoft.com/office/word/2010/wordprocessingGroup" xmlns:wpi="http://schemas.microsoft.com/office/word/2010/wordprocessingInk" xmlns:wps="http://schemas.microsoft.com/office/word/2010/wordprocessingShape" mc:Ignorable="w14 wp14">
+<w:hdr xmlns:mc="http://schemas.openxmlformats.org/markup-compatibility/2006" xmlns:w="http://schemas.openxmlformats.org/wordprocessingml/2006/main" xmlns:m="http://schemas.openxmlformats.org/officeDocument/2006/math" xmlns:mo="http://schemas.microsoft.com/office/mac/office/2008/main" xmlns:mv="urn:schemas-microsoft-com:mac:vml" xmlns:o="urn:schemas-microsoft-com:office:office" xmlns:r="http://schemas.openxmlformats.org/officeDocument/2006/relationships" xmlns:v="urn:schemas-microsoft-com:vml" xmlns:w10="urn:schemas-microsoft-com:office:word" xmlns:w14="http://schemas.microsoft.com/office/word/2010/wordml" xmlns:wne="http://schemas.microsoft.com/office/word/2006/wordml" xmlns:wp14="http://schemas.microsoft.com/office/word/2010/wordprocessingDrawing" xmlns:wp="http://schemas.openxmlformats.org/drawingml/2006/wordprocessingDrawing" xmlns:wpc="http://schemas.microsoft.com/office/word/2010/wordprocessingCanvas" xmlns:wpg="http://schemas.microsoft.com/office/word/2010/wordprocessingGroup" xmlns:wpi="http://schemas.microsoft.com/office/word/2010/wordprocessingInk" xmlns:wps="http://schemas.microsoft.com/office/word/2010/wordprocessingShape" mc:Ignorable="w14 wp14">
   <w:p>
     <w:pPr>
       <w:pStyle w:val="Header"/>
@@ -3812,7 +4139,7 @@
     </w:pPr>
     <w:r>
       <w:rPr>
-        <w:rFonts w:ascii="Times New Roman" w:hAnsi="Times New Roman"/>
+        <w:rFonts w:ascii="Times New Roman" w:hAnsi="Times New Roman" w:eastAsia="黑体"/>
         <w:sz w:val="18"/>
         <w:rFonts w:eastAsia="黑体"/>
         <w:rFonts w:eastAsia="黑体"/>
@@ -3824,7 +4151,7 @@
 </file>
 
 <file path=word/numbering.xml><?xml version="1.0" encoding="utf-8"?>
-<w:numbering xmlns:m="http://schemas.openxmlformats.org/officeDocument/2006/math" xmlns:mc="http://schemas.openxmlformats.org/markup-compatibility/2006" xmlns:mo="http://schemas.microsoft.com/office/mac/office/2008/main" xmlns:mv="urn:schemas-microsoft-com:mac:vml" xmlns:o="urn:schemas-microsoft-com:office:office" xmlns:r="http://schemas.openxmlformats.org/officeDocument/2006/relationships" xmlns:v="urn:schemas-microsoft-com:vml" xmlns:w="http://schemas.openxmlformats.org/wordprocessingml/2006/main" xmlns:w10="urn:schemas-microsoft-com:office:word" xmlns:w14="http://schemas.microsoft.com/office/word/2010/wordml" xmlns:wne="http://schemas.microsoft.com/office/word/2006/wordml" xmlns:wp="http://schemas.openxmlformats.org/drawingml/2006/wordprocessingDrawing" xmlns:wp14="http://schemas.microsoft.com/office/word/2010/wordprocessingDrawing" xmlns:wpc="http://schemas.microsoft.com/office/word/2010/wordprocessingCanvas" xmlns:wpg="http://schemas.microsoft.com/office/word/2010/wordprocessingGroup" xmlns:wpi="http://schemas.microsoft.com/office/word/2010/wordprocessingInk" xmlns:wps="http://schemas.microsoft.com/office/word/2010/wordprocessingShape" mc:Ignorable="w14 wp14">
+<w:numbering xmlns:mc="http://schemas.openxmlformats.org/markup-compatibility/2006" xmlns:w="http://schemas.openxmlformats.org/wordprocessingml/2006/main" xmlns:m="http://schemas.openxmlformats.org/officeDocument/2006/math" xmlns:mo="http://schemas.microsoft.com/office/mac/office/2008/main" xmlns:mv="urn:schemas-microsoft-com:mac:vml" xmlns:o="urn:schemas-microsoft-com:office:office" xmlns:r="http://schemas.openxmlformats.org/officeDocument/2006/relationships" xmlns:v="urn:schemas-microsoft-com:vml" xmlns:w10="urn:schemas-microsoft-com:office:word" xmlns:w14="http://schemas.microsoft.com/office/word/2010/wordml" xmlns:wne="http://schemas.microsoft.com/office/word/2006/wordml" xmlns:wp="http://schemas.openxmlformats.org/drawingml/2006/wordprocessingDrawing" xmlns:wp14="http://schemas.microsoft.com/office/word/2010/wordprocessingDrawing" xmlns:wpc="http://schemas.microsoft.com/office/word/2010/wordprocessingCanvas" xmlns:wpg="http://schemas.microsoft.com/office/word/2010/wordprocessingGroup" xmlns:wpi="http://schemas.microsoft.com/office/word/2010/wordprocessingInk" xmlns:wps="http://schemas.microsoft.com/office/word/2010/wordprocessingShape" mc:Ignorable="w14 wp14">
   <w:abstractNum w:abstractNumId="0">
     <w:nsid w:val="FFFFFF7C"/>
     <w:multiLevelType w:val="singleLevel"/>
@@ -3911,7 +4238,7 @@
         <w:ind w:hanging="360" w:left="1440"/>
       </w:pPr>
       <w:rPr>
-        <w:rFonts w:ascii="Symbol" w:hAnsi="Symbol" w:hint="default"/>
+        <w:rFonts w:ascii="Symbol" w:hAnsi="Symbol" w:hint="default" w:eastAsia="黑体"/>
       </w:rPr>
     </w:lvl>
   </w:abstractNum>
@@ -3932,7 +4259,7 @@
         <w:ind w:hanging="360" w:left="1080"/>
       </w:pPr>
       <w:rPr>
-        <w:rFonts w:ascii="Symbol" w:hAnsi="Symbol" w:hint="default"/>
+        <w:rFonts w:ascii="Symbol" w:hAnsi="Symbol" w:hint="default" w:eastAsia="黑体"/>
       </w:rPr>
     </w:lvl>
   </w:abstractNum>
@@ -3953,7 +4280,7 @@
         <w:ind w:hanging="360" w:left="720"/>
       </w:pPr>
       <w:rPr>
-        <w:rFonts w:ascii="Symbol" w:hAnsi="Symbol" w:hint="default"/>
+        <w:rFonts w:ascii="Symbol" w:hAnsi="Symbol" w:hint="default" w:eastAsia="黑体"/>
       </w:rPr>
     </w:lvl>
   </w:abstractNum>
@@ -3992,7 +4319,7 @@
         <w:ind w:hanging="360" w:left="360"/>
       </w:pPr>
       <w:rPr>
-        <w:rFonts w:ascii="Symbol" w:hAnsi="Symbol" w:hint="default"/>
+        <w:rFonts w:ascii="Symbol" w:hAnsi="Symbol" w:hint="default" w:eastAsia="黑体"/>
       </w:rPr>
     </w:lvl>
   </w:abstractNum>
@@ -4083,7 +4410,7 @@
         <w:ind w:left="720" w:hanging="360"/>
       </w:pPr>
       <w:rPr>
-        <w:rFonts w:ascii="Symbol" w:hAnsi="Symbol" w:cs="Symbol" w:hint="default"/>
+        <w:rFonts w:ascii="Symbol" w:hAnsi="Symbol" w:cs="Symbol" w:hint="default" w:eastAsia="黑体"/>
       </w:rPr>
     </w:lvl>
     <w:lvl w:ilvl="1">
@@ -4094,7 +4421,7 @@
         <w:ind w:left="1440" w:hanging="360"/>
       </w:pPr>
       <w:rPr>
-        <w:rFonts w:ascii="Courier New" w:hAnsi="Courier New" w:cs="Courier New" w:hint="default"/>
+        <w:rFonts w:ascii="Courier New" w:hAnsi="Courier New" w:cs="Courier New" w:hint="default" w:eastAsia="黑体"/>
       </w:rPr>
     </w:lvl>
     <w:lvl w:ilvl="2">
@@ -4105,7 +4432,7 @@
         <w:ind w:left="2160" w:hanging="360"/>
       </w:pPr>
       <w:rPr>
-        <w:rFonts w:ascii="Wingdings" w:hAnsi="Wingdings" w:cs="Wingdings" w:hint="default"/>
+        <w:rFonts w:ascii="Wingdings" w:hAnsi="Wingdings" w:cs="Wingdings" w:hint="default" w:eastAsia="黑体"/>
       </w:rPr>
     </w:lvl>
     <w:lvl w:ilvl="3">
@@ -4116,7 +4443,7 @@
         <w:ind w:left="2880" w:hanging="360"/>
       </w:pPr>
       <w:rPr>
-        <w:rFonts w:ascii="Symbol" w:hAnsi="Symbol" w:cs="Symbol" w:hint="default"/>
+        <w:rFonts w:ascii="Symbol" w:hAnsi="Symbol" w:cs="Symbol" w:hint="default" w:eastAsia="黑体"/>
       </w:rPr>
     </w:lvl>
     <w:lvl w:ilvl="4">
@@ -4127,7 +4454,7 @@
         <w:ind w:left="3600" w:hanging="360"/>
       </w:pPr>
       <w:rPr>
-        <w:rFonts w:ascii="Courier New" w:hAnsi="Courier New" w:cs="Courier New" w:hint="default"/>
+        <w:rFonts w:ascii="Courier New" w:hAnsi="Courier New" w:cs="Courier New" w:hint="default" w:eastAsia="黑体"/>
       </w:rPr>
     </w:lvl>
     <w:lvl w:ilvl="5">
@@ -4138,7 +4465,7 @@
         <w:ind w:left="4320" w:hanging="360"/>
       </w:pPr>
       <w:rPr>
-        <w:rFonts w:ascii="Wingdings" w:hAnsi="Wingdings" w:cs="Wingdings" w:hint="default"/>
+        <w:rFonts w:ascii="Wingdings" w:hAnsi="Wingdings" w:cs="Wingdings" w:hint="default" w:eastAsia="黑体"/>
       </w:rPr>
     </w:lvl>
     <w:lvl w:ilvl="6">
@@ -4149,7 +4476,7 @@
         <w:ind w:left="5040" w:hanging="360"/>
       </w:pPr>
       <w:rPr>
-        <w:rFonts w:ascii="Symbol" w:hAnsi="Symbol" w:cs="Symbol" w:hint="default"/>
+        <w:rFonts w:ascii="Symbol" w:hAnsi="Symbol" w:cs="Symbol" w:hint="default" w:eastAsia="黑体"/>
       </w:rPr>
     </w:lvl>
     <w:lvl w:ilvl="7">
@@ -4160,7 +4487,7 @@
         <w:ind w:left="5760" w:hanging="360"/>
       </w:pPr>
       <w:rPr>
-        <w:rFonts w:ascii="Courier New" w:hAnsi="Courier New" w:cs="Courier New" w:hint="default"/>
+        <w:rFonts w:ascii="Courier New" w:hAnsi="Courier New" w:cs="Courier New" w:hint="default" w:eastAsia="黑体"/>
       </w:rPr>
     </w:lvl>
     <w:lvl w:ilvl="8">
@@ -4171,7 +4498,7 @@
         <w:ind w:left="6480" w:hanging="360"/>
       </w:pPr>
       <w:rPr>
-        <w:rFonts w:ascii="Wingdings" w:hAnsi="Wingdings" w:cs="Wingdings" w:hint="default"/>
+        <w:rFonts w:ascii="Wingdings" w:hAnsi="Wingdings" w:cs="Wingdings" w:hint="default" w:eastAsia="黑体"/>
       </w:rPr>
     </w:lvl>
   </w:abstractNum>
@@ -4227,11 +4554,11 @@
 </file>
 
 <file path=word/styles.xml><?xml version="1.0" encoding="utf-8"?>
-<w:styles xmlns:mc="http://schemas.openxmlformats.org/markup-compatibility/2006" xmlns:r="http://schemas.openxmlformats.org/officeDocument/2006/relationships" xmlns:w="http://schemas.openxmlformats.org/wordprocessingml/2006/main" xmlns:w14="http://schemas.microsoft.com/office/word/2010/wordml" mc:Ignorable="w14">
+<w:styles xmlns:mc="http://schemas.openxmlformats.org/markup-compatibility/2006" xmlns:w="http://schemas.openxmlformats.org/wordprocessingml/2006/main" xmlns:r="http://schemas.openxmlformats.org/officeDocument/2006/relationships" xmlns:w14="http://schemas.microsoft.com/office/word/2010/wordml" mc:Ignorable="w14">
   <w:docDefaults>
     <w:rPrDefault>
       <w:rPr>
-        <w:rFonts w:asciiTheme="minorHAnsi" w:cstheme="minorBidi" w:eastAsiaTheme="minorEastAsia" w:hAnsiTheme="minorHAnsi"/>
+        <w:rFonts w:asciiTheme="minorHAnsi" w:cstheme="minorBidi" w:hAnsiTheme="minorHAnsi" w:eastAsia="黑体"/>
         <w:sz w:val="22"/>
         <w:szCs w:val="22"/>
         <w:lang w:bidi="ar-SA" w:eastAsia="en-US" w:val="en-US"/>
@@ -4453,7 +4780,7 @@
       <w:outlineLvl w:val="0"/>
     </w:pPr>
     <w:rPr>
-      <w:rFonts w:ascii="Times New Roman" w:asciiTheme="majorHAnsi" w:cstheme="majorBidi" w:eastAsia="黑体" w:eastAsiaTheme="majorEastAsia" w:hAnsi="Times New Roman" w:hAnsiTheme="majorHAnsi"/>
+      <w:rFonts w:ascii="Times New Roman" w:asciiTheme="majorHAnsi" w:cstheme="majorBidi" w:eastAsia="黑体" w:hAnsi="Times New Roman" w:hAnsiTheme="majorHAnsi"/>
       <w:b/>
       <w:bCs/>
       <w:color w:val="1F3864"/>
@@ -4477,7 +4804,7 @@
       <w:outlineLvl w:val="1"/>
     </w:pPr>
     <w:rPr>
-      <w:rFonts w:ascii="Times New Roman" w:asciiTheme="majorHAnsi" w:cstheme="majorBidi" w:eastAsia="黑体" w:eastAsiaTheme="majorEastAsia" w:hAnsi="Times New Roman" w:hAnsiTheme="majorHAnsi"/>
+      <w:rFonts w:ascii="Times New Roman" w:asciiTheme="majorHAnsi" w:cstheme="majorBidi" w:eastAsia="黑体" w:hAnsi="Times New Roman" w:hAnsiTheme="majorHAnsi"/>
       <w:b/>
       <w:bCs/>
       <w:color w:val="2E4E7E"/>
@@ -4501,7 +4828,7 @@
       <w:outlineLvl w:val="2"/>
     </w:pPr>
     <w:rPr>
-      <w:rFonts w:ascii="Times New Roman" w:asciiTheme="majorHAnsi" w:cstheme="majorBidi" w:eastAsia="黑体" w:eastAsiaTheme="majorEastAsia" w:hAnsi="Times New Roman" w:hAnsiTheme="majorHAnsi"/>
+      <w:rFonts w:ascii="Times New Roman" w:asciiTheme="majorHAnsi" w:cstheme="majorBidi" w:eastAsia="黑体" w:hAnsi="Times New Roman" w:hAnsiTheme="majorHAnsi"/>
       <w:b/>
       <w:bCs/>
       <w:color w:val="2E4E7E"/>
@@ -4525,7 +4852,7 @@
       <w:outlineLvl w:val="3"/>
     </w:pPr>
     <w:rPr>
-      <w:rFonts w:ascii="Times New Roman" w:asciiTheme="majorHAnsi" w:cstheme="majorBidi" w:eastAsia="黑体" w:eastAsiaTheme="majorEastAsia" w:hAnsi="Times New Roman" w:hAnsiTheme="majorHAnsi"/>
+      <w:rFonts w:ascii="Times New Roman" w:asciiTheme="majorHAnsi" w:cstheme="majorBidi" w:eastAsia="黑体" w:hAnsi="Times New Roman" w:hAnsiTheme="majorHAnsi"/>
       <w:b/>
       <w:bCs/>
       <w:i/>
@@ -4551,7 +4878,7 @@
       <w:outlineLvl w:val="4"/>
     </w:pPr>
     <w:rPr>
-      <w:rFonts w:ascii="Times New Roman" w:asciiTheme="majorHAnsi" w:cstheme="majorBidi" w:eastAsia="黑体" w:eastAsiaTheme="majorEastAsia" w:hAnsi="Times New Roman" w:hAnsiTheme="majorHAnsi"/>
+      <w:rFonts w:ascii="Times New Roman" w:asciiTheme="majorHAnsi" w:cstheme="majorBidi" w:eastAsia="黑体" w:hAnsi="Times New Roman" w:hAnsiTheme="majorHAnsi"/>
       <w:b/>
       <w:color w:val="333333"/>
       <w:sz w:val="22"/>
@@ -4574,7 +4901,7 @@
       <w:outlineLvl w:val="5"/>
     </w:pPr>
     <w:rPr>
-      <w:rFonts w:asciiTheme="majorHAnsi" w:cstheme="majorBidi" w:eastAsiaTheme="majorEastAsia" w:hAnsiTheme="majorHAnsi"/>
+      <w:rFonts w:asciiTheme="majorHAnsi" w:cstheme="majorBidi" w:hAnsiTheme="majorHAnsi" w:eastAsia="黑体"/>
       <w:i/>
       <w:iCs/>
       <w:color w:themeColor="accent1" w:themeShade="7F" w:val="243F60"/>
@@ -4597,7 +4924,7 @@
       <w:outlineLvl w:val="6"/>
     </w:pPr>
     <w:rPr>
-      <w:rFonts w:asciiTheme="majorHAnsi" w:cstheme="majorBidi" w:eastAsiaTheme="majorEastAsia" w:hAnsiTheme="majorHAnsi"/>
+      <w:rFonts w:asciiTheme="majorHAnsi" w:cstheme="majorBidi" w:hAnsiTheme="majorHAnsi" w:eastAsia="黑体"/>
       <w:i/>
       <w:iCs/>
       <w:color w:themeColor="text1" w:themeTint="BF" w:val="404040"/>
@@ -4620,7 +4947,7 @@
       <w:outlineLvl w:val="7"/>
     </w:pPr>
     <w:rPr>
-      <w:rFonts w:asciiTheme="majorHAnsi" w:cstheme="majorBidi" w:eastAsiaTheme="majorEastAsia" w:hAnsiTheme="majorHAnsi"/>
+      <w:rFonts w:asciiTheme="majorHAnsi" w:cstheme="majorBidi" w:hAnsiTheme="majorHAnsi" w:eastAsia="黑体"/>
       <w:color w:themeColor="accent1" w:val="4F81BD"/>
       <w:sz w:val="20"/>
       <w:szCs w:val="20"/>
@@ -4643,7 +4970,7 @@
       <w:outlineLvl w:val="8"/>
     </w:pPr>
     <w:rPr>
-      <w:rFonts w:asciiTheme="majorHAnsi" w:cstheme="majorBidi" w:eastAsiaTheme="majorEastAsia" w:hAnsiTheme="majorHAnsi"/>
+      <w:rFonts w:asciiTheme="majorHAnsi" w:cstheme="majorBidi" w:hAnsiTheme="majorHAnsi" w:eastAsia="黑体"/>
       <w:i/>
       <w:iCs/>
       <w:color w:themeColor="text1" w:themeTint="BF" w:val="404040"/>
@@ -4694,7 +5021,7 @@
     <w:uiPriority w:val="9"/>
     <w:rsid w:val="00FC693F"/>
     <w:rPr>
-      <w:rFonts w:asciiTheme="majorHAnsi" w:cstheme="majorBidi" w:eastAsiaTheme="majorEastAsia" w:hAnsiTheme="majorHAnsi"/>
+      <w:rFonts w:asciiTheme="majorHAnsi" w:cstheme="majorBidi" w:hAnsiTheme="majorHAnsi" w:eastAsia="黑体"/>
       <w:b/>
       <w:bCs/>
       <w:color w:themeColor="accent1" w:themeShade="BF" w:val="365F91"/>
@@ -4709,7 +5036,7 @@
     <w:uiPriority w:val="9"/>
     <w:rsid w:val="00FC693F"/>
     <w:rPr>
-      <w:rFonts w:asciiTheme="majorHAnsi" w:cstheme="majorBidi" w:eastAsiaTheme="majorEastAsia" w:hAnsiTheme="majorHAnsi"/>
+      <w:rFonts w:asciiTheme="majorHAnsi" w:cstheme="majorBidi" w:hAnsiTheme="majorHAnsi" w:eastAsia="黑体"/>
       <w:b/>
       <w:bCs/>
       <w:color w:themeColor="accent1" w:val="4F81BD"/>
@@ -4724,7 +5051,7 @@
     <w:uiPriority w:val="9"/>
     <w:rsid w:val="00FC693F"/>
     <w:rPr>
-      <w:rFonts w:asciiTheme="majorHAnsi" w:cstheme="majorBidi" w:eastAsiaTheme="majorEastAsia" w:hAnsiTheme="majorHAnsi"/>
+      <w:rFonts w:asciiTheme="majorHAnsi" w:cstheme="majorBidi" w:hAnsiTheme="majorHAnsi" w:eastAsia="黑体"/>
       <w:b/>
       <w:bCs/>
       <w:color w:themeColor="accent1" w:val="4F81BD"/>
@@ -4747,7 +5074,7 @@
       <w:contextualSpacing/>
     </w:pPr>
     <w:rPr>
-      <w:rFonts w:ascii="Times New Roman" w:asciiTheme="majorHAnsi" w:cstheme="majorBidi" w:eastAsia="黑体" w:eastAsiaTheme="majorEastAsia" w:hAnsi="Times New Roman" w:hAnsiTheme="majorHAnsi"/>
+      <w:rFonts w:ascii="Times New Roman" w:asciiTheme="majorHAnsi" w:cstheme="majorBidi" w:eastAsia="黑体" w:hAnsi="Times New Roman" w:hAnsiTheme="majorHAnsi"/>
       <w:b/>
       <w:color w:val="1F3864"/>
       <w:spacing w:val="5"/>
@@ -4763,7 +5090,7 @@
     <w:uiPriority w:val="10"/>
     <w:rsid w:val="00FC693F"/>
     <w:rPr>
-      <w:rFonts w:asciiTheme="majorHAnsi" w:cstheme="majorBidi" w:eastAsiaTheme="majorEastAsia" w:hAnsiTheme="majorHAnsi"/>
+      <w:rFonts w:asciiTheme="majorHAnsi" w:cstheme="majorBidi" w:hAnsiTheme="majorHAnsi" w:eastAsia="黑体"/>
       <w:color w:themeColor="text2" w:themeShade="BF" w:val="17365D"/>
       <w:spacing w:val="5"/>
       <w:kern w:val="28"/>
@@ -4785,7 +5112,7 @@
       </w:numPr>
     </w:pPr>
     <w:rPr>
-      <w:rFonts w:asciiTheme="majorHAnsi" w:cstheme="majorBidi" w:eastAsiaTheme="majorEastAsia" w:hAnsiTheme="majorHAnsi"/>
+      <w:rFonts w:asciiTheme="majorHAnsi" w:cstheme="majorBidi" w:hAnsiTheme="majorHAnsi" w:eastAsia="黑体"/>
       <w:i/>
       <w:iCs/>
       <w:color w:themeColor="accent1" w:val="4F81BD"/>
@@ -4801,7 +5128,7 @@
     <w:uiPriority w:val="11"/>
     <w:rsid w:val="00FC693F"/>
     <w:rPr>
-      <w:rFonts w:asciiTheme="majorHAnsi" w:cstheme="majorBidi" w:eastAsiaTheme="majorEastAsia" w:hAnsiTheme="majorHAnsi"/>
+      <w:rFonts w:asciiTheme="majorHAnsi" w:cstheme="majorBidi" w:hAnsiTheme="majorHAnsi" w:eastAsia="黑体"/>
       <w:i/>
       <w:iCs/>
       <w:color w:themeColor="accent1" w:val="4F81BD"/>
@@ -4868,6 +5195,7 @@
       <w:spacing w:after="120"/>
     </w:pPr>
     <w:rPr>
+      <w:rFonts w:eastAsia="黑体"/>
       <w:sz w:val="16"/>
       <w:szCs w:val="16"/>
     </w:rPr>
@@ -4879,6 +5207,7 @@
     <w:uiPriority w:val="99"/>
     <w:rsid w:val="00AA1D8D"/>
     <w:rPr>
+      <w:rFonts w:eastAsia="黑体"/>
       <w:sz w:val="16"/>
       <w:szCs w:val="16"/>
     </w:rPr>
@@ -5048,7 +5377,7 @@
       </w:tabs>
     </w:pPr>
     <w:rPr>
-      <w:rFonts w:ascii="Courier" w:hAnsi="Courier"/>
+      <w:rFonts w:ascii="Courier" w:hAnsi="Courier" w:eastAsia="黑体"/>
       <w:sz w:val="20"/>
       <w:szCs w:val="20"/>
     </w:rPr>
@@ -5060,7 +5389,7 @@
     <w:uiPriority w:val="99"/>
     <w:rsid w:val="0029639D"/>
     <w:rPr>
-      <w:rFonts w:ascii="Courier" w:hAnsi="Courier"/>
+      <w:rFonts w:ascii="Courier" w:hAnsi="Courier" w:eastAsia="黑体"/>
       <w:sz w:val="20"/>
       <w:szCs w:val="20"/>
     </w:rPr>
@@ -5096,6 +5425,7 @@
     <w:uiPriority w:val="29"/>
     <w:rsid w:val="00FC693F"/>
     <w:rPr>
+      <w:rFonts w:eastAsia="黑体"/>
       <w:i/>
       <w:iCs/>
       <w:color w:themeColor="text1" w:val="000000"/>
@@ -5109,7 +5439,7 @@
     <w:semiHidden/>
     <w:rsid w:val="00FC693F"/>
     <w:rPr>
-      <w:rFonts w:asciiTheme="majorHAnsi" w:cstheme="majorBidi" w:eastAsiaTheme="majorEastAsia" w:hAnsiTheme="majorHAnsi"/>
+      <w:rFonts w:asciiTheme="majorHAnsi" w:cstheme="majorBidi" w:hAnsiTheme="majorHAnsi" w:eastAsia="黑体"/>
       <w:b/>
       <w:bCs/>
       <w:i/>
@@ -5125,7 +5455,7 @@
     <w:semiHidden/>
     <w:rsid w:val="00FC693F"/>
     <w:rPr>
-      <w:rFonts w:asciiTheme="majorHAnsi" w:cstheme="majorBidi" w:eastAsiaTheme="majorEastAsia" w:hAnsiTheme="majorHAnsi"/>
+      <w:rFonts w:asciiTheme="majorHAnsi" w:cstheme="majorBidi" w:hAnsiTheme="majorHAnsi" w:eastAsia="黑体"/>
       <w:color w:themeColor="accent1" w:themeShade="7F" w:val="243F60"/>
     </w:rPr>
   </w:style>
@@ -5137,7 +5467,7 @@
     <w:semiHidden/>
     <w:rsid w:val="00FC693F"/>
     <w:rPr>
-      <w:rFonts w:asciiTheme="majorHAnsi" w:cstheme="majorBidi" w:eastAsiaTheme="majorEastAsia" w:hAnsiTheme="majorHAnsi"/>
+      <w:rFonts w:asciiTheme="majorHAnsi" w:cstheme="majorBidi" w:hAnsiTheme="majorHAnsi" w:eastAsia="黑体"/>
       <w:i/>
       <w:iCs/>
       <w:color w:themeColor="accent1" w:themeShade="7F" w:val="243F60"/>
@@ -5151,7 +5481,7 @@
     <w:semiHidden/>
     <w:rsid w:val="00FC693F"/>
     <w:rPr>
-      <w:rFonts w:asciiTheme="majorHAnsi" w:cstheme="majorBidi" w:eastAsiaTheme="majorEastAsia" w:hAnsiTheme="majorHAnsi"/>
+      <w:rFonts w:asciiTheme="majorHAnsi" w:cstheme="majorBidi" w:hAnsiTheme="majorHAnsi" w:eastAsia="黑体"/>
       <w:i/>
       <w:iCs/>
       <w:color w:themeColor="text1" w:themeTint="BF" w:val="404040"/>
@@ -5165,7 +5495,7 @@
     <w:semiHidden/>
     <w:rsid w:val="00FC693F"/>
     <w:rPr>
-      <w:rFonts w:asciiTheme="majorHAnsi" w:cstheme="majorBidi" w:eastAsiaTheme="majorEastAsia" w:hAnsiTheme="majorHAnsi"/>
+      <w:rFonts w:asciiTheme="majorHAnsi" w:cstheme="majorBidi" w:hAnsiTheme="majorHAnsi" w:eastAsia="黑体"/>
       <w:color w:themeColor="accent1" w:val="4F81BD"/>
       <w:sz w:val="20"/>
       <w:szCs w:val="20"/>
@@ -5179,7 +5509,7 @@
     <w:semiHidden/>
     <w:rsid w:val="00FC693F"/>
     <w:rPr>
-      <w:rFonts w:asciiTheme="majorHAnsi" w:cstheme="majorBidi" w:eastAsiaTheme="majorEastAsia" w:hAnsiTheme="majorHAnsi"/>
+      <w:rFonts w:asciiTheme="majorHAnsi" w:cstheme="majorBidi" w:hAnsiTheme="majorHAnsi" w:eastAsia="黑体"/>
       <w:i/>
       <w:iCs/>
       <w:color w:themeColor="text1" w:themeTint="BF" w:val="404040"/>
@@ -5200,6 +5530,7 @@
       <w:spacing w:line="240" w:lineRule="auto"/>
     </w:pPr>
     <w:rPr>
+      <w:rFonts w:eastAsia="黑体"/>
       <w:b/>
       <w:bCs/>
       <w:color w:themeColor="accent1" w:val="4F81BD"/>
@@ -5214,6 +5545,7 @@
     <w:qFormat/>
     <w:rsid w:val="00FC693F"/>
     <w:rPr>
+      <w:rFonts w:eastAsia="黑体"/>
       <w:b/>
       <w:bCs/>
     </w:rPr>
@@ -5225,6 +5557,7 @@
     <w:qFormat/>
     <w:rsid w:val="00FC693F"/>
     <w:rPr>
+      <w:rFonts w:eastAsia="黑体"/>
       <w:i/>
       <w:iCs/>
     </w:rPr>
@@ -5245,6 +5578,7 @@
       <w:ind w:left="936" w:right="936"/>
     </w:pPr>
     <w:rPr>
+      <w:rFonts w:eastAsia="黑体"/>
       <w:b/>
       <w:bCs/>
       <w:i/>
@@ -5259,6 +5593,7 @@
     <w:uiPriority w:val="30"/>
     <w:rsid w:val="00FC693F"/>
     <w:rPr>
+      <w:rFonts w:eastAsia="黑体"/>
       <w:b/>
       <w:bCs/>
       <w:i/>
@@ -5273,6 +5608,7 @@
     <w:qFormat/>
     <w:rsid w:val="00FC693F"/>
     <w:rPr>
+      <w:rFonts w:eastAsia="黑体"/>
       <w:i/>
       <w:iCs/>
       <w:color w:themeColor="text1" w:themeTint="7F" w:val="808080"/>
@@ -5285,6 +5621,7 @@
     <w:qFormat/>
     <w:rsid w:val="00FC693F"/>
     <w:rPr>
+      <w:rFonts w:eastAsia="黑体"/>
       <w:b/>
       <w:bCs/>
       <w:i/>
@@ -5299,6 +5636,7 @@
     <w:qFormat/>
     <w:rsid w:val="00FC693F"/>
     <w:rPr>
+      <w:rFonts w:eastAsia="黑体"/>
       <w:smallCaps/>
       <w:color w:themeColor="accent2" w:val="C0504D"/>
       <w:u w:val="single"/>
@@ -5311,6 +5649,7 @@
     <w:qFormat/>
     <w:rsid w:val="00FC693F"/>
     <w:rPr>
+      <w:rFonts w:eastAsia="黑体"/>
       <w:b/>
       <w:bCs/>
       <w:smallCaps/>
@@ -5326,6 +5665,7 @@
     <w:qFormat/>
     <w:rsid w:val="00FC693F"/>
     <w:rPr>
+      <w:rFonts w:eastAsia="黑体"/>
       <w:b/>
       <w:bCs/>
       <w:smallCaps/>
@@ -5380,6 +5720,7 @@
       <w:spacing w:after="0" w:line="240" w:lineRule="auto"/>
     </w:pPr>
     <w:rPr>
+      <w:rFonts w:eastAsia="黑体"/>
       <w:color w:themeColor="text1" w:themeShade="BF" w:val="000000"/>
     </w:rPr>
     <w:tblPr>
@@ -5402,6 +5743,7 @@
         <w:spacing w:after="0" w:before="0" w:line="240" w:lineRule="auto"/>
       </w:pPr>
       <w:rPr>
+        <w:rFonts w:eastAsia="黑体"/>
         <w:b/>
         <w:bCs/>
       </w:rPr>
@@ -5422,6 +5764,7 @@
         <w:spacing w:after="0" w:before="0" w:line="240" w:lineRule="auto"/>
       </w:pPr>
       <w:rPr>
+        <w:rFonts w:eastAsia="黑体"/>
         <w:b/>
         <w:bCs/>
       </w:rPr>
@@ -5439,12 +5782,14 @@
     </w:tblStylePr>
     <w:tblStylePr w:type="firstCol">
       <w:rPr>
+        <w:rFonts w:eastAsia="黑体"/>
         <w:b/>
         <w:bCs/>
       </w:rPr>
     </w:tblStylePr>
     <w:tblStylePr w:type="lastCol">
       <w:rPr>
+        <w:rFonts w:eastAsia="黑体"/>
         <w:b/>
         <w:bCs/>
       </w:rPr>
@@ -5483,6 +5828,7 @@
       <w:spacing w:after="0" w:line="240" w:lineRule="auto"/>
     </w:pPr>
     <w:rPr>
+      <w:rFonts w:eastAsia="黑体"/>
       <w:color w:themeColor="accent1" w:themeShade="BF" w:val="365F91"/>
     </w:rPr>
     <w:tblPr>
@@ -5505,6 +5851,7 @@
         <w:spacing w:after="0" w:before="0" w:line="240" w:lineRule="auto"/>
       </w:pPr>
       <w:rPr>
+        <w:rFonts w:eastAsia="黑体"/>
         <w:b/>
         <w:bCs/>
       </w:rPr>
@@ -5525,6 +5872,7 @@
         <w:spacing w:after="0" w:before="0" w:line="240" w:lineRule="auto"/>
       </w:pPr>
       <w:rPr>
+        <w:rFonts w:eastAsia="黑体"/>
         <w:b/>
         <w:bCs/>
       </w:rPr>
@@ -5542,12 +5890,14 @@
     </w:tblStylePr>
     <w:tblStylePr w:type="firstCol">
       <w:rPr>
+        <w:rFonts w:eastAsia="黑体"/>
         <w:b/>
         <w:bCs/>
       </w:rPr>
     </w:tblStylePr>
     <w:tblStylePr w:type="lastCol">
       <w:rPr>
+        <w:rFonts w:eastAsia="黑体"/>
         <w:b/>
         <w:bCs/>
       </w:rPr>
@@ -5586,6 +5936,7 @@
       <w:spacing w:after="0" w:line="240" w:lineRule="auto"/>
     </w:pPr>
     <w:rPr>
+      <w:rFonts w:eastAsia="黑体"/>
       <w:color w:themeColor="accent2" w:themeShade="BF" w:val="943634"/>
     </w:rPr>
     <w:tblPr>
@@ -5608,6 +5959,7 @@
         <w:spacing w:after="0" w:before="0" w:line="240" w:lineRule="auto"/>
       </w:pPr>
       <w:rPr>
+        <w:rFonts w:eastAsia="黑体"/>
         <w:b/>
         <w:bCs/>
       </w:rPr>
@@ -5628,6 +5980,7 @@
         <w:spacing w:after="0" w:before="0" w:line="240" w:lineRule="auto"/>
       </w:pPr>
       <w:rPr>
+        <w:rFonts w:eastAsia="黑体"/>
         <w:b/>
         <w:bCs/>
       </w:rPr>
@@ -5645,12 +5998,14 @@
     </w:tblStylePr>
     <w:tblStylePr w:type="firstCol">
       <w:rPr>
+        <w:rFonts w:eastAsia="黑体"/>
         <w:b/>
         <w:bCs/>
       </w:rPr>
     </w:tblStylePr>
     <w:tblStylePr w:type="lastCol">
       <w:rPr>
+        <w:rFonts w:eastAsia="黑体"/>
         <w:b/>
         <w:bCs/>
       </w:rPr>
@@ -5689,6 +6044,7 @@
       <w:spacing w:after="0" w:line="240" w:lineRule="auto"/>
     </w:pPr>
     <w:rPr>
+      <w:rFonts w:eastAsia="黑体"/>
       <w:color w:themeColor="accent3" w:themeShade="BF" w:val="76923C"/>
     </w:rPr>
     <w:tblPr>
@@ -5711,6 +6067,7 @@
         <w:spacing w:after="0" w:before="0" w:line="240" w:lineRule="auto"/>
       </w:pPr>
       <w:rPr>
+        <w:rFonts w:eastAsia="黑体"/>
         <w:b/>
         <w:bCs/>
       </w:rPr>
@@ -5731,6 +6088,7 @@
         <w:spacing w:after="0" w:before="0" w:line="240" w:lineRule="auto"/>
       </w:pPr>
       <w:rPr>
+        <w:rFonts w:eastAsia="黑体"/>
         <w:b/>
         <w:bCs/>
       </w:rPr>
@@ -5748,12 +6106,14 @@
     </w:tblStylePr>
     <w:tblStylePr w:type="firstCol">
       <w:rPr>
+        <w:rFonts w:eastAsia="黑体"/>
         <w:b/>
         <w:bCs/>
       </w:rPr>
     </w:tblStylePr>
     <w:tblStylePr w:type="lastCol">
       <w:rPr>
+        <w:rFonts w:eastAsia="黑体"/>
         <w:b/>
         <w:bCs/>
       </w:rPr>
@@ -5792,6 +6152,7 @@
       <w:spacing w:after="0" w:line="240" w:lineRule="auto"/>
     </w:pPr>
     <w:rPr>
+      <w:rFonts w:eastAsia="黑体"/>
       <w:color w:themeColor="accent4" w:themeShade="BF" w:val="5F497A"/>
     </w:rPr>
     <w:tblPr>
@@ -5814,6 +6175,7 @@
         <w:spacing w:after="0" w:before="0" w:line="240" w:lineRule="auto"/>
       </w:pPr>
       <w:rPr>
+        <w:rFonts w:eastAsia="黑体"/>
         <w:b/>
         <w:bCs/>
       </w:rPr>
@@ -5834,6 +6196,7 @@
         <w:spacing w:after="0" w:before="0" w:line="240" w:lineRule="auto"/>
       </w:pPr>
       <w:rPr>
+        <w:rFonts w:eastAsia="黑体"/>
         <w:b/>
         <w:bCs/>
       </w:rPr>
@@ -5851,12 +6214,14 @@
     </w:tblStylePr>
     <w:tblStylePr w:type="firstCol">
       <w:rPr>
+        <w:rFonts w:eastAsia="黑体"/>
         <w:b/>
         <w:bCs/>
       </w:rPr>
     </w:tblStylePr>
     <w:tblStylePr w:type="lastCol">
       <w:rPr>
+        <w:rFonts w:eastAsia="黑体"/>
         <w:b/>
         <w:bCs/>
       </w:rPr>
@@ -5895,6 +6260,7 @@
       <w:spacing w:after="0" w:line="240" w:lineRule="auto"/>
     </w:pPr>
     <w:rPr>
+      <w:rFonts w:eastAsia="黑体"/>
       <w:color w:themeColor="accent5" w:themeShade="BF" w:val="31849B"/>
     </w:rPr>
     <w:tblPr>
@@ -5917,6 +6283,7 @@
         <w:spacing w:after="0" w:before="0" w:line="240" w:lineRule="auto"/>
       </w:pPr>
       <w:rPr>
+        <w:rFonts w:eastAsia="黑体"/>
         <w:b/>
         <w:bCs/>
       </w:rPr>
@@ -5937,6 +6304,7 @@
         <w:spacing w:after="0" w:before="0" w:line="240" w:lineRule="auto"/>
       </w:pPr>
       <w:rPr>
+        <w:rFonts w:eastAsia="黑体"/>
         <w:b/>
         <w:bCs/>
       </w:rPr>
@@ -5954,12 +6322,14 @@
     </w:tblStylePr>
     <w:tblStylePr w:type="firstCol">
       <w:rPr>
+        <w:rFonts w:eastAsia="黑体"/>
         <w:b/>
         <w:bCs/>
       </w:rPr>
     </w:tblStylePr>
     <w:tblStylePr w:type="lastCol">
       <w:rPr>
+        <w:rFonts w:eastAsia="黑体"/>
         <w:b/>
         <w:bCs/>
       </w:rPr>
@@ -5998,6 +6368,7 @@
       <w:spacing w:after="0" w:line="240" w:lineRule="auto"/>
     </w:pPr>
     <w:rPr>
+      <w:rFonts w:eastAsia="黑体"/>
       <w:color w:themeColor="accent6" w:themeShade="BF" w:val="E36C0A"/>
     </w:rPr>
     <w:tblPr>
@@ -6020,6 +6391,7 @@
         <w:spacing w:after="0" w:before="0" w:line="240" w:lineRule="auto"/>
       </w:pPr>
       <w:rPr>
+        <w:rFonts w:eastAsia="黑体"/>
         <w:b/>
         <w:bCs/>
       </w:rPr>
@@ -6040,6 +6412,7 @@
         <w:spacing w:after="0" w:before="0" w:line="240" w:lineRule="auto"/>
       </w:pPr>
       <w:rPr>
+        <w:rFonts w:eastAsia="黑体"/>
         <w:b/>
         <w:bCs/>
       </w:rPr>
@@ -6057,12 +6430,14 @@
     </w:tblStylePr>
     <w:tblStylePr w:type="firstCol">
       <w:rPr>
+        <w:rFonts w:eastAsia="黑体"/>
         <w:b/>
         <w:bCs/>
       </w:rPr>
     </w:tblStylePr>
     <w:tblStylePr w:type="lastCol">
       <w:rPr>
+        <w:rFonts w:eastAsia="黑体"/>
         <w:b/>
         <w:bCs/>
       </w:rPr>
@@ -6122,6 +6497,7 @@
         <w:spacing w:after="0" w:before="0" w:line="240" w:lineRule="auto"/>
       </w:pPr>
       <w:rPr>
+        <w:rFonts w:eastAsia="黑体"/>
         <w:b/>
         <w:bCs/>
         <w:color w:themeColor="background1" w:val="FFFFFF"/>
@@ -6136,6 +6512,7 @@
         <w:spacing w:after="0" w:before="0" w:line="240" w:lineRule="auto"/>
       </w:pPr>
       <w:rPr>
+        <w:rFonts w:eastAsia="黑体"/>
         <w:b/>
         <w:bCs/>
       </w:rPr>
@@ -6151,12 +6528,14 @@
     </w:tblStylePr>
     <w:tblStylePr w:type="firstCol">
       <w:rPr>
+        <w:rFonts w:eastAsia="黑体"/>
         <w:b/>
         <w:bCs/>
       </w:rPr>
     </w:tblStylePr>
     <w:tblStylePr w:type="lastCol">
       <w:rPr>
+        <w:rFonts w:eastAsia="黑体"/>
         <w:b/>
         <w:bCs/>
       </w:rPr>
@@ -6214,6 +6593,7 @@
         <w:spacing w:after="0" w:before="0" w:line="240" w:lineRule="auto"/>
       </w:pPr>
       <w:rPr>
+        <w:rFonts w:eastAsia="黑体"/>
         <w:b/>
         <w:bCs/>
         <w:color w:themeColor="background1" w:val="FFFFFF"/>
@@ -6228,6 +6608,7 @@
         <w:spacing w:after="0" w:before="0" w:line="240" w:lineRule="auto"/>
       </w:pPr>
       <w:rPr>
+        <w:rFonts w:eastAsia="黑体"/>
         <w:b/>
         <w:bCs/>
       </w:rPr>
@@ -6243,12 +6624,14 @@
     </w:tblStylePr>
     <w:tblStylePr w:type="firstCol">
       <w:rPr>
+        <w:rFonts w:eastAsia="黑体"/>
         <w:b/>
         <w:bCs/>
       </w:rPr>
     </w:tblStylePr>
     <w:tblStylePr w:type="lastCol">
       <w:rPr>
+        <w:rFonts w:eastAsia="黑体"/>
         <w:b/>
         <w:bCs/>
       </w:rPr>
@@ -6306,6 +6689,7 @@
         <w:spacing w:after="0" w:before="0" w:line="240" w:lineRule="auto"/>
       </w:pPr>
       <w:rPr>
+        <w:rFonts w:eastAsia="黑体"/>
         <w:b/>
         <w:bCs/>
         <w:color w:themeColor="background1" w:val="FFFFFF"/>
@@ -6320,6 +6704,7 @@
         <w:spacing w:after="0" w:before="0" w:line="240" w:lineRule="auto"/>
       </w:pPr>
       <w:rPr>
+        <w:rFonts w:eastAsia="黑体"/>
         <w:b/>
         <w:bCs/>
       </w:rPr>
@@ -6335,12 +6720,14 @@
     </w:tblStylePr>
     <w:tblStylePr w:type="firstCol">
       <w:rPr>
+        <w:rFonts w:eastAsia="黑体"/>
         <w:b/>
         <w:bCs/>
       </w:rPr>
     </w:tblStylePr>
     <w:tblStylePr w:type="lastCol">
       <w:rPr>
+        <w:rFonts w:eastAsia="黑体"/>
         <w:b/>
         <w:bCs/>
       </w:rPr>
@@ -6398,6 +6785,7 @@
         <w:spacing w:after="0" w:before="0" w:line="240" w:lineRule="auto"/>
       </w:pPr>
       <w:rPr>
+        <w:rFonts w:eastAsia="黑体"/>
         <w:b/>
         <w:bCs/>
         <w:color w:themeColor="background1" w:val="FFFFFF"/>
@@ -6412,6 +6800,7 @@
         <w:spacing w:after="0" w:before="0" w:line="240" w:lineRule="auto"/>
       </w:pPr>
       <w:rPr>
+        <w:rFonts w:eastAsia="黑体"/>
         <w:b/>
         <w:bCs/>
       </w:rPr>
@@ -6427,12 +6816,14 @@
     </w:tblStylePr>
     <w:tblStylePr w:type="firstCol">
       <w:rPr>
+        <w:rFonts w:eastAsia="黑体"/>
         <w:b/>
         <w:bCs/>
       </w:rPr>
     </w:tblStylePr>
     <w:tblStylePr w:type="lastCol">
       <w:rPr>
+        <w:rFonts w:eastAsia="黑体"/>
         <w:b/>
         <w:bCs/>
       </w:rPr>
@@ -6490,6 +6881,7 @@
         <w:spacing w:after="0" w:before="0" w:line="240" w:lineRule="auto"/>
       </w:pPr>
       <w:rPr>
+        <w:rFonts w:eastAsia="黑体"/>
         <w:b/>
         <w:bCs/>
         <w:color w:themeColor="background1" w:val="FFFFFF"/>
@@ -6504,6 +6896,7 @@
         <w:spacing w:after="0" w:before="0" w:line="240" w:lineRule="auto"/>
       </w:pPr>
       <w:rPr>
+        <w:rFonts w:eastAsia="黑体"/>
         <w:b/>
         <w:bCs/>
       </w:rPr>
@@ -6519,12 +6912,14 @@
     </w:tblStylePr>
     <w:tblStylePr w:type="firstCol">
       <w:rPr>
+        <w:rFonts w:eastAsia="黑体"/>
         <w:b/>
         <w:bCs/>
       </w:rPr>
     </w:tblStylePr>
     <w:tblStylePr w:type="lastCol">
       <w:rPr>
+        <w:rFonts w:eastAsia="黑体"/>
         <w:b/>
         <w:bCs/>
       </w:rPr>
@@ -6582,6 +6977,7 @@
         <w:spacing w:after="0" w:before="0" w:line="240" w:lineRule="auto"/>
       </w:pPr>
       <w:rPr>
+        <w:rFonts w:eastAsia="黑体"/>
         <w:b/>
         <w:bCs/>
         <w:color w:themeColor="background1" w:val="FFFFFF"/>
@@ -6596,6 +6992,7 @@
         <w:spacing w:after="0" w:before="0" w:line="240" w:lineRule="auto"/>
       </w:pPr>
       <w:rPr>
+        <w:rFonts w:eastAsia="黑体"/>
         <w:b/>
         <w:bCs/>
       </w:rPr>
@@ -6611,12 +7008,14 @@
     </w:tblStylePr>
     <w:tblStylePr w:type="firstCol">
       <w:rPr>
+        <w:rFonts w:eastAsia="黑体"/>
         <w:b/>
         <w:bCs/>
       </w:rPr>
     </w:tblStylePr>
     <w:tblStylePr w:type="lastCol">
       <w:rPr>
+        <w:rFonts w:eastAsia="黑体"/>
         <w:b/>
         <w:bCs/>
       </w:rPr>
@@ -6674,6 +7073,7 @@
         <w:spacing w:after="0" w:before="0" w:line="240" w:lineRule="auto"/>
       </w:pPr>
       <w:rPr>
+        <w:rFonts w:eastAsia="黑体"/>
         <w:b/>
         <w:bCs/>
         <w:color w:themeColor="background1" w:val="FFFFFF"/>
@@ -6688,6 +7088,7 @@
         <w:spacing w:after="0" w:before="0" w:line="240" w:lineRule="auto"/>
       </w:pPr>
       <w:rPr>
+        <w:rFonts w:eastAsia="黑体"/>
         <w:b/>
         <w:bCs/>
       </w:rPr>
@@ -6703,12 +7104,14 @@
     </w:tblStylePr>
     <w:tblStylePr w:type="firstCol">
       <w:rPr>
+        <w:rFonts w:eastAsia="黑体"/>
         <w:b/>
         <w:bCs/>
       </w:rPr>
     </w:tblStylePr>
     <w:tblStylePr w:type="lastCol">
       <w:rPr>
+        <w:rFonts w:eastAsia="黑体"/>
         <w:b/>
         <w:bCs/>
       </w:rPr>
@@ -6768,7 +7171,7 @@
         <w:spacing w:after="0" w:before="0" w:line="240" w:lineRule="auto"/>
       </w:pPr>
       <w:rPr>
-        <w:rFonts w:asciiTheme="majorHAnsi" w:cstheme="majorBidi" w:eastAsiaTheme="majorEastAsia" w:hAnsiTheme="majorHAnsi"/>
+        <w:rFonts w:asciiTheme="majorHAnsi" w:cstheme="majorBidi" w:hAnsiTheme="majorHAnsi" w:eastAsia="黑体"/>
         <w:b/>
         <w:bCs/>
       </w:rPr>
@@ -6789,7 +7192,7 @@
         <w:spacing w:after="0" w:before="0" w:line="240" w:lineRule="auto"/>
       </w:pPr>
       <w:rPr>
-        <w:rFonts w:asciiTheme="majorHAnsi" w:cstheme="majorBidi" w:eastAsiaTheme="majorEastAsia" w:hAnsiTheme="majorHAnsi"/>
+        <w:rFonts w:asciiTheme="majorHAnsi" w:cstheme="majorBidi" w:hAnsiTheme="majorHAnsi" w:eastAsia="黑体"/>
         <w:b/>
         <w:bCs/>
       </w:rPr>
@@ -6807,14 +7210,14 @@
     </w:tblStylePr>
     <w:tblStylePr w:type="firstCol">
       <w:rPr>
-        <w:rFonts w:asciiTheme="majorHAnsi" w:cstheme="majorBidi" w:eastAsiaTheme="majorEastAsia" w:hAnsiTheme="majorHAnsi"/>
+        <w:rFonts w:asciiTheme="majorHAnsi" w:cstheme="majorBidi" w:hAnsiTheme="majorHAnsi" w:eastAsia="黑体"/>
         <w:b/>
         <w:bCs/>
       </w:rPr>
     </w:tblStylePr>
     <w:tblStylePr w:type="lastCol">
       <w:rPr>
-        <w:rFonts w:asciiTheme="majorHAnsi" w:cstheme="majorBidi" w:eastAsiaTheme="majorEastAsia" w:hAnsiTheme="majorHAnsi"/>
+        <w:rFonts w:asciiTheme="majorHAnsi" w:cstheme="majorBidi" w:hAnsiTheme="majorHAnsi" w:eastAsia="黑体"/>
         <w:b/>
         <w:bCs/>
       </w:rPr>
@@ -6898,7 +7301,7 @@
         <w:spacing w:after="0" w:before="0" w:line="240" w:lineRule="auto"/>
       </w:pPr>
       <w:rPr>
-        <w:rFonts w:asciiTheme="majorHAnsi" w:cstheme="majorBidi" w:eastAsiaTheme="majorEastAsia" w:hAnsiTheme="majorHAnsi"/>
+        <w:rFonts w:asciiTheme="majorHAnsi" w:cstheme="majorBidi" w:hAnsiTheme="majorHAnsi" w:eastAsia="黑体"/>
         <w:b/>
         <w:bCs/>
       </w:rPr>
@@ -6919,7 +7322,7 @@
         <w:spacing w:after="0" w:before="0" w:line="240" w:lineRule="auto"/>
       </w:pPr>
       <w:rPr>
-        <w:rFonts w:asciiTheme="majorHAnsi" w:cstheme="majorBidi" w:eastAsiaTheme="majorEastAsia" w:hAnsiTheme="majorHAnsi"/>
+        <w:rFonts w:asciiTheme="majorHAnsi" w:cstheme="majorBidi" w:hAnsiTheme="majorHAnsi" w:eastAsia="黑体"/>
         <w:b/>
         <w:bCs/>
       </w:rPr>
@@ -6937,14 +7340,14 @@
     </w:tblStylePr>
     <w:tblStylePr w:type="firstCol">
       <w:rPr>
-        <w:rFonts w:asciiTheme="majorHAnsi" w:cstheme="majorBidi" w:eastAsiaTheme="majorEastAsia" w:hAnsiTheme="majorHAnsi"/>
+        <w:rFonts w:asciiTheme="majorHAnsi" w:cstheme="majorBidi" w:hAnsiTheme="majorHAnsi" w:eastAsia="黑体"/>
         <w:b/>
         <w:bCs/>
       </w:rPr>
     </w:tblStylePr>
     <w:tblStylePr w:type="lastCol">
       <w:rPr>
-        <w:rFonts w:asciiTheme="majorHAnsi" w:cstheme="majorBidi" w:eastAsiaTheme="majorEastAsia" w:hAnsiTheme="majorHAnsi"/>
+        <w:rFonts w:asciiTheme="majorHAnsi" w:cstheme="majorBidi" w:hAnsiTheme="majorHAnsi" w:eastAsia="黑体"/>
         <w:b/>
         <w:bCs/>
       </w:rPr>
@@ -7028,7 +7431,7 @@
         <w:spacing w:after="0" w:before="0" w:line="240" w:lineRule="auto"/>
       </w:pPr>
       <w:rPr>
-        <w:rFonts w:asciiTheme="majorHAnsi" w:cstheme="majorBidi" w:eastAsiaTheme="majorEastAsia" w:hAnsiTheme="majorHAnsi"/>
+        <w:rFonts w:asciiTheme="majorHAnsi" w:cstheme="majorBidi" w:hAnsiTheme="majorHAnsi" w:eastAsia="黑体"/>
         <w:b/>
         <w:bCs/>
       </w:rPr>
@@ -7049,7 +7452,7 @@
         <w:spacing w:after="0" w:before="0" w:line="240" w:lineRule="auto"/>
       </w:pPr>
       <w:rPr>
-        <w:rFonts w:asciiTheme="majorHAnsi" w:cstheme="majorBidi" w:eastAsiaTheme="majorEastAsia" w:hAnsiTheme="majorHAnsi"/>
+        <w:rFonts w:asciiTheme="majorHAnsi" w:cstheme="majorBidi" w:hAnsiTheme="majorHAnsi" w:eastAsia="黑体"/>
         <w:b/>
         <w:bCs/>
       </w:rPr>
@@ -7067,14 +7470,14 @@
     </w:tblStylePr>
     <w:tblStylePr w:type="firstCol">
       <w:rPr>
-        <w:rFonts w:asciiTheme="majorHAnsi" w:cstheme="majorBidi" w:eastAsiaTheme="majorEastAsia" w:hAnsiTheme="majorHAnsi"/>
+        <w:rFonts w:asciiTheme="majorHAnsi" w:cstheme="majorBidi" w:hAnsiTheme="majorHAnsi" w:eastAsia="黑体"/>
         <w:b/>
         <w:bCs/>
       </w:rPr>
     </w:tblStylePr>
     <w:tblStylePr w:type="lastCol">
       <w:rPr>
-        <w:rFonts w:asciiTheme="majorHAnsi" w:cstheme="majorBidi" w:eastAsiaTheme="majorEastAsia" w:hAnsiTheme="majorHAnsi"/>
+        <w:rFonts w:asciiTheme="majorHAnsi" w:cstheme="majorBidi" w:hAnsiTheme="majorHAnsi" w:eastAsia="黑体"/>
         <w:b/>
         <w:bCs/>
       </w:rPr>
@@ -7158,7 +7561,7 @@
         <w:spacing w:after="0" w:before="0" w:line="240" w:lineRule="auto"/>
       </w:pPr>
       <w:rPr>
-        <w:rFonts w:asciiTheme="majorHAnsi" w:cstheme="majorBidi" w:eastAsiaTheme="majorEastAsia" w:hAnsiTheme="majorHAnsi"/>
+        <w:rFonts w:asciiTheme="majorHAnsi" w:cstheme="majorBidi" w:hAnsiTheme="majorHAnsi" w:eastAsia="黑体"/>
         <w:b/>
         <w:bCs/>
       </w:rPr>
@@ -7179,7 +7582,7 @@
         <w:spacing w:after="0" w:before="0" w:line="240" w:lineRule="auto"/>
       </w:pPr>
       <w:rPr>
-        <w:rFonts w:asciiTheme="majorHAnsi" w:cstheme="majorBidi" w:eastAsiaTheme="majorEastAsia" w:hAnsiTheme="majorHAnsi"/>
+        <w:rFonts w:asciiTheme="majorHAnsi" w:cstheme="majorBidi" w:hAnsiTheme="majorHAnsi" w:eastAsia="黑体"/>
         <w:b/>
         <w:bCs/>
       </w:rPr>
@@ -7197,14 +7600,14 @@
     </w:tblStylePr>
     <w:tblStylePr w:type="firstCol">
       <w:rPr>
-        <w:rFonts w:asciiTheme="majorHAnsi" w:cstheme="majorBidi" w:eastAsiaTheme="majorEastAsia" w:hAnsiTheme="majorHAnsi"/>
+        <w:rFonts w:asciiTheme="majorHAnsi" w:cstheme="majorBidi" w:hAnsiTheme="majorHAnsi" w:eastAsia="黑体"/>
         <w:b/>
         <w:bCs/>
       </w:rPr>
     </w:tblStylePr>
     <w:tblStylePr w:type="lastCol">
       <w:rPr>
-        <w:rFonts w:asciiTheme="majorHAnsi" w:cstheme="majorBidi" w:eastAsiaTheme="majorEastAsia" w:hAnsiTheme="majorHAnsi"/>
+        <w:rFonts w:asciiTheme="majorHAnsi" w:cstheme="majorBidi" w:hAnsiTheme="majorHAnsi" w:eastAsia="黑体"/>
         <w:b/>
         <w:bCs/>
       </w:rPr>
@@ -7288,7 +7691,7 @@
         <w:spacing w:after="0" w:before="0" w:line="240" w:lineRule="auto"/>
       </w:pPr>
       <w:rPr>
-        <w:rFonts w:asciiTheme="majorHAnsi" w:cstheme="majorBidi" w:eastAsiaTheme="majorEastAsia" w:hAnsiTheme="majorHAnsi"/>
+        <w:rFonts w:asciiTheme="majorHAnsi" w:cstheme="majorBidi" w:hAnsiTheme="majorHAnsi" w:eastAsia="黑体"/>
         <w:b/>
         <w:bCs/>
       </w:rPr>
@@ -7309,7 +7712,7 @@
         <w:spacing w:after="0" w:before="0" w:line="240" w:lineRule="auto"/>
       </w:pPr>
       <w:rPr>
-        <w:rFonts w:asciiTheme="majorHAnsi" w:cstheme="majorBidi" w:eastAsiaTheme="majorEastAsia" w:hAnsiTheme="majorHAnsi"/>
+        <w:rFonts w:asciiTheme="majorHAnsi" w:cstheme="majorBidi" w:hAnsiTheme="majorHAnsi" w:eastAsia="黑体"/>
         <w:b/>
         <w:bCs/>
       </w:rPr>
@@ -7327,14 +7730,14 @@
     </w:tblStylePr>
     <w:tblStylePr w:type="firstCol">
       <w:rPr>
-        <w:rFonts w:asciiTheme="majorHAnsi" w:cstheme="majorBidi" w:eastAsiaTheme="majorEastAsia" w:hAnsiTheme="majorHAnsi"/>
+        <w:rFonts w:asciiTheme="majorHAnsi" w:cstheme="majorBidi" w:hAnsiTheme="majorHAnsi" w:eastAsia="黑体"/>
         <w:b/>
         <w:bCs/>
       </w:rPr>
     </w:tblStylePr>
     <w:tblStylePr w:type="lastCol">
       <w:rPr>
-        <w:rFonts w:asciiTheme="majorHAnsi" w:cstheme="majorBidi" w:eastAsiaTheme="majorEastAsia" w:hAnsiTheme="majorHAnsi"/>
+        <w:rFonts w:asciiTheme="majorHAnsi" w:cstheme="majorBidi" w:hAnsiTheme="majorHAnsi" w:eastAsia="黑体"/>
         <w:b/>
         <w:bCs/>
       </w:rPr>
@@ -7418,7 +7821,7 @@
         <w:spacing w:after="0" w:before="0" w:line="240" w:lineRule="auto"/>
       </w:pPr>
       <w:rPr>
-        <w:rFonts w:asciiTheme="majorHAnsi" w:cstheme="majorBidi" w:eastAsiaTheme="majorEastAsia" w:hAnsiTheme="majorHAnsi"/>
+        <w:rFonts w:asciiTheme="majorHAnsi" w:cstheme="majorBidi" w:hAnsiTheme="majorHAnsi" w:eastAsia="黑体"/>
         <w:b/>
         <w:bCs/>
       </w:rPr>
@@ -7439,7 +7842,7 @@
         <w:spacing w:after="0" w:before="0" w:line="240" w:lineRule="auto"/>
       </w:pPr>
       <w:rPr>
-        <w:rFonts w:asciiTheme="majorHAnsi" w:cstheme="majorBidi" w:eastAsiaTheme="majorEastAsia" w:hAnsiTheme="majorHAnsi"/>
+        <w:rFonts w:asciiTheme="majorHAnsi" w:cstheme="majorBidi" w:hAnsiTheme="majorHAnsi" w:eastAsia="黑体"/>
         <w:b/>
         <w:bCs/>
       </w:rPr>
@@ -7457,14 +7860,14 @@
     </w:tblStylePr>
     <w:tblStylePr w:type="firstCol">
       <w:rPr>
-        <w:rFonts w:asciiTheme="majorHAnsi" w:cstheme="majorBidi" w:eastAsiaTheme="majorEastAsia" w:hAnsiTheme="majorHAnsi"/>
+        <w:rFonts w:asciiTheme="majorHAnsi" w:cstheme="majorBidi" w:hAnsiTheme="majorHAnsi" w:eastAsia="黑体"/>
         <w:b/>
         <w:bCs/>
       </w:rPr>
     </w:tblStylePr>
     <w:tblStylePr w:type="lastCol">
       <w:rPr>
-        <w:rFonts w:asciiTheme="majorHAnsi" w:cstheme="majorBidi" w:eastAsiaTheme="majorEastAsia" w:hAnsiTheme="majorHAnsi"/>
+        <w:rFonts w:asciiTheme="majorHAnsi" w:cstheme="majorBidi" w:hAnsiTheme="majorHAnsi" w:eastAsia="黑体"/>
         <w:b/>
         <w:bCs/>
       </w:rPr>
@@ -7548,7 +7951,7 @@
         <w:spacing w:after="0" w:before="0" w:line="240" w:lineRule="auto"/>
       </w:pPr>
       <w:rPr>
-        <w:rFonts w:asciiTheme="majorHAnsi" w:cstheme="majorBidi" w:eastAsiaTheme="majorEastAsia" w:hAnsiTheme="majorHAnsi"/>
+        <w:rFonts w:asciiTheme="majorHAnsi" w:cstheme="majorBidi" w:hAnsiTheme="majorHAnsi" w:eastAsia="黑体"/>
         <w:b/>
         <w:bCs/>
       </w:rPr>
@@ -7569,7 +7972,7 @@
         <w:spacing w:after="0" w:before="0" w:line="240" w:lineRule="auto"/>
       </w:pPr>
       <w:rPr>
-        <w:rFonts w:asciiTheme="majorHAnsi" w:cstheme="majorBidi" w:eastAsiaTheme="majorEastAsia" w:hAnsiTheme="majorHAnsi"/>
+        <w:rFonts w:asciiTheme="majorHAnsi" w:cstheme="majorBidi" w:hAnsiTheme="majorHAnsi" w:eastAsia="黑体"/>
         <w:b/>
         <w:bCs/>
       </w:rPr>
@@ -7587,14 +7990,14 @@
     </w:tblStylePr>
     <w:tblStylePr w:type="firstCol">
       <w:rPr>
-        <w:rFonts w:asciiTheme="majorHAnsi" w:cstheme="majorBidi" w:eastAsiaTheme="majorEastAsia" w:hAnsiTheme="majorHAnsi"/>
+        <w:rFonts w:asciiTheme="majorHAnsi" w:cstheme="majorBidi" w:hAnsiTheme="majorHAnsi" w:eastAsia="黑体"/>
         <w:b/>
         <w:bCs/>
       </w:rPr>
     </w:tblStylePr>
     <w:tblStylePr w:type="lastCol">
       <w:rPr>
-        <w:rFonts w:asciiTheme="majorHAnsi" w:cstheme="majorBidi" w:eastAsiaTheme="majorEastAsia" w:hAnsiTheme="majorHAnsi"/>
+        <w:rFonts w:asciiTheme="majorHAnsi" w:cstheme="majorBidi" w:hAnsiTheme="majorHAnsi" w:eastAsia="黑体"/>
         <w:b/>
         <w:bCs/>
       </w:rPr>
@@ -7677,6 +8080,7 @@
         <w:spacing w:after="0" w:before="0" w:line="240" w:lineRule="auto"/>
       </w:pPr>
       <w:rPr>
+        <w:rFonts w:eastAsia="黑体"/>
         <w:b/>
         <w:bCs/>
         <w:color w:themeColor="background1" w:val="FFFFFF"/>
@@ -7699,6 +8103,7 @@
         <w:spacing w:after="0" w:before="0" w:line="240" w:lineRule="auto"/>
       </w:pPr>
       <w:rPr>
+        <w:rFonts w:eastAsia="黑体"/>
         <w:b/>
         <w:bCs/>
       </w:rPr>
@@ -7716,12 +8121,14 @@
     </w:tblStylePr>
     <w:tblStylePr w:type="firstCol">
       <w:rPr>
+        <w:rFonts w:eastAsia="黑体"/>
         <w:b/>
         <w:bCs/>
       </w:rPr>
     </w:tblStylePr>
     <w:tblStylePr w:type="lastCol">
       <w:rPr>
+        <w:rFonts w:eastAsia="黑体"/>
         <w:b/>
         <w:bCs/>
       </w:rPr>
@@ -7783,6 +8190,7 @@
         <w:spacing w:after="0" w:before="0" w:line="240" w:lineRule="auto"/>
       </w:pPr>
       <w:rPr>
+        <w:rFonts w:eastAsia="黑体"/>
         <w:b/>
         <w:bCs/>
         <w:color w:themeColor="background1" w:val="FFFFFF"/>
@@ -7805,6 +8213,7 @@
         <w:spacing w:after="0" w:before="0" w:line="240" w:lineRule="auto"/>
       </w:pPr>
       <w:rPr>
+        <w:rFonts w:eastAsia="黑体"/>
         <w:b/>
         <w:bCs/>
       </w:rPr>
@@ -7822,12 +8231,14 @@
     </w:tblStylePr>
     <w:tblStylePr w:type="firstCol">
       <w:rPr>
+        <w:rFonts w:eastAsia="黑体"/>
         <w:b/>
         <w:bCs/>
       </w:rPr>
     </w:tblStylePr>
     <w:tblStylePr w:type="lastCol">
       <w:rPr>
+        <w:rFonts w:eastAsia="黑体"/>
         <w:b/>
         <w:bCs/>
       </w:rPr>
@@ -7889,6 +8300,7 @@
         <w:spacing w:after="0" w:before="0" w:line="240" w:lineRule="auto"/>
       </w:pPr>
       <w:rPr>
+        <w:rFonts w:eastAsia="黑体"/>
         <w:b/>
         <w:bCs/>
         <w:color w:themeColor="background1" w:val="FFFFFF"/>
@@ -7911,6 +8323,7 @@
         <w:spacing w:after="0" w:before="0" w:line="240" w:lineRule="auto"/>
       </w:pPr>
       <w:rPr>
+        <w:rFonts w:eastAsia="黑体"/>
         <w:b/>
         <w:bCs/>
       </w:rPr>
@@ -7928,12 +8341,14 @@
     </w:tblStylePr>
     <w:tblStylePr w:type="firstCol">
       <w:rPr>
+        <w:rFonts w:eastAsia="黑体"/>
         <w:b/>
         <w:bCs/>
       </w:rPr>
     </w:tblStylePr>
     <w:tblStylePr w:type="lastCol">
       <w:rPr>
+        <w:rFonts w:eastAsia="黑体"/>
         <w:b/>
         <w:bCs/>
       </w:rPr>
@@ -7995,6 +8410,7 @@
         <w:spacing w:after="0" w:before="0" w:line="240" w:lineRule="auto"/>
       </w:pPr>
       <w:rPr>
+        <w:rFonts w:eastAsia="黑体"/>
         <w:b/>
         <w:bCs/>
         <w:color w:themeColor="background1" w:val="FFFFFF"/>
@@ -8017,6 +8433,7 @@
         <w:spacing w:after="0" w:before="0" w:line="240" w:lineRule="auto"/>
       </w:pPr>
       <w:rPr>
+        <w:rFonts w:eastAsia="黑体"/>
         <w:b/>
         <w:bCs/>
       </w:rPr>
@@ -8034,12 +8451,14 @@
     </w:tblStylePr>
     <w:tblStylePr w:type="firstCol">
       <w:rPr>
+        <w:rFonts w:eastAsia="黑体"/>
         <w:b/>
         <w:bCs/>
       </w:rPr>
     </w:tblStylePr>
     <w:tblStylePr w:type="lastCol">
       <w:rPr>
+        <w:rFonts w:eastAsia="黑体"/>
         <w:b/>
         <w:bCs/>
       </w:rPr>
@@ -8101,6 +8520,7 @@
         <w:spacing w:after="0" w:before="0" w:line="240" w:lineRule="auto"/>
       </w:pPr>
       <w:rPr>
+        <w:rFonts w:eastAsia="黑体"/>
         <w:b/>
         <w:bCs/>
         <w:color w:themeColor="background1" w:val="FFFFFF"/>
@@ -8123,6 +8543,7 @@
         <w:spacing w:after="0" w:before="0" w:line="240" w:lineRule="auto"/>
       </w:pPr>
       <w:rPr>
+        <w:rFonts w:eastAsia="黑体"/>
         <w:b/>
         <w:bCs/>
       </w:rPr>
@@ -8140,12 +8561,14 @@
     </w:tblStylePr>
     <w:tblStylePr w:type="firstCol">
       <w:rPr>
+        <w:rFonts w:eastAsia="黑体"/>
         <w:b/>
         <w:bCs/>
       </w:rPr>
     </w:tblStylePr>
     <w:tblStylePr w:type="lastCol">
       <w:rPr>
+        <w:rFonts w:eastAsia="黑体"/>
         <w:b/>
         <w:bCs/>
       </w:rPr>
@@ -8207,6 +8630,7 @@
         <w:spacing w:after="0" w:before="0" w:line="240" w:lineRule="auto"/>
       </w:pPr>
       <w:rPr>
+        <w:rFonts w:eastAsia="黑体"/>
         <w:b/>
         <w:bCs/>
         <w:color w:themeColor="background1" w:val="FFFFFF"/>
@@ -8229,6 +8653,7 @@
         <w:spacing w:after="0" w:before="0" w:line="240" w:lineRule="auto"/>
       </w:pPr>
       <w:rPr>
+        <w:rFonts w:eastAsia="黑体"/>
         <w:b/>
         <w:bCs/>
       </w:rPr>
@@ -8246,12 +8671,14 @@
     </w:tblStylePr>
     <w:tblStylePr w:type="firstCol">
       <w:rPr>
+        <w:rFonts w:eastAsia="黑体"/>
         <w:b/>
         <w:bCs/>
       </w:rPr>
     </w:tblStylePr>
     <w:tblStylePr w:type="lastCol">
       <w:rPr>
+        <w:rFonts w:eastAsia="黑体"/>
         <w:b/>
         <w:bCs/>
       </w:rPr>
@@ -8313,6 +8740,7 @@
         <w:spacing w:after="0" w:before="0" w:line="240" w:lineRule="auto"/>
       </w:pPr>
       <w:rPr>
+        <w:rFonts w:eastAsia="黑体"/>
         <w:b/>
         <w:bCs/>
         <w:color w:themeColor="background1" w:val="FFFFFF"/>
@@ -8335,6 +8763,7 @@
         <w:spacing w:after="0" w:before="0" w:line="240" w:lineRule="auto"/>
       </w:pPr>
       <w:rPr>
+        <w:rFonts w:eastAsia="黑体"/>
         <w:b/>
         <w:bCs/>
       </w:rPr>
@@ -8352,12 +8781,14 @@
     </w:tblStylePr>
     <w:tblStylePr w:type="firstCol">
       <w:rPr>
+        <w:rFonts w:eastAsia="黑体"/>
         <w:b/>
         <w:bCs/>
       </w:rPr>
     </w:tblStylePr>
     <w:tblStylePr w:type="lastCol">
       <w:rPr>
+        <w:rFonts w:eastAsia="黑体"/>
         <w:b/>
         <w:bCs/>
       </w:rPr>
@@ -8416,6 +8847,7 @@
         <w:spacing w:after="0" w:before="0" w:line="240" w:lineRule="auto"/>
       </w:pPr>
       <w:rPr>
+        <w:rFonts w:eastAsia="黑体"/>
         <w:b/>
         <w:bCs/>
         <w:color w:themeColor="background1" w:val="FFFFFF"/>
@@ -8438,6 +8870,7 @@
         <w:spacing w:after="0" w:before="0" w:line="240" w:lineRule="auto"/>
       </w:pPr>
       <w:rPr>
+        <w:rFonts w:eastAsia="黑体"/>
         <w:color w:val="auto"/>
       </w:rPr>
       <w:tblPr/>
@@ -8455,6 +8888,7 @@
     </w:tblStylePr>
     <w:tblStylePr w:type="firstCol">
       <w:rPr>
+        <w:rFonts w:eastAsia="黑体"/>
         <w:b/>
         <w:bCs/>
         <w:color w:themeColor="background1" w:val="FFFFFF"/>
@@ -8474,6 +8908,7 @@
     </w:tblStylePr>
     <w:tblStylePr w:type="lastCol">
       <w:rPr>
+        <w:rFonts w:eastAsia="黑体"/>
         <w:b/>
         <w:bCs/>
         <w:color w:themeColor="background1" w:val="FFFFFF"/>
@@ -8522,6 +8957,7 @@
     </w:tblStylePr>
     <w:tblStylePr w:type="nwCell">
       <w:rPr>
+        <w:rFonts w:eastAsia="黑体"/>
         <w:color w:themeColor="background1" w:val="FFFFFF"/>
       </w:rPr>
       <w:tblPr/>
@@ -8565,6 +9001,7 @@
         <w:spacing w:after="0" w:before="0" w:line="240" w:lineRule="auto"/>
       </w:pPr>
       <w:rPr>
+        <w:rFonts w:eastAsia="黑体"/>
         <w:b/>
         <w:bCs/>
         <w:color w:themeColor="background1" w:val="FFFFFF"/>
@@ -8587,6 +9024,7 @@
         <w:spacing w:after="0" w:before="0" w:line="240" w:lineRule="auto"/>
       </w:pPr>
       <w:rPr>
+        <w:rFonts w:eastAsia="黑体"/>
         <w:color w:val="auto"/>
       </w:rPr>
       <w:tblPr/>
@@ -8604,6 +9042,7 @@
     </w:tblStylePr>
     <w:tblStylePr w:type="firstCol">
       <w:rPr>
+        <w:rFonts w:eastAsia="黑体"/>
         <w:b/>
         <w:bCs/>
         <w:color w:themeColor="background1" w:val="FFFFFF"/>
@@ -8623,6 +9062,7 @@
     </w:tblStylePr>
     <w:tblStylePr w:type="lastCol">
       <w:rPr>
+        <w:rFonts w:eastAsia="黑体"/>
         <w:b/>
         <w:bCs/>
         <w:color w:themeColor="background1" w:val="FFFFFF"/>
@@ -8671,6 +9111,7 @@
     </w:tblStylePr>
     <w:tblStylePr w:type="nwCell">
       <w:rPr>
+        <w:rFonts w:eastAsia="黑体"/>
         <w:color w:themeColor="background1" w:val="FFFFFF"/>
       </w:rPr>
       <w:tblPr/>
@@ -8714,6 +9155,7 @@
         <w:spacing w:after="0" w:before="0" w:line="240" w:lineRule="auto"/>
       </w:pPr>
       <w:rPr>
+        <w:rFonts w:eastAsia="黑体"/>
         <w:b/>
         <w:bCs/>
         <w:color w:themeColor="background1" w:val="FFFFFF"/>
@@ -8736,6 +9178,7 @@
         <w:spacing w:after="0" w:before="0" w:line="240" w:lineRule="auto"/>
       </w:pPr>
       <w:rPr>
+        <w:rFonts w:eastAsia="黑体"/>
         <w:color w:val="auto"/>
       </w:rPr>
       <w:tblPr/>
@@ -8753,6 +9196,7 @@
     </w:tblStylePr>
     <w:tblStylePr w:type="firstCol">
       <w:rPr>
+        <w:rFonts w:eastAsia="黑体"/>
         <w:b/>
         <w:bCs/>
         <w:color w:themeColor="background1" w:val="FFFFFF"/>
@@ -8772,6 +9216,7 @@
     </w:tblStylePr>
     <w:tblStylePr w:type="lastCol">
       <w:rPr>
+        <w:rFonts w:eastAsia="黑体"/>
         <w:b/>
         <w:bCs/>
         <w:color w:themeColor="background1" w:val="FFFFFF"/>
@@ -8820,6 +9265,7 @@
     </w:tblStylePr>
     <w:tblStylePr w:type="nwCell">
       <w:rPr>
+        <w:rFonts w:eastAsia="黑体"/>
         <w:color w:themeColor="background1" w:val="FFFFFF"/>
       </w:rPr>
       <w:tblPr/>
@@ -8863,6 +9309,7 @@
         <w:spacing w:after="0" w:before="0" w:line="240" w:lineRule="auto"/>
       </w:pPr>
       <w:rPr>
+        <w:rFonts w:eastAsia="黑体"/>
         <w:b/>
         <w:bCs/>
         <w:color w:themeColor="background1" w:val="FFFFFF"/>
@@ -8885,6 +9332,7 @@
         <w:spacing w:after="0" w:before="0" w:line="240" w:lineRule="auto"/>
       </w:pPr>
       <w:rPr>
+        <w:rFonts w:eastAsia="黑体"/>
         <w:color w:val="auto"/>
       </w:rPr>
       <w:tblPr/>
@@ -8902,6 +9350,7 @@
     </w:tblStylePr>
     <w:tblStylePr w:type="firstCol">
       <w:rPr>
+        <w:rFonts w:eastAsia="黑体"/>
         <w:b/>
         <w:bCs/>
         <w:color w:themeColor="background1" w:val="FFFFFF"/>
@@ -8921,6 +9370,7 @@
     </w:tblStylePr>
     <w:tblStylePr w:type="lastCol">
       <w:rPr>
+        <w:rFonts w:eastAsia="黑体"/>
         <w:b/>
         <w:bCs/>
         <w:color w:themeColor="background1" w:val="FFFFFF"/>
@@ -8969,6 +9419,7 @@
     </w:tblStylePr>
     <w:tblStylePr w:type="nwCell">
       <w:rPr>
+        <w:rFonts w:eastAsia="黑体"/>
         <w:color w:themeColor="background1" w:val="FFFFFF"/>
       </w:rPr>
       <w:tblPr/>
@@ -9012,6 +9463,7 @@
         <w:spacing w:after="0" w:before="0" w:line="240" w:lineRule="auto"/>
       </w:pPr>
       <w:rPr>
+        <w:rFonts w:eastAsia="黑体"/>
         <w:b/>
         <w:bCs/>
         <w:color w:themeColor="background1" w:val="FFFFFF"/>
@@ -9034,6 +9486,7 @@
         <w:spacing w:after="0" w:before="0" w:line="240" w:lineRule="auto"/>
       </w:pPr>
       <w:rPr>
+        <w:rFonts w:eastAsia="黑体"/>
         <w:color w:val="auto"/>
       </w:rPr>
       <w:tblPr/>
@@ -9051,6 +9504,7 @@
     </w:tblStylePr>
     <w:tblStylePr w:type="firstCol">
       <w:rPr>
+        <w:rFonts w:eastAsia="黑体"/>
         <w:b/>
         <w:bCs/>
         <w:color w:themeColor="background1" w:val="FFFFFF"/>
@@ -9070,6 +9524,7 @@
     </w:tblStylePr>
     <w:tblStylePr w:type="lastCol">
       <w:rPr>
+        <w:rFonts w:eastAsia="黑体"/>
         <w:b/>
         <w:bCs/>
         <w:color w:themeColor="background1" w:val="FFFFFF"/>
@@ -9118,6 +9573,7 @@
     </w:tblStylePr>
     <w:tblStylePr w:type="nwCell">
       <w:rPr>
+        <w:rFonts w:eastAsia="黑体"/>
         <w:color w:themeColor="background1" w:val="FFFFFF"/>
       </w:rPr>
       <w:tblPr/>
@@ -9161,6 +9617,7 @@
         <w:spacing w:after="0" w:before="0" w:line="240" w:lineRule="auto"/>
       </w:pPr>
       <w:rPr>
+        <w:rFonts w:eastAsia="黑体"/>
         <w:b/>
         <w:bCs/>
         <w:color w:themeColor="background1" w:val="FFFFFF"/>
@@ -9183,6 +9640,7 @@
         <w:spacing w:after="0" w:before="0" w:line="240" w:lineRule="auto"/>
       </w:pPr>
       <w:rPr>
+        <w:rFonts w:eastAsia="黑体"/>
         <w:color w:val="auto"/>
       </w:rPr>
       <w:tblPr/>
@@ -9200,6 +9658,7 @@
     </w:tblStylePr>
     <w:tblStylePr w:type="firstCol">
       <w:rPr>
+        <w:rFonts w:eastAsia="黑体"/>
         <w:b/>
         <w:bCs/>
         <w:color w:themeColor="background1" w:val="FFFFFF"/>
@@ -9219,6 +9678,7 @@
     </w:tblStylePr>
     <w:tblStylePr w:type="lastCol">
       <w:rPr>
+        <w:rFonts w:eastAsia="黑体"/>
         <w:b/>
         <w:bCs/>
         <w:color w:themeColor="background1" w:val="FFFFFF"/>
@@ -9267,6 +9727,7 @@
     </w:tblStylePr>
     <w:tblStylePr w:type="nwCell">
       <w:rPr>
+        <w:rFonts w:eastAsia="黑体"/>
         <w:color w:themeColor="background1" w:val="FFFFFF"/>
       </w:rPr>
       <w:tblPr/>
@@ -9310,6 +9771,7 @@
         <w:spacing w:after="0" w:before="0" w:line="240" w:lineRule="auto"/>
       </w:pPr>
       <w:rPr>
+        <w:rFonts w:eastAsia="黑体"/>
         <w:b/>
         <w:bCs/>
         <w:color w:themeColor="background1" w:val="FFFFFF"/>
@@ -9332,6 +9794,7 @@
         <w:spacing w:after="0" w:before="0" w:line="240" w:lineRule="auto"/>
       </w:pPr>
       <w:rPr>
+        <w:rFonts w:eastAsia="黑体"/>
         <w:color w:val="auto"/>
       </w:rPr>
       <w:tblPr/>
@@ -9349,6 +9812,7 @@
     </w:tblStylePr>
     <w:tblStylePr w:type="firstCol">
       <w:rPr>
+        <w:rFonts w:eastAsia="黑体"/>
         <w:b/>
         <w:bCs/>
         <w:color w:themeColor="background1" w:val="FFFFFF"/>
@@ -9368,6 +9832,7 @@
     </w:tblStylePr>
     <w:tblStylePr w:type="lastCol">
       <w:rPr>
+        <w:rFonts w:eastAsia="黑体"/>
         <w:b/>
         <w:bCs/>
         <w:color w:themeColor="background1" w:val="FFFFFF"/>
@@ -9416,6 +9881,7 @@
     </w:tblStylePr>
     <w:tblStylePr w:type="nwCell">
       <w:rPr>
+        <w:rFonts w:eastAsia="黑体"/>
         <w:color w:themeColor="background1" w:val="FFFFFF"/>
       </w:rPr>
       <w:tblPr/>
@@ -9440,6 +9906,7 @@
       <w:spacing w:after="0" w:line="240" w:lineRule="auto"/>
     </w:pPr>
     <w:rPr>
+      <w:rFonts w:eastAsia="黑体"/>
       <w:color w:themeColor="text1" w:val="000000"/>
     </w:rPr>
     <w:tblPr>
@@ -9459,7 +9926,7 @@
     </w:tblPr>
     <w:tblStylePr w:type="firstRow">
       <w:rPr>
-        <w:rFonts w:asciiTheme="majorHAnsi" w:cstheme="majorBidi" w:eastAsiaTheme="majorEastAsia" w:hAnsiTheme="majorHAnsi"/>
+        <w:rFonts w:asciiTheme="majorHAnsi" w:cstheme="majorBidi" w:hAnsiTheme="majorHAnsi" w:eastAsia="黑体"/>
       </w:rPr>
       <w:tblPr/>
       <w:tcPr>
@@ -9471,6 +9938,7 @@
     </w:tblStylePr>
     <w:tblStylePr w:type="lastRow">
       <w:rPr>
+        <w:rFonts w:eastAsia="黑体"/>
         <w:b/>
         <w:bCs/>
         <w:color w:themeColor="text2" w:val="1F497D"/>
@@ -9485,12 +9953,14 @@
     </w:tblStylePr>
     <w:tblStylePr w:type="firstCol">
       <w:rPr>
+        <w:rFonts w:eastAsia="黑体"/>
         <w:b/>
         <w:bCs/>
       </w:rPr>
     </w:tblStylePr>
     <w:tblStylePr w:type="lastCol">
       <w:rPr>
+        <w:rFonts w:eastAsia="黑体"/>
         <w:b/>
         <w:bCs/>
       </w:rPr>
@@ -9524,6 +9994,7 @@
       <w:spacing w:after="0" w:line="240" w:lineRule="auto"/>
     </w:pPr>
     <w:rPr>
+      <w:rFonts w:eastAsia="黑体"/>
       <w:color w:themeColor="text1" w:val="000000"/>
     </w:rPr>
     <w:tblPr>
@@ -9543,7 +10014,7 @@
     </w:tblPr>
     <w:tblStylePr w:type="firstRow">
       <w:rPr>
-        <w:rFonts w:asciiTheme="majorHAnsi" w:cstheme="majorBidi" w:eastAsiaTheme="majorEastAsia" w:hAnsiTheme="majorHAnsi"/>
+        <w:rFonts w:asciiTheme="majorHAnsi" w:cstheme="majorBidi" w:hAnsiTheme="majorHAnsi" w:eastAsia="黑体"/>
       </w:rPr>
       <w:tblPr/>
       <w:tcPr>
@@ -9555,6 +10026,7 @@
     </w:tblStylePr>
     <w:tblStylePr w:type="lastRow">
       <w:rPr>
+        <w:rFonts w:eastAsia="黑体"/>
         <w:b/>
         <w:bCs/>
         <w:color w:themeColor="text2" w:val="1F497D"/>
@@ -9569,12 +10041,14 @@
     </w:tblStylePr>
     <w:tblStylePr w:type="firstCol">
       <w:rPr>
+        <w:rFonts w:eastAsia="黑体"/>
         <w:b/>
         <w:bCs/>
       </w:rPr>
     </w:tblStylePr>
     <w:tblStylePr w:type="lastCol">
       <w:rPr>
+        <w:rFonts w:eastAsia="黑体"/>
         <w:b/>
         <w:bCs/>
       </w:rPr>
@@ -9608,6 +10082,7 @@
       <w:spacing w:after="0" w:line="240" w:lineRule="auto"/>
     </w:pPr>
     <w:rPr>
+      <w:rFonts w:eastAsia="黑体"/>
       <w:color w:themeColor="text1" w:val="000000"/>
     </w:rPr>
     <w:tblPr>
@@ -9627,7 +10102,7 @@
     </w:tblPr>
     <w:tblStylePr w:type="firstRow">
       <w:rPr>
-        <w:rFonts w:asciiTheme="majorHAnsi" w:cstheme="majorBidi" w:eastAsiaTheme="majorEastAsia" w:hAnsiTheme="majorHAnsi"/>
+        <w:rFonts w:asciiTheme="majorHAnsi" w:cstheme="majorBidi" w:hAnsiTheme="majorHAnsi" w:eastAsia="黑体"/>
       </w:rPr>
       <w:tblPr/>
       <w:tcPr>
@@ -9639,6 +10114,7 @@
     </w:tblStylePr>
     <w:tblStylePr w:type="lastRow">
       <w:rPr>
+        <w:rFonts w:eastAsia="黑体"/>
         <w:b/>
         <w:bCs/>
         <w:color w:themeColor="text2" w:val="1F497D"/>
@@ -9653,12 +10129,14 @@
     </w:tblStylePr>
     <w:tblStylePr w:type="firstCol">
       <w:rPr>
+        <w:rFonts w:eastAsia="黑体"/>
         <w:b/>
         <w:bCs/>
       </w:rPr>
     </w:tblStylePr>
     <w:tblStylePr w:type="lastCol">
       <w:rPr>
+        <w:rFonts w:eastAsia="黑体"/>
         <w:b/>
         <w:bCs/>
       </w:rPr>
@@ -9692,6 +10170,7 @@
       <w:spacing w:after="0" w:line="240" w:lineRule="auto"/>
     </w:pPr>
     <w:rPr>
+      <w:rFonts w:eastAsia="黑体"/>
       <w:color w:themeColor="text1" w:val="000000"/>
     </w:rPr>
     <w:tblPr>
@@ -9711,7 +10190,7 @@
     </w:tblPr>
     <w:tblStylePr w:type="firstRow">
       <w:rPr>
-        <w:rFonts w:asciiTheme="majorHAnsi" w:cstheme="majorBidi" w:eastAsiaTheme="majorEastAsia" w:hAnsiTheme="majorHAnsi"/>
+        <w:rFonts w:asciiTheme="majorHAnsi" w:cstheme="majorBidi" w:hAnsiTheme="majorHAnsi" w:eastAsia="黑体"/>
       </w:rPr>
       <w:tblPr/>
       <w:tcPr>
@@ -9723,6 +10202,7 @@
     </w:tblStylePr>
     <w:tblStylePr w:type="lastRow">
       <w:rPr>
+        <w:rFonts w:eastAsia="黑体"/>
         <w:b/>
         <w:bCs/>
         <w:color w:themeColor="text2" w:val="1F497D"/>
@@ -9737,12 +10217,14 @@
     </w:tblStylePr>
     <w:tblStylePr w:type="firstCol">
       <w:rPr>
+        <w:rFonts w:eastAsia="黑体"/>
         <w:b/>
         <w:bCs/>
       </w:rPr>
     </w:tblStylePr>
     <w:tblStylePr w:type="lastCol">
       <w:rPr>
+        <w:rFonts w:eastAsia="黑体"/>
         <w:b/>
         <w:bCs/>
       </w:rPr>
@@ -9776,6 +10258,7 @@
       <w:spacing w:after="0" w:line="240" w:lineRule="auto"/>
     </w:pPr>
     <w:rPr>
+      <w:rFonts w:eastAsia="黑体"/>
       <w:color w:themeColor="text1" w:val="000000"/>
     </w:rPr>
     <w:tblPr>
@@ -9795,7 +10278,7 @@
     </w:tblPr>
     <w:tblStylePr w:type="firstRow">
       <w:rPr>
-        <w:rFonts w:asciiTheme="majorHAnsi" w:cstheme="majorBidi" w:eastAsiaTheme="majorEastAsia" w:hAnsiTheme="majorHAnsi"/>
+        <w:rFonts w:asciiTheme="majorHAnsi" w:cstheme="majorBidi" w:hAnsiTheme="majorHAnsi" w:eastAsia="黑体"/>
       </w:rPr>
       <w:tblPr/>
       <w:tcPr>
@@ -9807,6 +10290,7 @@
     </w:tblStylePr>
     <w:tblStylePr w:type="lastRow">
       <w:rPr>
+        <w:rFonts w:eastAsia="黑体"/>
         <w:b/>
         <w:bCs/>
         <w:color w:themeColor="text2" w:val="1F497D"/>
@@ -9821,12 +10305,14 @@
     </w:tblStylePr>
     <w:tblStylePr w:type="firstCol">
       <w:rPr>
+        <w:rFonts w:eastAsia="黑体"/>
         <w:b/>
         <w:bCs/>
       </w:rPr>
     </w:tblStylePr>
     <w:tblStylePr w:type="lastCol">
       <w:rPr>
+        <w:rFonts w:eastAsia="黑体"/>
         <w:b/>
         <w:bCs/>
       </w:rPr>
@@ -9860,6 +10346,7 @@
       <w:spacing w:after="0" w:line="240" w:lineRule="auto"/>
     </w:pPr>
     <w:rPr>
+      <w:rFonts w:eastAsia="黑体"/>
       <w:color w:themeColor="text1" w:val="000000"/>
     </w:rPr>
     <w:tblPr>
@@ -9879,7 +10366,7 @@
     </w:tblPr>
     <w:tblStylePr w:type="firstRow">
       <w:rPr>
-        <w:rFonts w:asciiTheme="majorHAnsi" w:cstheme="majorBidi" w:eastAsiaTheme="majorEastAsia" w:hAnsiTheme="majorHAnsi"/>
+        <w:rFonts w:asciiTheme="majorHAnsi" w:cstheme="majorBidi" w:hAnsiTheme="majorHAnsi" w:eastAsia="黑体"/>
       </w:rPr>
       <w:tblPr/>
       <w:tcPr>
@@ -9891,6 +10378,7 @@
     </w:tblStylePr>
     <w:tblStylePr w:type="lastRow">
       <w:rPr>
+        <w:rFonts w:eastAsia="黑体"/>
         <w:b/>
         <w:bCs/>
         <w:color w:themeColor="text2" w:val="1F497D"/>
@@ -9905,12 +10393,14 @@
     </w:tblStylePr>
     <w:tblStylePr w:type="firstCol">
       <w:rPr>
+        <w:rFonts w:eastAsia="黑体"/>
         <w:b/>
         <w:bCs/>
       </w:rPr>
     </w:tblStylePr>
     <w:tblStylePr w:type="lastCol">
       <w:rPr>
+        <w:rFonts w:eastAsia="黑体"/>
         <w:b/>
         <w:bCs/>
       </w:rPr>
@@ -9944,6 +10434,7 @@
       <w:spacing w:after="0" w:line="240" w:lineRule="auto"/>
     </w:pPr>
     <w:rPr>
+      <w:rFonts w:eastAsia="黑体"/>
       <w:color w:themeColor="text1" w:val="000000"/>
     </w:rPr>
     <w:tblPr>
@@ -9963,7 +10454,7 @@
     </w:tblPr>
     <w:tblStylePr w:type="firstRow">
       <w:rPr>
-        <w:rFonts w:asciiTheme="majorHAnsi" w:cstheme="majorBidi" w:eastAsiaTheme="majorEastAsia" w:hAnsiTheme="majorHAnsi"/>
+        <w:rFonts w:asciiTheme="majorHAnsi" w:cstheme="majorBidi" w:hAnsiTheme="majorHAnsi" w:eastAsia="黑体"/>
       </w:rPr>
       <w:tblPr/>
       <w:tcPr>
@@ -9975,6 +10466,7 @@
     </w:tblStylePr>
     <w:tblStylePr w:type="lastRow">
       <w:rPr>
+        <w:rFonts w:eastAsia="黑体"/>
         <w:b/>
         <w:bCs/>
         <w:color w:themeColor="text2" w:val="1F497D"/>
@@ -9989,12 +10481,14 @@
     </w:tblStylePr>
     <w:tblStylePr w:type="firstCol">
       <w:rPr>
+        <w:rFonts w:eastAsia="黑体"/>
         <w:b/>
         <w:bCs/>
       </w:rPr>
     </w:tblStylePr>
     <w:tblStylePr w:type="lastCol">
       <w:rPr>
+        <w:rFonts w:eastAsia="黑体"/>
         <w:b/>
         <w:bCs/>
       </w:rPr>
@@ -10028,7 +10522,7 @@
       <w:spacing w:after="0" w:line="240" w:lineRule="auto"/>
     </w:pPr>
     <w:rPr>
-      <w:rFonts w:asciiTheme="majorHAnsi" w:cstheme="majorBidi" w:eastAsiaTheme="majorEastAsia" w:hAnsiTheme="majorHAnsi"/>
+      <w:rFonts w:asciiTheme="majorHAnsi" w:cstheme="majorBidi" w:hAnsiTheme="majorHAnsi" w:eastAsia="黑体"/>
       <w:color w:themeColor="text1" w:val="000000"/>
     </w:rPr>
     <w:tblPr>
@@ -10050,6 +10544,7 @@
     </w:tblPr>
     <w:tblStylePr w:type="firstRow">
       <w:rPr>
+        <w:rFonts w:eastAsia="黑体"/>
         <w:sz w:val="24"/>
         <w:szCs w:val="24"/>
       </w:rPr>
@@ -10156,7 +10651,7 @@
       <w:spacing w:after="0" w:line="240" w:lineRule="auto"/>
     </w:pPr>
     <w:rPr>
-      <w:rFonts w:asciiTheme="majorHAnsi" w:cstheme="majorBidi" w:eastAsiaTheme="majorEastAsia" w:hAnsiTheme="majorHAnsi"/>
+      <w:rFonts w:asciiTheme="majorHAnsi" w:cstheme="majorBidi" w:hAnsiTheme="majorHAnsi" w:eastAsia="黑体"/>
       <w:color w:themeColor="text1" w:val="000000"/>
     </w:rPr>
     <w:tblPr>
@@ -10178,6 +10673,7 @@
     </w:tblPr>
     <w:tblStylePr w:type="firstRow">
       <w:rPr>
+        <w:rFonts w:eastAsia="黑体"/>
         <w:sz w:val="24"/>
         <w:szCs w:val="24"/>
       </w:rPr>
@@ -10284,7 +10780,7 @@
       <w:spacing w:after="0" w:line="240" w:lineRule="auto"/>
     </w:pPr>
     <w:rPr>
-      <w:rFonts w:asciiTheme="majorHAnsi" w:cstheme="majorBidi" w:eastAsiaTheme="majorEastAsia" w:hAnsiTheme="majorHAnsi"/>
+      <w:rFonts w:asciiTheme="majorHAnsi" w:cstheme="majorBidi" w:hAnsiTheme="majorHAnsi" w:eastAsia="黑体"/>
       <w:color w:themeColor="text1" w:val="000000"/>
     </w:rPr>
     <w:tblPr>
@@ -10306,6 +10802,7 @@
     </w:tblPr>
     <w:tblStylePr w:type="firstRow">
       <w:rPr>
+        <w:rFonts w:eastAsia="黑体"/>
         <w:sz w:val="24"/>
         <w:szCs w:val="24"/>
       </w:rPr>
@@ -10412,7 +10909,7 @@
       <w:spacing w:after="0" w:line="240" w:lineRule="auto"/>
     </w:pPr>
     <w:rPr>
-      <w:rFonts w:asciiTheme="majorHAnsi" w:cstheme="majorBidi" w:eastAsiaTheme="majorEastAsia" w:hAnsiTheme="majorHAnsi"/>
+      <w:rFonts w:asciiTheme="majorHAnsi" w:cstheme="majorBidi" w:hAnsiTheme="majorHAnsi" w:eastAsia="黑体"/>
       <w:color w:themeColor="text1" w:val="000000"/>
     </w:rPr>
     <w:tblPr>
@@ -10434,6 +10931,7 @@
     </w:tblPr>
     <w:tblStylePr w:type="firstRow">
       <w:rPr>
+        <w:rFonts w:eastAsia="黑体"/>
         <w:sz w:val="24"/>
         <w:szCs w:val="24"/>
       </w:rPr>
@@ -10540,7 +11038,7 @@
       <w:spacing w:after="0" w:line="240" w:lineRule="auto"/>
     </w:pPr>
     <w:rPr>
-      <w:rFonts w:asciiTheme="majorHAnsi" w:cstheme="majorBidi" w:eastAsiaTheme="majorEastAsia" w:hAnsiTheme="majorHAnsi"/>
+      <w:rFonts w:asciiTheme="majorHAnsi" w:cstheme="majorBidi" w:hAnsiTheme="majorHAnsi" w:eastAsia="黑体"/>
       <w:color w:themeColor="text1" w:val="000000"/>
     </w:rPr>
     <w:tblPr>
@@ -10562,6 +11060,7 @@
     </w:tblPr>
     <w:tblStylePr w:type="firstRow">
       <w:rPr>
+        <w:rFonts w:eastAsia="黑体"/>
         <w:sz w:val="24"/>
         <w:szCs w:val="24"/>
       </w:rPr>
@@ -10668,7 +11167,7 @@
       <w:spacing w:after="0" w:line="240" w:lineRule="auto"/>
     </w:pPr>
     <w:rPr>
-      <w:rFonts w:asciiTheme="majorHAnsi" w:cstheme="majorBidi" w:eastAsiaTheme="majorEastAsia" w:hAnsiTheme="majorHAnsi"/>
+      <w:rFonts w:asciiTheme="majorHAnsi" w:cstheme="majorBidi" w:hAnsiTheme="majorHAnsi" w:eastAsia="黑体"/>
       <w:color w:themeColor="text1" w:val="000000"/>
     </w:rPr>
     <w:tblPr>
@@ -10690,6 +11189,7 @@
     </w:tblPr>
     <w:tblStylePr w:type="firstRow">
       <w:rPr>
+        <w:rFonts w:eastAsia="黑体"/>
         <w:sz w:val="24"/>
         <w:szCs w:val="24"/>
       </w:rPr>
@@ -10796,7 +11296,7 @@
       <w:spacing w:after="0" w:line="240" w:lineRule="auto"/>
     </w:pPr>
     <w:rPr>
-      <w:rFonts w:asciiTheme="majorHAnsi" w:cstheme="majorBidi" w:eastAsiaTheme="majorEastAsia" w:hAnsiTheme="majorHAnsi"/>
+      <w:rFonts w:asciiTheme="majorHAnsi" w:cstheme="majorBidi" w:hAnsiTheme="majorHAnsi" w:eastAsia="黑体"/>
       <w:color w:themeColor="text1" w:val="000000"/>
     </w:rPr>
     <w:tblPr>
@@ -10818,6 +11318,7 @@
     </w:tblPr>
     <w:tblStylePr w:type="firstRow">
       <w:rPr>
+        <w:rFonts w:eastAsia="黑体"/>
         <w:sz w:val="24"/>
         <w:szCs w:val="24"/>
       </w:rPr>
@@ -10947,12 +11448,14 @@
     </w:tcPr>
     <w:tblStylePr w:type="firstRow">
       <w:rPr>
+        <w:rFonts w:eastAsia="黑体"/>
         <w:b/>
         <w:bCs/>
       </w:rPr>
     </w:tblStylePr>
     <w:tblStylePr w:type="lastRow">
       <w:rPr>
+        <w:rFonts w:eastAsia="黑体"/>
         <w:b/>
         <w:bCs/>
       </w:rPr>
@@ -10965,12 +11468,14 @@
     </w:tblStylePr>
     <w:tblStylePr w:type="firstCol">
       <w:rPr>
+        <w:rFonts w:eastAsia="黑体"/>
         <w:b/>
         <w:bCs/>
       </w:rPr>
     </w:tblStylePr>
     <w:tblStylePr w:type="lastCol">
       <w:rPr>
+        <w:rFonts w:eastAsia="黑体"/>
         <w:b/>
         <w:bCs/>
       </w:rPr>
@@ -11020,12 +11525,14 @@
     </w:tcPr>
     <w:tblStylePr w:type="firstRow">
       <w:rPr>
+        <w:rFonts w:eastAsia="黑体"/>
         <w:b/>
         <w:bCs/>
       </w:rPr>
     </w:tblStylePr>
     <w:tblStylePr w:type="lastRow">
       <w:rPr>
+        <w:rFonts w:eastAsia="黑体"/>
         <w:b/>
         <w:bCs/>
       </w:rPr>
@@ -11038,12 +11545,14 @@
     </w:tblStylePr>
     <w:tblStylePr w:type="firstCol">
       <w:rPr>
+        <w:rFonts w:eastAsia="黑体"/>
         <w:b/>
         <w:bCs/>
       </w:rPr>
     </w:tblStylePr>
     <w:tblStylePr w:type="lastCol">
       <w:rPr>
+        <w:rFonts w:eastAsia="黑体"/>
         <w:b/>
         <w:bCs/>
       </w:rPr>
@@ -11093,12 +11602,14 @@
     </w:tcPr>
     <w:tblStylePr w:type="firstRow">
       <w:rPr>
+        <w:rFonts w:eastAsia="黑体"/>
         <w:b/>
         <w:bCs/>
       </w:rPr>
     </w:tblStylePr>
     <w:tblStylePr w:type="lastRow">
       <w:rPr>
+        <w:rFonts w:eastAsia="黑体"/>
         <w:b/>
         <w:bCs/>
       </w:rPr>
@@ -11111,12 +11622,14 @@
     </w:tblStylePr>
     <w:tblStylePr w:type="firstCol">
       <w:rPr>
+        <w:rFonts w:eastAsia="黑体"/>
         <w:b/>
         <w:bCs/>
       </w:rPr>
     </w:tblStylePr>
     <w:tblStylePr w:type="lastCol">
       <w:rPr>
+        <w:rFonts w:eastAsia="黑体"/>
         <w:b/>
         <w:bCs/>
       </w:rPr>
@@ -11166,12 +11679,14 @@
     </w:tcPr>
     <w:tblStylePr w:type="firstRow">
       <w:rPr>
+        <w:rFonts w:eastAsia="黑体"/>
         <w:b/>
         <w:bCs/>
       </w:rPr>
     </w:tblStylePr>
     <w:tblStylePr w:type="lastRow">
       <w:rPr>
+        <w:rFonts w:eastAsia="黑体"/>
         <w:b/>
         <w:bCs/>
       </w:rPr>
@@ -11184,12 +11699,14 @@
     </w:tblStylePr>
     <w:tblStylePr w:type="firstCol">
       <w:rPr>
+        <w:rFonts w:eastAsia="黑体"/>
         <w:b/>
         <w:bCs/>
       </w:rPr>
     </w:tblStylePr>
     <w:tblStylePr w:type="lastCol">
       <w:rPr>
+        <w:rFonts w:eastAsia="黑体"/>
         <w:b/>
         <w:bCs/>
       </w:rPr>
@@ -11239,12 +11756,14 @@
     </w:tcPr>
     <w:tblStylePr w:type="firstRow">
       <w:rPr>
+        <w:rFonts w:eastAsia="黑体"/>
         <w:b/>
         <w:bCs/>
       </w:rPr>
     </w:tblStylePr>
     <w:tblStylePr w:type="lastRow">
       <w:rPr>
+        <w:rFonts w:eastAsia="黑体"/>
         <w:b/>
         <w:bCs/>
       </w:rPr>
@@ -11257,12 +11776,14 @@
     </w:tblStylePr>
     <w:tblStylePr w:type="firstCol">
       <w:rPr>
+        <w:rFonts w:eastAsia="黑体"/>
         <w:b/>
         <w:bCs/>
       </w:rPr>
     </w:tblStylePr>
     <w:tblStylePr w:type="lastCol">
       <w:rPr>
+        <w:rFonts w:eastAsia="黑体"/>
         <w:b/>
         <w:bCs/>
       </w:rPr>
@@ -11312,12 +11833,14 @@
     </w:tcPr>
     <w:tblStylePr w:type="firstRow">
       <w:rPr>
+        <w:rFonts w:eastAsia="黑体"/>
         <w:b/>
         <w:bCs/>
       </w:rPr>
     </w:tblStylePr>
     <w:tblStylePr w:type="lastRow">
       <w:rPr>
+        <w:rFonts w:eastAsia="黑体"/>
         <w:b/>
         <w:bCs/>
       </w:rPr>
@@ -11330,12 +11853,14 @@
     </w:tblStylePr>
     <w:tblStylePr w:type="firstCol">
       <w:rPr>
+        <w:rFonts w:eastAsia="黑体"/>
         <w:b/>
         <w:bCs/>
       </w:rPr>
     </w:tblStylePr>
     <w:tblStylePr w:type="lastCol">
       <w:rPr>
+        <w:rFonts w:eastAsia="黑体"/>
         <w:b/>
         <w:bCs/>
       </w:rPr>
@@ -11385,12 +11910,14 @@
     </w:tcPr>
     <w:tblStylePr w:type="firstRow">
       <w:rPr>
+        <w:rFonts w:eastAsia="黑体"/>
         <w:b/>
         <w:bCs/>
       </w:rPr>
     </w:tblStylePr>
     <w:tblStylePr w:type="lastRow">
       <w:rPr>
+        <w:rFonts w:eastAsia="黑体"/>
         <w:b/>
         <w:bCs/>
       </w:rPr>
@@ -11403,12 +11930,14 @@
     </w:tblStylePr>
     <w:tblStylePr w:type="firstCol">
       <w:rPr>
+        <w:rFonts w:eastAsia="黑体"/>
         <w:b/>
         <w:bCs/>
       </w:rPr>
     </w:tblStylePr>
     <w:tblStylePr w:type="lastCol">
       <w:rPr>
+        <w:rFonts w:eastAsia="黑体"/>
         <w:b/>
         <w:bCs/>
       </w:rPr>
@@ -11435,7 +11964,7 @@
       <w:spacing w:after="0" w:line="240" w:lineRule="auto"/>
     </w:pPr>
     <w:rPr>
-      <w:rFonts w:asciiTheme="majorHAnsi" w:cstheme="majorBidi" w:eastAsiaTheme="majorEastAsia" w:hAnsiTheme="majorHAnsi"/>
+      <w:rFonts w:asciiTheme="majorHAnsi" w:cstheme="majorBidi" w:hAnsiTheme="majorHAnsi" w:eastAsia="黑体"/>
       <w:color w:themeColor="text1" w:val="000000"/>
     </w:rPr>
     <w:tblPr>
@@ -11462,6 +11991,7 @@
     </w:tcPr>
     <w:tblStylePr w:type="firstRow">
       <w:rPr>
+        <w:rFonts w:eastAsia="黑体"/>
         <w:b/>
         <w:bCs/>
         <w:color w:themeColor="text1" w:val="000000"/>
@@ -11473,6 +12003,7 @@
     </w:tblStylePr>
     <w:tblStylePr w:type="lastRow">
       <w:rPr>
+        <w:rFonts w:eastAsia="黑体"/>
         <w:b/>
         <w:bCs/>
         <w:color w:themeColor="text1" w:val="000000"/>
@@ -11492,6 +12023,7 @@
     </w:tblStylePr>
     <w:tblStylePr w:type="firstCol">
       <w:rPr>
+        <w:rFonts w:eastAsia="黑体"/>
         <w:b/>
         <w:bCs/>
         <w:color w:themeColor="text1" w:val="000000"/>
@@ -11511,6 +12043,7 @@
     </w:tblStylePr>
     <w:tblStylePr w:type="lastCol">
       <w:rPr>
+        <w:rFonts w:eastAsia="黑体"/>
         <w:b w:val="0"/>
         <w:bCs w:val="0"/>
         <w:color w:themeColor="text1" w:val="000000"/>
@@ -11560,7 +12093,7 @@
       <w:spacing w:after="0" w:line="240" w:lineRule="auto"/>
     </w:pPr>
     <w:rPr>
-      <w:rFonts w:asciiTheme="majorHAnsi" w:cstheme="majorBidi" w:eastAsiaTheme="majorEastAsia" w:hAnsiTheme="majorHAnsi"/>
+      <w:rFonts w:asciiTheme="majorHAnsi" w:cstheme="majorBidi" w:hAnsiTheme="majorHAnsi" w:eastAsia="黑体"/>
       <w:color w:themeColor="text1" w:val="000000"/>
     </w:rPr>
     <w:tblPr>
@@ -11587,6 +12120,7 @@
     </w:tcPr>
     <w:tblStylePr w:type="firstRow">
       <w:rPr>
+        <w:rFonts w:eastAsia="黑体"/>
         <w:b/>
         <w:bCs/>
         <w:color w:themeColor="text1" w:val="000000"/>
@@ -11598,6 +12132,7 @@
     </w:tblStylePr>
     <w:tblStylePr w:type="lastRow">
       <w:rPr>
+        <w:rFonts w:eastAsia="黑体"/>
         <w:b/>
         <w:bCs/>
         <w:color w:themeColor="text1" w:val="000000"/>
@@ -11617,6 +12152,7 @@
     </w:tblStylePr>
     <w:tblStylePr w:type="firstCol">
       <w:rPr>
+        <w:rFonts w:eastAsia="黑体"/>
         <w:b/>
         <w:bCs/>
         <w:color w:themeColor="text1" w:val="000000"/>
@@ -11636,6 +12172,7 @@
     </w:tblStylePr>
     <w:tblStylePr w:type="lastCol">
       <w:rPr>
+        <w:rFonts w:eastAsia="黑体"/>
         <w:b w:val="0"/>
         <w:bCs w:val="0"/>
         <w:color w:themeColor="text1" w:val="000000"/>
@@ -11685,7 +12222,7 @@
       <w:spacing w:after="0" w:line="240" w:lineRule="auto"/>
     </w:pPr>
     <w:rPr>
-      <w:rFonts w:asciiTheme="majorHAnsi" w:cstheme="majorBidi" w:eastAsiaTheme="majorEastAsia" w:hAnsiTheme="majorHAnsi"/>
+      <w:rFonts w:asciiTheme="majorHAnsi" w:cstheme="majorBidi" w:hAnsiTheme="majorHAnsi" w:eastAsia="黑体"/>
       <w:color w:themeColor="text1" w:val="000000"/>
     </w:rPr>
     <w:tblPr>
@@ -11712,6 +12249,7 @@
     </w:tcPr>
     <w:tblStylePr w:type="firstRow">
       <w:rPr>
+        <w:rFonts w:eastAsia="黑体"/>
         <w:b/>
         <w:bCs/>
         <w:color w:themeColor="text1" w:val="000000"/>
@@ -11723,6 +12261,7 @@
     </w:tblStylePr>
     <w:tblStylePr w:type="lastRow">
       <w:rPr>
+        <w:rFonts w:eastAsia="黑体"/>
         <w:b/>
         <w:bCs/>
         <w:color w:themeColor="text1" w:val="000000"/>
@@ -11742,6 +12281,7 @@
     </w:tblStylePr>
     <w:tblStylePr w:type="firstCol">
       <w:rPr>
+        <w:rFonts w:eastAsia="黑体"/>
         <w:b/>
         <w:bCs/>
         <w:color w:themeColor="text1" w:val="000000"/>
@@ -11761,6 +12301,7 @@
     </w:tblStylePr>
     <w:tblStylePr w:type="lastCol">
       <w:rPr>
+        <w:rFonts w:eastAsia="黑体"/>
         <w:b w:val="0"/>
         <w:bCs w:val="0"/>
         <w:color w:themeColor="text1" w:val="000000"/>
@@ -11810,7 +12351,7 @@
       <w:spacing w:after="0" w:line="240" w:lineRule="auto"/>
     </w:pPr>
     <w:rPr>
-      <w:rFonts w:asciiTheme="majorHAnsi" w:cstheme="majorBidi" w:eastAsiaTheme="majorEastAsia" w:hAnsiTheme="majorHAnsi"/>
+      <w:rFonts w:asciiTheme="majorHAnsi" w:cstheme="majorBidi" w:hAnsiTheme="majorHAnsi" w:eastAsia="黑体"/>
       <w:color w:themeColor="text1" w:val="000000"/>
     </w:rPr>
     <w:tblPr>
@@ -11837,6 +12378,7 @@
     </w:tcPr>
     <w:tblStylePr w:type="firstRow">
       <w:rPr>
+        <w:rFonts w:eastAsia="黑体"/>
         <w:b/>
         <w:bCs/>
         <w:color w:themeColor="text1" w:val="000000"/>
@@ -11848,6 +12390,7 @@
     </w:tblStylePr>
     <w:tblStylePr w:type="lastRow">
       <w:rPr>
+        <w:rFonts w:eastAsia="黑体"/>
         <w:b/>
         <w:bCs/>
         <w:color w:themeColor="text1" w:val="000000"/>
@@ -11867,6 +12410,7 @@
     </w:tblStylePr>
     <w:tblStylePr w:type="firstCol">
       <w:rPr>
+        <w:rFonts w:eastAsia="黑体"/>
         <w:b/>
         <w:bCs/>
         <w:color w:themeColor="text1" w:val="000000"/>
@@ -11886,6 +12430,7 @@
     </w:tblStylePr>
     <w:tblStylePr w:type="lastCol">
       <w:rPr>
+        <w:rFonts w:eastAsia="黑体"/>
         <w:b w:val="0"/>
         <w:bCs w:val="0"/>
         <w:color w:themeColor="text1" w:val="000000"/>
@@ -11935,7 +12480,7 @@
       <w:spacing w:after="0" w:line="240" w:lineRule="auto"/>
     </w:pPr>
     <w:rPr>
-      <w:rFonts w:asciiTheme="majorHAnsi" w:cstheme="majorBidi" w:eastAsiaTheme="majorEastAsia" w:hAnsiTheme="majorHAnsi"/>
+      <w:rFonts w:asciiTheme="majorHAnsi" w:cstheme="majorBidi" w:hAnsiTheme="majorHAnsi" w:eastAsia="黑体"/>
       <w:color w:themeColor="text1" w:val="000000"/>
     </w:rPr>
     <w:tblPr>
@@ -11962,6 +12507,7 @@
     </w:tcPr>
     <w:tblStylePr w:type="firstRow">
       <w:rPr>
+        <w:rFonts w:eastAsia="黑体"/>
         <w:b/>
         <w:bCs/>
         <w:color w:themeColor="text1" w:val="000000"/>
@@ -11973,6 +12519,7 @@
     </w:tblStylePr>
     <w:tblStylePr w:type="lastRow">
       <w:rPr>
+        <w:rFonts w:eastAsia="黑体"/>
         <w:b/>
         <w:bCs/>
         <w:color w:themeColor="text1" w:val="000000"/>
@@ -11992,6 +12539,7 @@
     </w:tblStylePr>
     <w:tblStylePr w:type="firstCol">
       <w:rPr>
+        <w:rFonts w:eastAsia="黑体"/>
         <w:b/>
         <w:bCs/>
         <w:color w:themeColor="text1" w:val="000000"/>
@@ -12011,6 +12559,7 @@
     </w:tblStylePr>
     <w:tblStylePr w:type="lastCol">
       <w:rPr>
+        <w:rFonts w:eastAsia="黑体"/>
         <w:b w:val="0"/>
         <w:bCs w:val="0"/>
         <w:color w:themeColor="text1" w:val="000000"/>
@@ -12060,7 +12609,7 @@
       <w:spacing w:after="0" w:line="240" w:lineRule="auto"/>
     </w:pPr>
     <w:rPr>
-      <w:rFonts w:asciiTheme="majorHAnsi" w:cstheme="majorBidi" w:eastAsiaTheme="majorEastAsia" w:hAnsiTheme="majorHAnsi"/>
+      <w:rFonts w:asciiTheme="majorHAnsi" w:cstheme="majorBidi" w:hAnsiTheme="majorHAnsi" w:eastAsia="黑体"/>
       <w:color w:themeColor="text1" w:val="000000"/>
     </w:rPr>
     <w:tblPr>
@@ -12087,6 +12636,7 @@
     </w:tcPr>
     <w:tblStylePr w:type="firstRow">
       <w:rPr>
+        <w:rFonts w:eastAsia="黑体"/>
         <w:b/>
         <w:bCs/>
         <w:color w:themeColor="text1" w:val="000000"/>
@@ -12098,6 +12648,7 @@
     </w:tblStylePr>
     <w:tblStylePr w:type="lastRow">
       <w:rPr>
+        <w:rFonts w:eastAsia="黑体"/>
         <w:b/>
         <w:bCs/>
         <w:color w:themeColor="text1" w:val="000000"/>
@@ -12117,6 +12668,7 @@
     </w:tblStylePr>
     <w:tblStylePr w:type="firstCol">
       <w:rPr>
+        <w:rFonts w:eastAsia="黑体"/>
         <w:b/>
         <w:bCs/>
         <w:color w:themeColor="text1" w:val="000000"/>
@@ -12136,6 +12688,7 @@
     </w:tblStylePr>
     <w:tblStylePr w:type="lastCol">
       <w:rPr>
+        <w:rFonts w:eastAsia="黑体"/>
         <w:b w:val="0"/>
         <w:bCs w:val="0"/>
         <w:color w:themeColor="text1" w:val="000000"/>
@@ -12185,7 +12738,7 @@
       <w:spacing w:after="0" w:line="240" w:lineRule="auto"/>
     </w:pPr>
     <w:rPr>
-      <w:rFonts w:asciiTheme="majorHAnsi" w:cstheme="majorBidi" w:eastAsiaTheme="majorEastAsia" w:hAnsiTheme="majorHAnsi"/>
+      <w:rFonts w:asciiTheme="majorHAnsi" w:cstheme="majorBidi" w:hAnsiTheme="majorHAnsi" w:eastAsia="黑体"/>
       <w:color w:themeColor="text1" w:val="000000"/>
     </w:rPr>
     <w:tblPr>
@@ -12212,6 +12765,7 @@
     </w:tcPr>
     <w:tblStylePr w:type="firstRow">
       <w:rPr>
+        <w:rFonts w:eastAsia="黑体"/>
         <w:b/>
         <w:bCs/>
         <w:color w:themeColor="text1" w:val="000000"/>
@@ -12223,6 +12777,7 @@
     </w:tblStylePr>
     <w:tblStylePr w:type="lastRow">
       <w:rPr>
+        <w:rFonts w:eastAsia="黑体"/>
         <w:b/>
         <w:bCs/>
         <w:color w:themeColor="text1" w:val="000000"/>
@@ -12242,6 +12797,7 @@
     </w:tblStylePr>
     <w:tblStylePr w:type="firstCol">
       <w:rPr>
+        <w:rFonts w:eastAsia="黑体"/>
         <w:b/>
         <w:bCs/>
         <w:color w:themeColor="text1" w:val="000000"/>
@@ -12261,6 +12817,7 @@
     </w:tblStylePr>
     <w:tblStylePr w:type="lastCol">
       <w:rPr>
+        <w:rFonts w:eastAsia="黑体"/>
         <w:b w:val="0"/>
         <w:bCs w:val="0"/>
         <w:color w:themeColor="text1" w:val="000000"/>
@@ -12333,6 +12890,7 @@
     </w:tcPr>
     <w:tblStylePr w:type="firstRow">
       <w:rPr>
+        <w:rFonts w:eastAsia="黑体"/>
         <w:b/>
         <w:bCs/>
         <w:i w:val="0"/>
@@ -12354,6 +12912,7 @@
     </w:tblStylePr>
     <w:tblStylePr w:type="lastRow">
       <w:rPr>
+        <w:rFonts w:eastAsia="黑体"/>
         <w:b/>
         <w:bCs/>
         <w:i w:val="0"/>
@@ -12375,6 +12934,7 @@
     </w:tblStylePr>
     <w:tblStylePr w:type="firstCol">
       <w:rPr>
+        <w:rFonts w:eastAsia="黑体"/>
         <w:b/>
         <w:bCs/>
         <w:i w:val="0"/>
@@ -12394,6 +12954,7 @@
     </w:tblStylePr>
     <w:tblStylePr w:type="lastCol">
       <w:rPr>
+        <w:rFonts w:eastAsia="黑体"/>
         <w:b/>
         <w:bCs/>
         <w:i w:val="0"/>
@@ -12474,6 +13035,7 @@
     </w:tcPr>
     <w:tblStylePr w:type="firstRow">
       <w:rPr>
+        <w:rFonts w:eastAsia="黑体"/>
         <w:b/>
         <w:bCs/>
         <w:i w:val="0"/>
@@ -12495,6 +13057,7 @@
     </w:tblStylePr>
     <w:tblStylePr w:type="lastRow">
       <w:rPr>
+        <w:rFonts w:eastAsia="黑体"/>
         <w:b/>
         <w:bCs/>
         <w:i w:val="0"/>
@@ -12516,6 +13079,7 @@
     </w:tblStylePr>
     <w:tblStylePr w:type="firstCol">
       <w:rPr>
+        <w:rFonts w:eastAsia="黑体"/>
         <w:b/>
         <w:bCs/>
         <w:i w:val="0"/>
@@ -12535,6 +13099,7 @@
     </w:tblStylePr>
     <w:tblStylePr w:type="lastCol">
       <w:rPr>
+        <w:rFonts w:eastAsia="黑体"/>
         <w:b/>
         <w:bCs/>
         <w:i w:val="0"/>
@@ -12615,6 +13180,7 @@
     </w:tcPr>
     <w:tblStylePr w:type="firstRow">
       <w:rPr>
+        <w:rFonts w:eastAsia="黑体"/>
         <w:b/>
         <w:bCs/>
         <w:i w:val="0"/>
@@ -12636,6 +13202,7 @@
     </w:tblStylePr>
     <w:tblStylePr w:type="lastRow">
       <w:rPr>
+        <w:rFonts w:eastAsia="黑体"/>
         <w:b/>
         <w:bCs/>
         <w:i w:val="0"/>
@@ -12657,6 +13224,7 @@
     </w:tblStylePr>
     <w:tblStylePr w:type="firstCol">
       <w:rPr>
+        <w:rFonts w:eastAsia="黑体"/>
         <w:b/>
         <w:bCs/>
         <w:i w:val="0"/>
@@ -12676,6 +13244,7 @@
     </w:tblStylePr>
     <w:tblStylePr w:type="lastCol">
       <w:rPr>
+        <w:rFonts w:eastAsia="黑体"/>
         <w:b/>
         <w:bCs/>
         <w:i w:val="0"/>
@@ -12756,6 +13325,7 @@
     </w:tcPr>
     <w:tblStylePr w:type="firstRow">
       <w:rPr>
+        <w:rFonts w:eastAsia="黑体"/>
         <w:b/>
         <w:bCs/>
         <w:i w:val="0"/>
@@ -12777,6 +13347,7 @@
     </w:tblStylePr>
     <w:tblStylePr w:type="lastRow">
       <w:rPr>
+        <w:rFonts w:eastAsia="黑体"/>
         <w:b/>
         <w:bCs/>
         <w:i w:val="0"/>
@@ -12798,6 +13369,7 @@
     </w:tblStylePr>
     <w:tblStylePr w:type="firstCol">
       <w:rPr>
+        <w:rFonts w:eastAsia="黑体"/>
         <w:b/>
         <w:bCs/>
         <w:i w:val="0"/>
@@ -12817,6 +13389,7 @@
     </w:tblStylePr>
     <w:tblStylePr w:type="lastCol">
       <w:rPr>
+        <w:rFonts w:eastAsia="黑体"/>
         <w:b/>
         <w:bCs/>
         <w:i w:val="0"/>
@@ -12897,6 +13470,7 @@
     </w:tcPr>
     <w:tblStylePr w:type="firstRow">
       <w:rPr>
+        <w:rFonts w:eastAsia="黑体"/>
         <w:b/>
         <w:bCs/>
         <w:i w:val="0"/>
@@ -12918,6 +13492,7 @@
     </w:tblStylePr>
     <w:tblStylePr w:type="lastRow">
       <w:rPr>
+        <w:rFonts w:eastAsia="黑体"/>
         <w:b/>
         <w:bCs/>
         <w:i w:val="0"/>
@@ -12939,6 +13514,7 @@
     </w:tblStylePr>
     <w:tblStylePr w:type="firstCol">
       <w:rPr>
+        <w:rFonts w:eastAsia="黑体"/>
         <w:b/>
         <w:bCs/>
         <w:i w:val="0"/>
@@ -12958,6 +13534,7 @@
     </w:tblStylePr>
     <w:tblStylePr w:type="lastCol">
       <w:rPr>
+        <w:rFonts w:eastAsia="黑体"/>
         <w:b/>
         <w:bCs/>
         <w:i w:val="0"/>
@@ -13038,6 +13615,7 @@
     </w:tcPr>
     <w:tblStylePr w:type="firstRow">
       <w:rPr>
+        <w:rFonts w:eastAsia="黑体"/>
         <w:b/>
         <w:bCs/>
         <w:i w:val="0"/>
@@ -13059,6 +13637,7 @@
     </w:tblStylePr>
     <w:tblStylePr w:type="lastRow">
       <w:rPr>
+        <w:rFonts w:eastAsia="黑体"/>
         <w:b/>
         <w:bCs/>
         <w:i w:val="0"/>
@@ -13080,6 +13659,7 @@
     </w:tblStylePr>
     <w:tblStylePr w:type="firstCol">
       <w:rPr>
+        <w:rFonts w:eastAsia="黑体"/>
         <w:b/>
         <w:bCs/>
         <w:i w:val="0"/>
@@ -13099,6 +13679,7 @@
     </w:tblStylePr>
     <w:tblStylePr w:type="lastCol">
       <w:rPr>
+        <w:rFonts w:eastAsia="黑体"/>
         <w:b/>
         <w:bCs/>
         <w:i w:val="0"/>
@@ -13179,6 +13760,7 @@
     </w:tcPr>
     <w:tblStylePr w:type="firstRow">
       <w:rPr>
+        <w:rFonts w:eastAsia="黑体"/>
         <w:b/>
         <w:bCs/>
         <w:i w:val="0"/>
@@ -13200,6 +13782,7 @@
     </w:tblStylePr>
     <w:tblStylePr w:type="lastRow">
       <w:rPr>
+        <w:rFonts w:eastAsia="黑体"/>
         <w:b/>
         <w:bCs/>
         <w:i w:val="0"/>
@@ -13221,6 +13804,7 @@
     </w:tblStylePr>
     <w:tblStylePr w:type="firstCol">
       <w:rPr>
+        <w:rFonts w:eastAsia="黑体"/>
         <w:b/>
         <w:bCs/>
         <w:i w:val="0"/>
@@ -13240,6 +13824,7 @@
     </w:tblStylePr>
     <w:tblStylePr w:type="lastCol">
       <w:rPr>
+        <w:rFonts w:eastAsia="黑体"/>
         <w:b/>
         <w:bCs/>
         <w:i w:val="0"/>
@@ -13297,6 +13882,7 @@
       <w:spacing w:after="0" w:line="240" w:lineRule="auto"/>
     </w:pPr>
     <w:rPr>
+      <w:rFonts w:eastAsia="黑体"/>
       <w:color w:themeColor="background1" w:val="FFFFFF"/>
     </w:rPr>
     <w:tblPr>
@@ -13315,6 +13901,7 @@
     </w:tcPr>
     <w:tblStylePr w:type="firstRow">
       <w:rPr>
+        <w:rFonts w:eastAsia="黑体"/>
         <w:b/>
         <w:bCs/>
       </w:rPr>
@@ -13411,6 +13998,7 @@
       <w:spacing w:after="0" w:line="240" w:lineRule="auto"/>
     </w:pPr>
     <w:rPr>
+      <w:rFonts w:eastAsia="黑体"/>
       <w:color w:themeColor="background1" w:val="FFFFFF"/>
     </w:rPr>
     <w:tblPr>
@@ -13429,6 +14017,7 @@
     </w:tcPr>
     <w:tblStylePr w:type="firstRow">
       <w:rPr>
+        <w:rFonts w:eastAsia="黑体"/>
         <w:b/>
         <w:bCs/>
       </w:rPr>
@@ -13525,6 +14114,7 @@
       <w:spacing w:after="0" w:line="240" w:lineRule="auto"/>
     </w:pPr>
     <w:rPr>
+      <w:rFonts w:eastAsia="黑体"/>
       <w:color w:themeColor="background1" w:val="FFFFFF"/>
     </w:rPr>
     <w:tblPr>
@@ -13543,6 +14133,7 @@
     </w:tcPr>
     <w:tblStylePr w:type="firstRow">
       <w:rPr>
+        <w:rFonts w:eastAsia="黑体"/>
         <w:b/>
         <w:bCs/>
       </w:rPr>
@@ -13639,6 +14230,7 @@
       <w:spacing w:after="0" w:line="240" w:lineRule="auto"/>
     </w:pPr>
     <w:rPr>
+      <w:rFonts w:eastAsia="黑体"/>
       <w:color w:themeColor="background1" w:val="FFFFFF"/>
     </w:rPr>
     <w:tblPr>
@@ -13657,6 +14249,7 @@
     </w:tcPr>
     <w:tblStylePr w:type="firstRow">
       <w:rPr>
+        <w:rFonts w:eastAsia="黑体"/>
         <w:b/>
         <w:bCs/>
       </w:rPr>
@@ -13753,6 +14346,7 @@
       <w:spacing w:after="0" w:line="240" w:lineRule="auto"/>
     </w:pPr>
     <w:rPr>
+      <w:rFonts w:eastAsia="黑体"/>
       <w:color w:themeColor="background1" w:val="FFFFFF"/>
     </w:rPr>
     <w:tblPr>
@@ -13771,6 +14365,7 @@
     </w:tcPr>
     <w:tblStylePr w:type="firstRow">
       <w:rPr>
+        <w:rFonts w:eastAsia="黑体"/>
         <w:b/>
         <w:bCs/>
       </w:rPr>
@@ -13867,6 +14462,7 @@
       <w:spacing w:after="0" w:line="240" w:lineRule="auto"/>
     </w:pPr>
     <w:rPr>
+      <w:rFonts w:eastAsia="黑体"/>
       <w:color w:themeColor="background1" w:val="FFFFFF"/>
     </w:rPr>
     <w:tblPr>
@@ -13885,6 +14481,7 @@
     </w:tcPr>
     <w:tblStylePr w:type="firstRow">
       <w:rPr>
+        <w:rFonts w:eastAsia="黑体"/>
         <w:b/>
         <w:bCs/>
       </w:rPr>
@@ -13981,6 +14578,7 @@
       <w:spacing w:after="0" w:line="240" w:lineRule="auto"/>
     </w:pPr>
     <w:rPr>
+      <w:rFonts w:eastAsia="黑体"/>
       <w:color w:themeColor="background1" w:val="FFFFFF"/>
     </w:rPr>
     <w:tblPr>
@@ -13999,6 +14597,7 @@
     </w:tcPr>
     <w:tblStylePr w:type="firstRow">
       <w:rPr>
+        <w:rFonts w:eastAsia="黑体"/>
         <w:b/>
         <w:bCs/>
       </w:rPr>
@@ -14095,6 +14694,7 @@
       <w:spacing w:after="0" w:line="240" w:lineRule="auto"/>
     </w:pPr>
     <w:rPr>
+      <w:rFonts w:eastAsia="黑体"/>
       <w:color w:themeColor="text1" w:val="000000"/>
     </w:rPr>
     <w:tblPr>
@@ -14121,6 +14721,7 @@
     </w:tcPr>
     <w:tblStylePr w:type="firstRow">
       <w:rPr>
+        <w:rFonts w:eastAsia="黑体"/>
         <w:b/>
         <w:bCs/>
       </w:rPr>
@@ -14139,6 +14740,7 @@
     </w:tblStylePr>
     <w:tblStylePr w:type="lastRow">
       <w:rPr>
+        <w:rFonts w:eastAsia="黑体"/>
         <w:b/>
         <w:bCs/>
         <w:color w:themeColor="background1" w:val="FFFFFF"/>
@@ -14153,6 +14755,7 @@
     </w:tblStylePr>
     <w:tblStylePr w:type="firstCol">
       <w:rPr>
+        <w:rFonts w:eastAsia="黑体"/>
         <w:color w:themeColor="background1" w:val="FFFFFF"/>
       </w:rPr>
       <w:tblPr/>
@@ -14170,6 +14773,7 @@
     </w:tblStylePr>
     <w:tblStylePr w:type="lastCol">
       <w:rPr>
+        <w:rFonts w:eastAsia="黑体"/>
         <w:color w:themeColor="background1" w:val="FFFFFF"/>
       </w:rPr>
       <w:tblPr/>
@@ -14199,11 +14803,13 @@
     </w:tblStylePr>
     <w:tblStylePr w:type="neCell">
       <w:rPr>
+        <w:rFonts w:eastAsia="黑体"/>
         <w:color w:themeColor="text1" w:val="000000"/>
       </w:rPr>
     </w:tblStylePr>
     <w:tblStylePr w:type="nwCell">
       <w:rPr>
+        <w:rFonts w:eastAsia="黑体"/>
         <w:color w:themeColor="text1" w:val="000000"/>
       </w:rPr>
     </w:tblStylePr>
@@ -14217,6 +14823,7 @@
       <w:spacing w:after="0" w:line="240" w:lineRule="auto"/>
     </w:pPr>
     <w:rPr>
+      <w:rFonts w:eastAsia="黑体"/>
       <w:color w:themeColor="text1" w:val="000000"/>
     </w:rPr>
     <w:tblPr>
@@ -14243,6 +14850,7 @@
     </w:tcPr>
     <w:tblStylePr w:type="firstRow">
       <w:rPr>
+        <w:rFonts w:eastAsia="黑体"/>
         <w:b/>
         <w:bCs/>
       </w:rPr>
@@ -14261,6 +14869,7 @@
     </w:tblStylePr>
     <w:tblStylePr w:type="lastRow">
       <w:rPr>
+        <w:rFonts w:eastAsia="黑体"/>
         <w:b/>
         <w:bCs/>
         <w:color w:themeColor="background1" w:val="FFFFFF"/>
@@ -14275,6 +14884,7 @@
     </w:tblStylePr>
     <w:tblStylePr w:type="firstCol">
       <w:rPr>
+        <w:rFonts w:eastAsia="黑体"/>
         <w:color w:themeColor="background1" w:val="FFFFFF"/>
       </w:rPr>
       <w:tblPr/>
@@ -14292,6 +14902,7 @@
     </w:tblStylePr>
     <w:tblStylePr w:type="lastCol">
       <w:rPr>
+        <w:rFonts w:eastAsia="黑体"/>
         <w:color w:themeColor="background1" w:val="FFFFFF"/>
       </w:rPr>
       <w:tblPr/>
@@ -14321,11 +14932,13 @@
     </w:tblStylePr>
     <w:tblStylePr w:type="neCell">
       <w:rPr>
+        <w:rFonts w:eastAsia="黑体"/>
         <w:color w:themeColor="text1" w:val="000000"/>
       </w:rPr>
     </w:tblStylePr>
     <w:tblStylePr w:type="nwCell">
       <w:rPr>
+        <w:rFonts w:eastAsia="黑体"/>
         <w:color w:themeColor="text1" w:val="000000"/>
       </w:rPr>
     </w:tblStylePr>
@@ -14339,6 +14952,7 @@
       <w:spacing w:after="0" w:line="240" w:lineRule="auto"/>
     </w:pPr>
     <w:rPr>
+      <w:rFonts w:eastAsia="黑体"/>
       <w:color w:themeColor="text1" w:val="000000"/>
     </w:rPr>
     <w:tblPr>
@@ -14365,6 +14979,7 @@
     </w:tcPr>
     <w:tblStylePr w:type="firstRow">
       <w:rPr>
+        <w:rFonts w:eastAsia="黑体"/>
         <w:b/>
         <w:bCs/>
       </w:rPr>
@@ -14383,6 +14998,7 @@
     </w:tblStylePr>
     <w:tblStylePr w:type="lastRow">
       <w:rPr>
+        <w:rFonts w:eastAsia="黑体"/>
         <w:b/>
         <w:bCs/>
         <w:color w:themeColor="background1" w:val="FFFFFF"/>
@@ -14397,6 +15013,7 @@
     </w:tblStylePr>
     <w:tblStylePr w:type="firstCol">
       <w:rPr>
+        <w:rFonts w:eastAsia="黑体"/>
         <w:color w:themeColor="background1" w:val="FFFFFF"/>
       </w:rPr>
       <w:tblPr/>
@@ -14414,6 +15031,7 @@
     </w:tblStylePr>
     <w:tblStylePr w:type="lastCol">
       <w:rPr>
+        <w:rFonts w:eastAsia="黑体"/>
         <w:color w:themeColor="background1" w:val="FFFFFF"/>
       </w:rPr>
       <w:tblPr/>
@@ -14443,11 +15061,13 @@
     </w:tblStylePr>
     <w:tblStylePr w:type="neCell">
       <w:rPr>
+        <w:rFonts w:eastAsia="黑体"/>
         <w:color w:themeColor="text1" w:val="000000"/>
       </w:rPr>
     </w:tblStylePr>
     <w:tblStylePr w:type="nwCell">
       <w:rPr>
+        <w:rFonts w:eastAsia="黑体"/>
         <w:color w:themeColor="text1" w:val="000000"/>
       </w:rPr>
     </w:tblStylePr>
@@ -14461,6 +15081,7 @@
       <w:spacing w:after="0" w:line="240" w:lineRule="auto"/>
     </w:pPr>
     <w:rPr>
+      <w:rFonts w:eastAsia="黑体"/>
       <w:color w:themeColor="text1" w:val="000000"/>
     </w:rPr>
     <w:tblPr>
@@ -14487,6 +15108,7 @@
     </w:tcPr>
     <w:tblStylePr w:type="firstRow">
       <w:rPr>
+        <w:rFonts w:eastAsia="黑体"/>
         <w:b/>
         <w:bCs/>
       </w:rPr>
@@ -14505,6 +15127,7 @@
     </w:tblStylePr>
     <w:tblStylePr w:type="lastRow">
       <w:rPr>
+        <w:rFonts w:eastAsia="黑体"/>
         <w:b/>
         <w:bCs/>
         <w:color w:themeColor="background1" w:val="FFFFFF"/>
@@ -14519,6 +15142,7 @@
     </w:tblStylePr>
     <w:tblStylePr w:type="firstCol">
       <w:rPr>
+        <w:rFonts w:eastAsia="黑体"/>
         <w:color w:themeColor="background1" w:val="FFFFFF"/>
       </w:rPr>
       <w:tblPr/>
@@ -14536,6 +15160,7 @@
     </w:tblStylePr>
     <w:tblStylePr w:type="lastCol">
       <w:rPr>
+        <w:rFonts w:eastAsia="黑体"/>
         <w:color w:themeColor="background1" w:val="FFFFFF"/>
       </w:rPr>
       <w:tblPr/>
@@ -14573,6 +15198,7 @@
       <w:spacing w:after="0" w:line="240" w:lineRule="auto"/>
     </w:pPr>
     <w:rPr>
+      <w:rFonts w:eastAsia="黑体"/>
       <w:color w:themeColor="text1" w:val="000000"/>
     </w:rPr>
     <w:tblPr>
@@ -14599,6 +15225,7 @@
     </w:tcPr>
     <w:tblStylePr w:type="firstRow">
       <w:rPr>
+        <w:rFonts w:eastAsia="黑体"/>
         <w:b/>
         <w:bCs/>
       </w:rPr>
@@ -14617,6 +15244,7 @@
     </w:tblStylePr>
     <w:tblStylePr w:type="lastRow">
       <w:rPr>
+        <w:rFonts w:eastAsia="黑体"/>
         <w:b/>
         <w:bCs/>
         <w:color w:themeColor="background1" w:val="FFFFFF"/>
@@ -14631,6 +15259,7 @@
     </w:tblStylePr>
     <w:tblStylePr w:type="firstCol">
       <w:rPr>
+        <w:rFonts w:eastAsia="黑体"/>
         <w:color w:themeColor="background1" w:val="FFFFFF"/>
       </w:rPr>
       <w:tblPr/>
@@ -14648,6 +15277,7 @@
     </w:tblStylePr>
     <w:tblStylePr w:type="lastCol">
       <w:rPr>
+        <w:rFonts w:eastAsia="黑体"/>
         <w:color w:themeColor="background1" w:val="FFFFFF"/>
       </w:rPr>
       <w:tblPr/>
@@ -14677,11 +15307,13 @@
     </w:tblStylePr>
     <w:tblStylePr w:type="neCell">
       <w:rPr>
+        <w:rFonts w:eastAsia="黑体"/>
         <w:color w:themeColor="text1" w:val="000000"/>
       </w:rPr>
     </w:tblStylePr>
     <w:tblStylePr w:type="nwCell">
       <w:rPr>
+        <w:rFonts w:eastAsia="黑体"/>
         <w:color w:themeColor="text1" w:val="000000"/>
       </w:rPr>
     </w:tblStylePr>
@@ -14695,6 +15327,7 @@
       <w:spacing w:after="0" w:line="240" w:lineRule="auto"/>
     </w:pPr>
     <w:rPr>
+      <w:rFonts w:eastAsia="黑体"/>
       <w:color w:themeColor="text1" w:val="000000"/>
     </w:rPr>
     <w:tblPr>
@@ -14721,6 +15354,7 @@
     </w:tcPr>
     <w:tblStylePr w:type="firstRow">
       <w:rPr>
+        <w:rFonts w:eastAsia="黑体"/>
         <w:b/>
         <w:bCs/>
       </w:rPr>
@@ -14739,6 +15373,7 @@
     </w:tblStylePr>
     <w:tblStylePr w:type="lastRow">
       <w:rPr>
+        <w:rFonts w:eastAsia="黑体"/>
         <w:b/>
         <w:bCs/>
         <w:color w:themeColor="background1" w:val="FFFFFF"/>
@@ -14753,6 +15388,7 @@
     </w:tblStylePr>
     <w:tblStylePr w:type="firstCol">
       <w:rPr>
+        <w:rFonts w:eastAsia="黑体"/>
         <w:color w:themeColor="background1" w:val="FFFFFF"/>
       </w:rPr>
       <w:tblPr/>
@@ -14770,6 +15406,7 @@
     </w:tblStylePr>
     <w:tblStylePr w:type="lastCol">
       <w:rPr>
+        <w:rFonts w:eastAsia="黑体"/>
         <w:color w:themeColor="background1" w:val="FFFFFF"/>
       </w:rPr>
       <w:tblPr/>
@@ -14799,11 +15436,13 @@
     </w:tblStylePr>
     <w:tblStylePr w:type="neCell">
       <w:rPr>
+        <w:rFonts w:eastAsia="黑体"/>
         <w:color w:themeColor="text1" w:val="000000"/>
       </w:rPr>
     </w:tblStylePr>
     <w:tblStylePr w:type="nwCell">
       <w:rPr>
+        <w:rFonts w:eastAsia="黑体"/>
         <w:color w:themeColor="text1" w:val="000000"/>
       </w:rPr>
     </w:tblStylePr>
@@ -14817,6 +15456,7 @@
       <w:spacing w:after="0" w:line="240" w:lineRule="auto"/>
     </w:pPr>
     <w:rPr>
+      <w:rFonts w:eastAsia="黑体"/>
       <w:color w:themeColor="text1" w:val="000000"/>
     </w:rPr>
     <w:tblPr>
@@ -14843,6 +15483,7 @@
     </w:tcPr>
     <w:tblStylePr w:type="firstRow">
       <w:rPr>
+        <w:rFonts w:eastAsia="黑体"/>
         <w:b/>
         <w:bCs/>
       </w:rPr>
@@ -14861,6 +15502,7 @@
     </w:tblStylePr>
     <w:tblStylePr w:type="lastRow">
       <w:rPr>
+        <w:rFonts w:eastAsia="黑体"/>
         <w:b/>
         <w:bCs/>
         <w:color w:themeColor="background1" w:val="FFFFFF"/>
@@ -14875,6 +15517,7 @@
     </w:tblStylePr>
     <w:tblStylePr w:type="firstCol">
       <w:rPr>
+        <w:rFonts w:eastAsia="黑体"/>
         <w:color w:themeColor="background1" w:val="FFFFFF"/>
       </w:rPr>
       <w:tblPr/>
@@ -14892,6 +15535,7 @@
     </w:tblStylePr>
     <w:tblStylePr w:type="lastCol">
       <w:rPr>
+        <w:rFonts w:eastAsia="黑体"/>
         <w:color w:themeColor="background1" w:val="FFFFFF"/>
       </w:rPr>
       <w:tblPr/>
@@ -14921,11 +15565,13 @@
     </w:tblStylePr>
     <w:tblStylePr w:type="neCell">
       <w:rPr>
+        <w:rFonts w:eastAsia="黑体"/>
         <w:color w:themeColor="text1" w:val="000000"/>
       </w:rPr>
     </w:tblStylePr>
     <w:tblStylePr w:type="nwCell">
       <w:rPr>
+        <w:rFonts w:eastAsia="黑体"/>
         <w:color w:themeColor="text1" w:val="000000"/>
       </w:rPr>
     </w:tblStylePr>
@@ -14939,6 +15585,7 @@
       <w:spacing w:after="0" w:line="240" w:lineRule="auto"/>
     </w:pPr>
     <w:rPr>
+      <w:rFonts w:eastAsia="黑体"/>
       <w:color w:themeColor="text1" w:val="000000"/>
     </w:rPr>
     <w:tblPr>
@@ -14957,6 +15604,7 @@
     </w:tcPr>
     <w:tblStylePr w:type="firstRow">
       <w:rPr>
+        <w:rFonts w:eastAsia="黑体"/>
         <w:b/>
         <w:bCs/>
         <w:color w:themeColor="background1" w:val="FFFFFF"/>
@@ -14971,6 +15619,7 @@
     </w:tblStylePr>
     <w:tblStylePr w:type="lastRow">
       <w:rPr>
+        <w:rFonts w:eastAsia="黑体"/>
         <w:b/>
         <w:bCs/>
         <w:color w:themeColor="accent2" w:themeShade="CC" w:val="9E3A38"/>
@@ -14985,12 +15634,14 @@
     </w:tblStylePr>
     <w:tblStylePr w:type="firstCol">
       <w:rPr>
+        <w:rFonts w:eastAsia="黑体"/>
         <w:b/>
         <w:bCs/>
       </w:rPr>
     </w:tblStylePr>
     <w:tblStylePr w:type="lastCol">
       <w:rPr>
+        <w:rFonts w:eastAsia="黑体"/>
         <w:b/>
         <w:bCs/>
       </w:rPr>
@@ -15025,6 +15676,7 @@
       <w:spacing w:after="0" w:line="240" w:lineRule="auto"/>
     </w:pPr>
     <w:rPr>
+      <w:rFonts w:eastAsia="黑体"/>
       <w:color w:themeColor="text1" w:val="000000"/>
     </w:rPr>
     <w:tblPr>
@@ -15043,6 +15695,7 @@
     </w:tcPr>
     <w:tblStylePr w:type="firstRow">
       <w:rPr>
+        <w:rFonts w:eastAsia="黑体"/>
         <w:b/>
         <w:bCs/>
         <w:color w:themeColor="background1" w:val="FFFFFF"/>
@@ -15057,6 +15710,7 @@
     </w:tblStylePr>
     <w:tblStylePr w:type="lastRow">
       <w:rPr>
+        <w:rFonts w:eastAsia="黑体"/>
         <w:b/>
         <w:bCs/>
         <w:color w:themeColor="accent2" w:themeShade="CC" w:val="9E3A38"/>
@@ -15071,12 +15725,14 @@
     </w:tblStylePr>
     <w:tblStylePr w:type="firstCol">
       <w:rPr>
+        <w:rFonts w:eastAsia="黑体"/>
         <w:b/>
         <w:bCs/>
       </w:rPr>
     </w:tblStylePr>
     <w:tblStylePr w:type="lastCol">
       <w:rPr>
+        <w:rFonts w:eastAsia="黑体"/>
         <w:b/>
         <w:bCs/>
       </w:rPr>
@@ -15111,6 +15767,7 @@
       <w:spacing w:after="0" w:line="240" w:lineRule="auto"/>
     </w:pPr>
     <w:rPr>
+      <w:rFonts w:eastAsia="黑体"/>
       <w:color w:themeColor="text1" w:val="000000"/>
     </w:rPr>
     <w:tblPr>
@@ -15129,6 +15786,7 @@
     </w:tcPr>
     <w:tblStylePr w:type="firstRow">
       <w:rPr>
+        <w:rFonts w:eastAsia="黑体"/>
         <w:b/>
         <w:bCs/>
         <w:color w:themeColor="background1" w:val="FFFFFF"/>
@@ -15143,6 +15801,7 @@
     </w:tblStylePr>
     <w:tblStylePr w:type="lastRow">
       <w:rPr>
+        <w:rFonts w:eastAsia="黑体"/>
         <w:b/>
         <w:bCs/>
         <w:color w:themeColor="accent2" w:themeShade="CC" w:val="9E3A38"/>
@@ -15157,12 +15816,14 @@
     </w:tblStylePr>
     <w:tblStylePr w:type="firstCol">
       <w:rPr>
+        <w:rFonts w:eastAsia="黑体"/>
         <w:b/>
         <w:bCs/>
       </w:rPr>
     </w:tblStylePr>
     <w:tblStylePr w:type="lastCol">
       <w:rPr>
+        <w:rFonts w:eastAsia="黑体"/>
         <w:b/>
         <w:bCs/>
       </w:rPr>
@@ -15197,6 +15858,7 @@
       <w:spacing w:after="0" w:line="240" w:lineRule="auto"/>
     </w:pPr>
     <w:rPr>
+      <w:rFonts w:eastAsia="黑体"/>
       <w:color w:themeColor="text1" w:val="000000"/>
     </w:rPr>
     <w:tblPr>
@@ -15215,6 +15877,7 @@
     </w:tcPr>
     <w:tblStylePr w:type="firstRow">
       <w:rPr>
+        <w:rFonts w:eastAsia="黑体"/>
         <w:b/>
         <w:bCs/>
         <w:color w:themeColor="background1" w:val="FFFFFF"/>
@@ -15229,6 +15892,7 @@
     </w:tblStylePr>
     <w:tblStylePr w:type="lastRow">
       <w:rPr>
+        <w:rFonts w:eastAsia="黑体"/>
         <w:b/>
         <w:bCs/>
         <w:color w:themeColor="accent4" w:themeShade="CC" w:val="664E82"/>
@@ -15243,12 +15907,14 @@
     </w:tblStylePr>
     <w:tblStylePr w:type="firstCol">
       <w:rPr>
+        <w:rFonts w:eastAsia="黑体"/>
         <w:b/>
         <w:bCs/>
       </w:rPr>
     </w:tblStylePr>
     <w:tblStylePr w:type="lastCol">
       <w:rPr>
+        <w:rFonts w:eastAsia="黑体"/>
         <w:b/>
         <w:bCs/>
       </w:rPr>
@@ -15283,6 +15949,7 @@
       <w:spacing w:after="0" w:line="240" w:lineRule="auto"/>
     </w:pPr>
     <w:rPr>
+      <w:rFonts w:eastAsia="黑体"/>
       <w:color w:themeColor="text1" w:val="000000"/>
     </w:rPr>
     <w:tblPr>
@@ -15301,6 +15968,7 @@
     </w:tcPr>
     <w:tblStylePr w:type="firstRow">
       <w:rPr>
+        <w:rFonts w:eastAsia="黑体"/>
         <w:b/>
         <w:bCs/>
         <w:color w:themeColor="background1" w:val="FFFFFF"/>
@@ -15315,6 +15983,7 @@
     </w:tblStylePr>
     <w:tblStylePr w:type="lastRow">
       <w:rPr>
+        <w:rFonts w:eastAsia="黑体"/>
         <w:b/>
         <w:bCs/>
         <w:color w:themeColor="accent3" w:themeShade="CC" w:val="7E9C40"/>
@@ -15329,12 +15998,14 @@
     </w:tblStylePr>
     <w:tblStylePr w:type="firstCol">
       <w:rPr>
+        <w:rFonts w:eastAsia="黑体"/>
         <w:b/>
         <w:bCs/>
       </w:rPr>
     </w:tblStylePr>
     <w:tblStylePr w:type="lastCol">
       <w:rPr>
+        <w:rFonts w:eastAsia="黑体"/>
         <w:b/>
         <w:bCs/>
       </w:rPr>
@@ -15369,6 +16040,7 @@
       <w:spacing w:after="0" w:line="240" w:lineRule="auto"/>
     </w:pPr>
     <w:rPr>
+      <w:rFonts w:eastAsia="黑体"/>
       <w:color w:themeColor="text1" w:val="000000"/>
     </w:rPr>
     <w:tblPr>
@@ -15387,6 +16059,7 @@
     </w:tcPr>
     <w:tblStylePr w:type="firstRow">
       <w:rPr>
+        <w:rFonts w:eastAsia="黑体"/>
         <w:b/>
         <w:bCs/>
         <w:color w:themeColor="background1" w:val="FFFFFF"/>
@@ -15401,6 +16074,7 @@
     </w:tblStylePr>
     <w:tblStylePr w:type="lastRow">
       <w:rPr>
+        <w:rFonts w:eastAsia="黑体"/>
         <w:b/>
         <w:bCs/>
         <w:color w:themeColor="accent6" w:themeShade="CC" w:val="F2730A"/>
@@ -15415,12 +16089,14 @@
     </w:tblStylePr>
     <w:tblStylePr w:type="firstCol">
       <w:rPr>
+        <w:rFonts w:eastAsia="黑体"/>
         <w:b/>
         <w:bCs/>
       </w:rPr>
     </w:tblStylePr>
     <w:tblStylePr w:type="lastCol">
       <w:rPr>
+        <w:rFonts w:eastAsia="黑体"/>
         <w:b/>
         <w:bCs/>
       </w:rPr>
@@ -15455,6 +16131,7 @@
       <w:spacing w:after="0" w:line="240" w:lineRule="auto"/>
     </w:pPr>
     <w:rPr>
+      <w:rFonts w:eastAsia="黑体"/>
       <w:color w:themeColor="text1" w:val="000000"/>
     </w:rPr>
     <w:tblPr>
@@ -15473,6 +16150,7 @@
     </w:tcPr>
     <w:tblStylePr w:type="firstRow">
       <w:rPr>
+        <w:rFonts w:eastAsia="黑体"/>
         <w:b/>
         <w:bCs/>
         <w:color w:themeColor="background1" w:val="FFFFFF"/>
@@ -15487,6 +16165,7 @@
     </w:tblStylePr>
     <w:tblStylePr w:type="lastRow">
       <w:rPr>
+        <w:rFonts w:eastAsia="黑体"/>
         <w:b/>
         <w:bCs/>
         <w:color w:themeColor="accent5" w:themeShade="CC" w:val="348DA5"/>
@@ -15501,12 +16180,14 @@
     </w:tblStylePr>
     <w:tblStylePr w:type="firstCol">
       <w:rPr>
+        <w:rFonts w:eastAsia="黑体"/>
         <w:b/>
         <w:bCs/>
       </w:rPr>
     </w:tblStylePr>
     <w:tblStylePr w:type="lastCol">
       <w:rPr>
+        <w:rFonts w:eastAsia="黑体"/>
         <w:b/>
         <w:bCs/>
       </w:rPr>
@@ -15541,6 +16222,7 @@
       <w:spacing w:after="0" w:line="240" w:lineRule="auto"/>
     </w:pPr>
     <w:rPr>
+      <w:rFonts w:eastAsia="黑体"/>
       <w:color w:themeColor="text1" w:val="000000"/>
     </w:rPr>
     <w:tblPr>
@@ -15562,6 +16244,7 @@
     </w:tcPr>
     <w:tblStylePr w:type="firstRow">
       <w:rPr>
+        <w:rFonts w:eastAsia="黑体"/>
         <w:b/>
         <w:bCs/>
       </w:rPr>
@@ -15572,6 +16255,7 @@
     </w:tblStylePr>
     <w:tblStylePr w:type="lastRow">
       <w:rPr>
+        <w:rFonts w:eastAsia="黑体"/>
         <w:b/>
         <w:bCs/>
         <w:color w:themeColor="text1" w:val="000000"/>
@@ -15583,6 +16267,7 @@
     </w:tblStylePr>
     <w:tblStylePr w:type="firstCol">
       <w:rPr>
+        <w:rFonts w:eastAsia="黑体"/>
         <w:color w:themeColor="background1" w:val="FFFFFF"/>
       </w:rPr>
       <w:tblPr/>
@@ -15592,6 +16277,7 @@
     </w:tblStylePr>
     <w:tblStylePr w:type="lastCol">
       <w:rPr>
+        <w:rFonts w:eastAsia="黑体"/>
         <w:color w:themeColor="background1" w:val="FFFFFF"/>
       </w:rPr>
       <w:tblPr/>
@@ -15621,6 +16307,7 @@
       <w:spacing w:after="0" w:line="240" w:lineRule="auto"/>
     </w:pPr>
     <w:rPr>
+      <w:rFonts w:eastAsia="黑体"/>
       <w:color w:themeColor="text1" w:val="000000"/>
     </w:rPr>
     <w:tblPr>
@@ -15642,6 +16329,7 @@
     </w:tcPr>
     <w:tblStylePr w:type="firstRow">
       <w:rPr>
+        <w:rFonts w:eastAsia="黑体"/>
         <w:b/>
         <w:bCs/>
       </w:rPr>
@@ -15652,6 +16340,7 @@
     </w:tblStylePr>
     <w:tblStylePr w:type="lastRow">
       <w:rPr>
+        <w:rFonts w:eastAsia="黑体"/>
         <w:b/>
         <w:bCs/>
         <w:color w:themeColor="text1" w:val="000000"/>
@@ -15663,6 +16352,7 @@
     </w:tblStylePr>
     <w:tblStylePr w:type="firstCol">
       <w:rPr>
+        <w:rFonts w:eastAsia="黑体"/>
         <w:color w:themeColor="background1" w:val="FFFFFF"/>
       </w:rPr>
       <w:tblPr/>
@@ -15672,6 +16362,7 @@
     </w:tblStylePr>
     <w:tblStylePr w:type="lastCol">
       <w:rPr>
+        <w:rFonts w:eastAsia="黑体"/>
         <w:color w:themeColor="background1" w:val="FFFFFF"/>
       </w:rPr>
       <w:tblPr/>
@@ -15701,6 +16392,7 @@
       <w:spacing w:after="0" w:line="240" w:lineRule="auto"/>
     </w:pPr>
     <w:rPr>
+      <w:rFonts w:eastAsia="黑体"/>
       <w:color w:themeColor="text1" w:val="000000"/>
     </w:rPr>
     <w:tblPr>
@@ -15722,6 +16414,7 @@
     </w:tcPr>
     <w:tblStylePr w:type="firstRow">
       <w:rPr>
+        <w:rFonts w:eastAsia="黑体"/>
         <w:b/>
         <w:bCs/>
       </w:rPr>
@@ -15732,6 +16425,7 @@
     </w:tblStylePr>
     <w:tblStylePr w:type="lastRow">
       <w:rPr>
+        <w:rFonts w:eastAsia="黑体"/>
         <w:b/>
         <w:bCs/>
         <w:color w:themeColor="text1" w:val="000000"/>
@@ -15743,6 +16437,7 @@
     </w:tblStylePr>
     <w:tblStylePr w:type="firstCol">
       <w:rPr>
+        <w:rFonts w:eastAsia="黑体"/>
         <w:color w:themeColor="background1" w:val="FFFFFF"/>
       </w:rPr>
       <w:tblPr/>
@@ -15752,6 +16447,7 @@
     </w:tblStylePr>
     <w:tblStylePr w:type="lastCol">
       <w:rPr>
+        <w:rFonts w:eastAsia="黑体"/>
         <w:color w:themeColor="background1" w:val="FFFFFF"/>
       </w:rPr>
       <w:tblPr/>
@@ -15781,6 +16477,7 @@
       <w:spacing w:after="0" w:line="240" w:lineRule="auto"/>
     </w:pPr>
     <w:rPr>
+      <w:rFonts w:eastAsia="黑体"/>
       <w:color w:themeColor="text1" w:val="000000"/>
     </w:rPr>
     <w:tblPr>
@@ -15802,6 +16499,7 @@
     </w:tcPr>
     <w:tblStylePr w:type="firstRow">
       <w:rPr>
+        <w:rFonts w:eastAsia="黑体"/>
         <w:b/>
         <w:bCs/>
       </w:rPr>
@@ -15812,6 +16510,7 @@
     </w:tblStylePr>
     <w:tblStylePr w:type="lastRow">
       <w:rPr>
+        <w:rFonts w:eastAsia="黑体"/>
         <w:b/>
         <w:bCs/>
         <w:color w:themeColor="text1" w:val="000000"/>
@@ -15823,6 +16522,7 @@
     </w:tblStylePr>
     <w:tblStylePr w:type="firstCol">
       <w:rPr>
+        <w:rFonts w:eastAsia="黑体"/>
         <w:color w:themeColor="background1" w:val="FFFFFF"/>
       </w:rPr>
       <w:tblPr/>
@@ -15832,6 +16532,7 @@
     </w:tblStylePr>
     <w:tblStylePr w:type="lastCol">
       <w:rPr>
+        <w:rFonts w:eastAsia="黑体"/>
         <w:color w:themeColor="background1" w:val="FFFFFF"/>
       </w:rPr>
       <w:tblPr/>
@@ -15861,6 +16562,7 @@
       <w:spacing w:after="0" w:line="240" w:lineRule="auto"/>
     </w:pPr>
     <w:rPr>
+      <w:rFonts w:eastAsia="黑体"/>
       <w:color w:themeColor="text1" w:val="000000"/>
     </w:rPr>
     <w:tblPr>
@@ -15882,6 +16584,7 @@
     </w:tcPr>
     <w:tblStylePr w:type="firstRow">
       <w:rPr>
+        <w:rFonts w:eastAsia="黑体"/>
         <w:b/>
         <w:bCs/>
       </w:rPr>
@@ -15892,6 +16595,7 @@
     </w:tblStylePr>
     <w:tblStylePr w:type="lastRow">
       <w:rPr>
+        <w:rFonts w:eastAsia="黑体"/>
         <w:b/>
         <w:bCs/>
         <w:color w:themeColor="text1" w:val="000000"/>
@@ -15903,6 +16607,7 @@
     </w:tblStylePr>
     <w:tblStylePr w:type="firstCol">
       <w:rPr>
+        <w:rFonts w:eastAsia="黑体"/>
         <w:color w:themeColor="background1" w:val="FFFFFF"/>
       </w:rPr>
       <w:tblPr/>
@@ -15912,6 +16617,7 @@
     </w:tblStylePr>
     <w:tblStylePr w:type="lastCol">
       <w:rPr>
+        <w:rFonts w:eastAsia="黑体"/>
         <w:color w:themeColor="background1" w:val="FFFFFF"/>
       </w:rPr>
       <w:tblPr/>
@@ -15941,6 +16647,7 @@
       <w:spacing w:after="0" w:line="240" w:lineRule="auto"/>
     </w:pPr>
     <w:rPr>
+      <w:rFonts w:eastAsia="黑体"/>
       <w:color w:themeColor="text1" w:val="000000"/>
     </w:rPr>
     <w:tblPr>
@@ -15962,6 +16669,7 @@
     </w:tcPr>
     <w:tblStylePr w:type="firstRow">
       <w:rPr>
+        <w:rFonts w:eastAsia="黑体"/>
         <w:b/>
         <w:bCs/>
       </w:rPr>
@@ -15972,6 +16680,7 @@
     </w:tblStylePr>
     <w:tblStylePr w:type="lastRow">
       <w:rPr>
+        <w:rFonts w:eastAsia="黑体"/>
         <w:b/>
         <w:bCs/>
         <w:color w:themeColor="text1" w:val="000000"/>
@@ -15983,6 +16692,7 @@
     </w:tblStylePr>
     <w:tblStylePr w:type="firstCol">
       <w:rPr>
+        <w:rFonts w:eastAsia="黑体"/>
         <w:color w:themeColor="background1" w:val="FFFFFF"/>
       </w:rPr>
       <w:tblPr/>
@@ -15992,6 +16702,7 @@
     </w:tblStylePr>
     <w:tblStylePr w:type="lastCol">
       <w:rPr>
+        <w:rFonts w:eastAsia="黑体"/>
         <w:color w:themeColor="background1" w:val="FFFFFF"/>
       </w:rPr>
       <w:tblPr/>
@@ -16021,6 +16732,7 @@
       <w:spacing w:after="0" w:line="240" w:lineRule="auto"/>
     </w:pPr>
     <w:rPr>
+      <w:rFonts w:eastAsia="黑体"/>
       <w:color w:themeColor="text1" w:val="000000"/>
     </w:rPr>
     <w:tblPr>
@@ -16042,6 +16754,7 @@
     </w:tcPr>
     <w:tblStylePr w:type="firstRow">
       <w:rPr>
+        <w:rFonts w:eastAsia="黑体"/>
         <w:b/>
         <w:bCs/>
       </w:rPr>
@@ -16052,6 +16765,7 @@
     </w:tblStylePr>
     <w:tblStylePr w:type="lastRow">
       <w:rPr>
+        <w:rFonts w:eastAsia="黑体"/>
         <w:b/>
         <w:bCs/>
         <w:color w:themeColor="text1" w:val="000000"/>
@@ -16063,6 +16777,7 @@
     </w:tblStylePr>
     <w:tblStylePr w:type="firstCol">
       <w:rPr>
+        <w:rFonts w:eastAsia="黑体"/>
         <w:color w:themeColor="background1" w:val="FFFFFF"/>
       </w:rPr>
       <w:tblPr/>
@@ -16072,6 +16787,7 @@
     </w:tblStylePr>
     <w:tblStylePr w:type="lastCol">
       <w:rPr>
+        <w:rFonts w:eastAsia="黑体"/>
         <w:color w:themeColor="background1" w:val="FFFFFF"/>
       </w:rPr>
       <w:tblPr/>
@@ -16104,6 +16820,7 @@
     <w:name w:val="KeywordTok"/>
     <w:basedOn w:val="VerbatimChar"/>
     <w:rPr>
+      <w:rFonts w:eastAsia="黑体"/>
       <w:b/>
       <w:color w:val="007020"/>
     </w:rPr>
@@ -16112,6 +16829,7 @@
     <w:name w:val="DataTypeTok"/>
     <w:basedOn w:val="VerbatimChar"/>
     <w:rPr>
+      <w:rFonts w:eastAsia="黑体"/>
       <w:color w:val="902000"/>
     </w:rPr>
   </w:style>
@@ -16119,6 +16837,7 @@
     <w:name w:val="DecValTok"/>
     <w:basedOn w:val="VerbatimChar"/>
     <w:rPr>
+      <w:rFonts w:eastAsia="黑体"/>
       <w:color w:val="40a070"/>
     </w:rPr>
   </w:style>
@@ -16126,6 +16845,7 @@
     <w:name w:val="BaseNTok"/>
     <w:basedOn w:val="VerbatimChar"/>
     <w:rPr>
+      <w:rFonts w:eastAsia="黑体"/>
       <w:color w:val="40a070"/>
     </w:rPr>
   </w:style>
@@ -16133,6 +16853,7 @@
     <w:name w:val="FloatTok"/>
     <w:basedOn w:val="VerbatimChar"/>
     <w:rPr>
+      <w:rFonts w:eastAsia="黑体"/>
       <w:color w:val="40a070"/>
     </w:rPr>
   </w:style>
@@ -16140,6 +16861,7 @@
     <w:name w:val="ConstantTok"/>
     <w:basedOn w:val="VerbatimChar"/>
     <w:rPr>
+      <w:rFonts w:eastAsia="黑体"/>
       <w:color w:val="880000"/>
     </w:rPr>
   </w:style>
@@ -16147,6 +16869,7 @@
     <w:name w:val="CharTok"/>
     <w:basedOn w:val="VerbatimChar"/>
     <w:rPr>
+      <w:rFonts w:eastAsia="黑体"/>
       <w:color w:val="4070a0"/>
     </w:rPr>
   </w:style>
@@ -16154,6 +16877,7 @@
     <w:name w:val="SpecialCharTok"/>
     <w:basedOn w:val="VerbatimChar"/>
     <w:rPr>
+      <w:rFonts w:eastAsia="黑体"/>
       <w:color w:val="4070a0"/>
     </w:rPr>
   </w:style>
@@ -16161,6 +16885,7 @@
     <w:name w:val="StringTok"/>
     <w:basedOn w:val="VerbatimChar"/>
     <w:rPr>
+      <w:rFonts w:eastAsia="黑体"/>
       <w:color w:val="4070a0"/>
     </w:rPr>
   </w:style>
@@ -16168,6 +16893,7 @@
     <w:name w:val="VerbatimStringTok"/>
     <w:basedOn w:val="VerbatimChar"/>
     <w:rPr>
+      <w:rFonts w:eastAsia="黑体"/>
       <w:color w:val="4070a0"/>
     </w:rPr>
   </w:style>
@@ -16175,6 +16901,7 @@
     <w:name w:val="SpecialStringTok"/>
     <w:basedOn w:val="VerbatimChar"/>
     <w:rPr>
+      <w:rFonts w:eastAsia="黑体"/>
       <w:color w:val="bb6688"/>
     </w:rPr>
   </w:style>
@@ -16182,6 +16909,7 @@
     <w:name w:val="ImportTok"/>
     <w:basedOn w:val="VerbatimChar"/>
     <w:rPr>
+      <w:rFonts w:eastAsia="黑体"/>
       <w:b/>
       <w:color w:val="008000"/>
     </w:rPr>
@@ -16190,6 +16918,7 @@
     <w:name w:val="CommentTok"/>
     <w:basedOn w:val="VerbatimChar"/>
     <w:rPr>
+      <w:rFonts w:eastAsia="黑体"/>
       <w:i/>
       <w:color w:val="60a0b0"/>
     </w:rPr>
@@ -16198,6 +16927,7 @@
     <w:name w:val="DocumentationTok"/>
     <w:basedOn w:val="VerbatimChar"/>
     <w:rPr>
+      <w:rFonts w:eastAsia="黑体"/>
       <w:i/>
       <w:color w:val="ba2121"/>
     </w:rPr>
@@ -16206,6 +16936,7 @@
     <w:name w:val="AnnotationTok"/>
     <w:basedOn w:val="VerbatimChar"/>
     <w:rPr>
+      <w:rFonts w:eastAsia="黑体"/>
       <w:b/>
       <w:i/>
       <w:color w:val="60a0b0"/>
@@ -16215,6 +16946,7 @@
     <w:name w:val="CommentVarTok"/>
     <w:basedOn w:val="VerbatimChar"/>
     <w:rPr>
+      <w:rFonts w:eastAsia="黑体"/>
       <w:b/>
       <w:i/>
       <w:color w:val="60a0b0"/>
@@ -16224,6 +16956,7 @@
     <w:name w:val="OtherTok"/>
     <w:basedOn w:val="VerbatimChar"/>
     <w:rPr>
+      <w:rFonts w:eastAsia="黑体"/>
       <w:color w:val="007020"/>
     </w:rPr>
   </w:style>
@@ -16231,6 +16964,7 @@
     <w:name w:val="FunctionTok"/>
     <w:basedOn w:val="VerbatimChar"/>
     <w:rPr>
+      <w:rFonts w:eastAsia="黑体"/>
       <w:color w:val="06287e"/>
     </w:rPr>
   </w:style>
@@ -16238,6 +16972,7 @@
     <w:name w:val="VariableTok"/>
     <w:basedOn w:val="VerbatimChar"/>
     <w:rPr>
+      <w:rFonts w:eastAsia="黑体"/>
       <w:color w:val="19177c"/>
     </w:rPr>
   </w:style>
@@ -16245,6 +16980,7 @@
     <w:name w:val="ControlFlowTok"/>
     <w:basedOn w:val="VerbatimChar"/>
     <w:rPr>
+      <w:rFonts w:eastAsia="黑体"/>
       <w:b/>
       <w:color w:val="007020"/>
     </w:rPr>
@@ -16253,6 +16989,7 @@
     <w:name w:val="OperatorTok"/>
     <w:basedOn w:val="VerbatimChar"/>
     <w:rPr>
+      <w:rFonts w:eastAsia="黑体"/>
       <w:color w:val="666666"/>
     </w:rPr>
   </w:style>
@@ -16260,18 +16997,22 @@
     <w:name w:val="BuiltInTok"/>
     <w:basedOn w:val="VerbatimChar"/>
     <w:rPr>
+      <w:rFonts w:eastAsia="黑体"/>
       <w:color w:val="008000"/>
     </w:rPr>
   </w:style>
   <w:style w:type="character" w:customStyle="1" w:styleId="ExtensionTok">
     <w:name w:val="ExtensionTok"/>
     <w:basedOn w:val="VerbatimChar"/>
-    <w:rPr/>
+    <w:rPr>
+      <w:rFonts w:eastAsia="黑体"/>
+    </w:rPr>
   </w:style>
   <w:style w:type="character" w:customStyle="1" w:styleId="PreprocessorTok">
     <w:name w:val="PreprocessorTok"/>
     <w:basedOn w:val="VerbatimChar"/>
     <w:rPr>
+      <w:rFonts w:eastAsia="黑体"/>
       <w:color w:val="bc7a00"/>
     </w:rPr>
   </w:style>
@@ -16279,18 +17020,22 @@
     <w:name w:val="AttributeTok"/>
     <w:basedOn w:val="VerbatimChar"/>
     <w:rPr>
+      <w:rFonts w:eastAsia="黑体"/>
       <w:color w:val="7d9029"/>
     </w:rPr>
   </w:style>
   <w:style w:type="character" w:customStyle="1" w:styleId="RegionMarkerTok">
     <w:name w:val="RegionMarkerTok"/>
     <w:basedOn w:val="VerbatimChar"/>
-    <w:rPr/>
+    <w:rPr>
+      <w:rFonts w:eastAsia="黑体"/>
+    </w:rPr>
   </w:style>
   <w:style w:type="character" w:customStyle="1" w:styleId="InformationTok">
     <w:name w:val="InformationTok"/>
     <w:basedOn w:val="VerbatimChar"/>
     <w:rPr>
+      <w:rFonts w:eastAsia="黑体"/>
       <w:b/>
       <w:i/>
       <w:color w:val="60a0b0"/>
@@ -16300,6 +17045,7 @@
     <w:name w:val="WarningTok"/>
     <w:basedOn w:val="VerbatimChar"/>
     <w:rPr>
+      <w:rFonts w:eastAsia="黑体"/>
       <w:b/>
       <w:i/>
       <w:color w:val="60a0b0"/>
@@ -16309,6 +17055,7 @@
     <w:name w:val="AlertTok"/>
     <w:basedOn w:val="VerbatimChar"/>
     <w:rPr>
+      <w:rFonts w:eastAsia="黑体"/>
       <w:b/>
       <w:color w:val="ff0000"/>
     </w:rPr>
@@ -16317,6 +17064,7 @@
     <w:name w:val="ErrorTok"/>
     <w:basedOn w:val="VerbatimChar"/>
     <w:rPr>
+      <w:rFonts w:eastAsia="黑体"/>
       <w:b/>
       <w:color w:val="ff0000"/>
     </w:rPr>
@@ -16324,7 +17072,9 @@
   <w:style w:type="character" w:customStyle="1" w:styleId="NormalTok">
     <w:name w:val="NormalTok"/>
     <w:basedOn w:val="VerbatimChar"/>
-    <w:rPr/>
+    <w:rPr>
+      <w:rFonts w:eastAsia="黑体"/>
+    </w:rPr>
   </w:style>
 </w:styles>
 </file>
@@ -16373,12 +17123,12 @@
     <a:fontScheme name="Office">
       <a:majorFont>
         <a:latin typeface="Calibri"/>
-        <a:ea typeface=""/>
+        <a:ea typeface="黑体"/>
         <a:cs typeface=""/>
         <a:font script="Jpan" typeface="ＭＳ ゴシック"/>
         <a:font script="Hang" typeface="맑은 고딕"/>
-        <a:font script="Hans" typeface="宋体"/>
-        <a:font script="Hant" typeface="新細明體"/>
+        <a:font script="Hans" typeface="黑体"/>
+        <a:font script="Hant" typeface="黑体"/>
         <a:font script="Arab" typeface="Times New Roman"/>
         <a:font script="Hebr" typeface="Times New Roman"/>
         <a:font script="Thai" typeface="Angsana New"/>
@@ -16408,12 +17158,12 @@
       </a:majorFont>
       <a:minorFont>
         <a:latin typeface="Cambria"/>
-        <a:ea typeface=""/>
+        <a:ea typeface="黑体"/>
         <a:cs typeface=""/>
         <a:font script="Jpan" typeface="ＭＳ 明朝"/>
         <a:font script="Hang" typeface="맑은 고딕"/>
-        <a:font script="Hans" typeface="宋体"/>
-        <a:font script="Hant" typeface="新細明體"/>
+        <a:font script="Hans" typeface="黑体"/>
+        <a:font script="Hant" typeface="黑体"/>
         <a:font script="Arab" typeface="Arial"/>
         <a:font script="Hebr" typeface="Arial"/>
         <a:font script="Thai" typeface="Cordia New"/>

--- a/01-电源电路/02-开关电源/全桥/移相全桥PSFB电路/移相全桥PSFB电路.docx
+++ b/01-电源电路/02-开关电源/全桥/移相全桥PSFB电路/移相全桥PSFB电路.docx
@@ -4052,7 +4052,7 @@
           <w:color w:val="555555"/>
           <w:sz w:val="21"/>
         </w:rPr>
-        <w:t>材料收集者：杜文杰，WX手机：19519196569，QQ:3478827729</w:t>
+        <w:t>材料收集者：杜文杰，微信/手机：19519196569，QQ:3478827729</w:t>
       </w:r>
     </w:p>
     <w:sectPr>
